--- a/Actividad_1_Lauro_Lopez.docx
+++ b/Actividad_1_Lauro_Lopez.docx
@@ -1075,7 +1075,7 @@
           <w:b/>
           <w:sz w:val="28"/>
         </w:rPr>
-        <w:t>____</w:t>
+        <w:t>1</w:t>
       </w:r>
     </w:p>
     <w:p>
@@ -1106,10 +1106,2565 @@
           <w:bCs/>
           <w:lang w:eastAsia="es-EC"/>
         </w:rPr>
-        <w:t>________</w:t>
-      </w:r>
-      <w:bookmarkStart w:id="0" w:name="_GoBack"/>
-      <w:bookmarkEnd w:id="0"/>
+        <w:t>1</w:t>
+      </w:r>
+    </w:p>
+    <w:p>
+      <w:pPr>
+        <w:pStyle w:val="NoSpacing"/>
+        <w:spacing w:line="360" w:lineRule="auto"/>
+        <w:jc w:val="both"/>
+        <w:rPr>
+          <w:rFonts w:ascii="Arial" w:hAnsi="Arial" w:cs="Arial"/>
+          <w:b/>
+          <w:bCs/>
+          <w:lang w:eastAsia="es-EC"/>
+        </w:rPr>
+      </w:pPr>
+      <w:r>
+        <w:rPr>
+          <w:rFonts w:ascii="Arial" w:hAnsi="Arial" w:cs="Arial"/>
+          <w:b/>
+          <w:bCs/>
+          <w:lang w:eastAsia="es-EC"/>
+        </w:rPr>
+        <w:t>Análisis del problema</w:t>
+      </w:r>
+    </w:p>
+    <w:p>
+      <w:pPr>
+        <w:pStyle w:val="NoSpacing"/>
+        <w:numPr>
+          <w:ilvl w:val="0"/>
+          <w:numId w:val="24"/>
+        </w:numPr>
+        <w:spacing w:line="360" w:lineRule="auto"/>
+        <w:jc w:val="both"/>
+        <w:rPr>
+          <w:rFonts w:ascii="Arial" w:hAnsi="Arial" w:cs="Arial"/>
+          <w:b/>
+          <w:bCs/>
+          <w:lang w:eastAsia="es-EC"/>
+        </w:rPr>
+      </w:pPr>
+      <w:r>
+        <w:rPr>
+          <w:rFonts w:ascii="Arial" w:hAnsi="Arial" w:cs="Arial"/>
+          <w:b/>
+          <w:bCs/>
+          <w:lang w:eastAsia="es-EC"/>
+        </w:rPr>
+        <w:t>Identificar los a</w:t>
+      </w:r>
+      <w:r>
+        <w:rPr>
+          <w:rFonts w:ascii="Arial" w:hAnsi="Arial" w:cs="Arial"/>
+          <w:b/>
+          <w:bCs/>
+          <w:lang w:eastAsia="es-EC"/>
+        </w:rPr>
+        <w:t>ctores</w:t>
+      </w:r>
+      <w:r>
+        <w:rPr>
+          <w:rFonts w:ascii="Arial" w:hAnsi="Arial" w:cs="Arial"/>
+          <w:b/>
+          <w:bCs/>
+          <w:lang w:eastAsia="es-EC"/>
+        </w:rPr>
+        <w:t xml:space="preserve"> principales</w:t>
+      </w:r>
+    </w:p>
+    <w:p>
+      <w:pPr>
+        <w:pStyle w:val="NoSpacing"/>
+        <w:numPr>
+          <w:ilvl w:val="0"/>
+          <w:numId w:val="25"/>
+        </w:numPr>
+        <w:spacing w:line="360" w:lineRule="auto"/>
+        <w:jc w:val="both"/>
+        <w:rPr>
+          <w:rFonts w:ascii="Arial" w:hAnsi="Arial" w:cs="Arial"/>
+          <w:bCs/>
+          <w:lang w:eastAsia="es-EC"/>
+        </w:rPr>
+      </w:pPr>
+      <w:r>
+        <w:rPr>
+          <w:rFonts w:ascii="Arial" w:hAnsi="Arial" w:cs="Arial"/>
+          <w:bCs/>
+          <w:lang w:eastAsia="es-EC"/>
+        </w:rPr>
+        <w:t>Usuario es la</w:t>
+      </w:r>
+      <w:r>
+        <w:rPr>
+          <w:rFonts w:ascii="Arial" w:hAnsi="Arial" w:cs="Arial"/>
+          <w:bCs/>
+          <w:lang w:eastAsia="es-EC"/>
+        </w:rPr>
+        <w:t xml:space="preserve"> </w:t>
+      </w:r>
+      <w:r>
+        <w:rPr>
+          <w:rFonts w:ascii="Arial" w:hAnsi="Arial" w:cs="Arial"/>
+          <w:bCs/>
+          <w:lang w:eastAsia="es-EC"/>
+        </w:rPr>
+        <w:t>p</w:t>
+      </w:r>
+      <w:r>
+        <w:rPr>
+          <w:rFonts w:ascii="Arial" w:hAnsi="Arial" w:cs="Arial"/>
+          <w:bCs/>
+          <w:lang w:eastAsia="es-EC"/>
+        </w:rPr>
+        <w:t xml:space="preserve">ersona que </w:t>
+      </w:r>
+      <w:r>
+        <w:rPr>
+          <w:rFonts w:ascii="Arial" w:hAnsi="Arial" w:cs="Arial"/>
+          <w:bCs/>
+          <w:lang w:eastAsia="es-EC"/>
+        </w:rPr>
+        <w:t>detecta</w:t>
+      </w:r>
+      <w:r>
+        <w:rPr>
+          <w:rFonts w:ascii="Arial" w:hAnsi="Arial" w:cs="Arial"/>
+          <w:bCs/>
+          <w:lang w:eastAsia="es-EC"/>
+        </w:rPr>
+        <w:t xml:space="preserve"> el problema técnico</w:t>
+      </w:r>
+      <w:r>
+        <w:rPr>
+          <w:rFonts w:ascii="Arial" w:hAnsi="Arial" w:cs="Arial"/>
+          <w:bCs/>
+          <w:lang w:eastAsia="es-EC"/>
+        </w:rPr>
+        <w:t>, reportando los incidentes, consultando</w:t>
+      </w:r>
+      <w:r>
+        <w:rPr>
+          <w:rFonts w:ascii="Arial" w:hAnsi="Arial" w:cs="Arial"/>
+          <w:bCs/>
+          <w:lang w:eastAsia="es-EC"/>
+        </w:rPr>
+        <w:t xml:space="preserve"> el estad</w:t>
+      </w:r>
+      <w:r>
+        <w:rPr>
+          <w:rFonts w:ascii="Arial" w:hAnsi="Arial" w:cs="Arial"/>
+          <w:bCs/>
+          <w:lang w:eastAsia="es-EC"/>
+        </w:rPr>
+        <w:t>o de sus solicitudes y confirmando</w:t>
+      </w:r>
+      <w:r>
+        <w:rPr>
+          <w:rFonts w:ascii="Arial" w:hAnsi="Arial" w:cs="Arial"/>
+          <w:bCs/>
+          <w:lang w:eastAsia="es-EC"/>
+        </w:rPr>
+        <w:t xml:space="preserve"> la solución.</w:t>
+      </w:r>
+    </w:p>
+    <w:p>
+      <w:pPr>
+        <w:pStyle w:val="NoSpacing"/>
+        <w:numPr>
+          <w:ilvl w:val="0"/>
+          <w:numId w:val="25"/>
+        </w:numPr>
+        <w:spacing w:line="360" w:lineRule="auto"/>
+        <w:jc w:val="both"/>
+        <w:rPr>
+          <w:rFonts w:ascii="Arial" w:hAnsi="Arial" w:cs="Arial"/>
+          <w:bCs/>
+          <w:lang w:eastAsia="es-EC"/>
+        </w:rPr>
+      </w:pPr>
+      <w:r>
+        <w:rPr>
+          <w:rFonts w:ascii="Arial" w:hAnsi="Arial" w:cs="Arial"/>
+          <w:bCs/>
+          <w:lang w:eastAsia="es-EC"/>
+        </w:rPr>
+        <w:t>Técnico TI es el especialista encargado de atender, diagnosticar y resolver los incidentes asignados. Modifica los estados del ticket atendido y registra la solución aplicada.</w:t>
+      </w:r>
+    </w:p>
+    <w:p>
+      <w:pPr>
+        <w:pStyle w:val="NoSpacing"/>
+        <w:numPr>
+          <w:ilvl w:val="0"/>
+          <w:numId w:val="25"/>
+        </w:numPr>
+        <w:spacing w:line="360" w:lineRule="auto"/>
+        <w:jc w:val="both"/>
+        <w:rPr>
+          <w:rFonts w:ascii="Arial" w:hAnsi="Arial" w:cs="Arial"/>
+          <w:bCs/>
+          <w:lang w:eastAsia="es-EC"/>
+        </w:rPr>
+      </w:pPr>
+      <w:r>
+        <w:rPr>
+          <w:rFonts w:ascii="Arial" w:hAnsi="Arial" w:cs="Arial"/>
+          <w:bCs/>
+          <w:lang w:eastAsia="es-EC"/>
+        </w:rPr>
+        <w:t>Administrador es la persona encargada de la gestión de la plataforma, supervisando todo el flujo de trabajo, clasificando los incidentes por su complejidad y asigna manualmente a los técnicos los tickets cuando el sistema no lo hace automáticamente.</w:t>
+      </w:r>
+    </w:p>
+    <w:p>
+      <w:pPr>
+        <w:pStyle w:val="NoSpacing"/>
+        <w:numPr>
+          <w:ilvl w:val="0"/>
+          <w:numId w:val="24"/>
+        </w:numPr>
+        <w:spacing w:line="360" w:lineRule="auto"/>
+        <w:jc w:val="both"/>
+        <w:rPr>
+          <w:rFonts w:ascii="Arial" w:hAnsi="Arial" w:cs="Arial"/>
+          <w:b/>
+          <w:bCs/>
+          <w:lang w:eastAsia="es-EC"/>
+        </w:rPr>
+      </w:pPr>
+      <w:r>
+        <w:rPr>
+          <w:rFonts w:ascii="Arial" w:hAnsi="Arial" w:cs="Arial"/>
+          <w:b/>
+          <w:bCs/>
+          <w:lang w:eastAsia="es-EC"/>
+        </w:rPr>
+        <w:t>Definir los requerimientos funcionales</w:t>
+      </w:r>
+    </w:p>
+    <w:p>
+      <w:pPr>
+        <w:pStyle w:val="NoSpacing"/>
+        <w:numPr>
+          <w:ilvl w:val="0"/>
+          <w:numId w:val="25"/>
+        </w:numPr>
+        <w:spacing w:line="360" w:lineRule="auto"/>
+        <w:jc w:val="both"/>
+        <w:rPr>
+          <w:rFonts w:ascii="Arial" w:hAnsi="Arial" w:cs="Arial"/>
+          <w:bCs/>
+          <w:lang w:eastAsia="es-EC"/>
+        </w:rPr>
+      </w:pPr>
+      <w:r>
+        <w:rPr>
+          <w:rFonts w:ascii="Arial" w:hAnsi="Arial" w:cs="Arial"/>
+          <w:bCs/>
+          <w:lang w:eastAsia="es-EC"/>
+        </w:rPr>
+        <w:t xml:space="preserve">Autenticación, </w:t>
+      </w:r>
+      <w:r>
+        <w:rPr>
+          <w:rFonts w:ascii="Arial" w:hAnsi="Arial" w:cs="Arial"/>
+          <w:bCs/>
+          <w:lang w:eastAsia="es-EC"/>
+        </w:rPr>
+        <w:t>e</w:t>
+      </w:r>
+      <w:r>
+        <w:rPr>
+          <w:rFonts w:ascii="Arial" w:hAnsi="Arial" w:cs="Arial"/>
+          <w:bCs/>
+          <w:lang w:eastAsia="es-EC"/>
+        </w:rPr>
+        <w:t xml:space="preserve">l sistema </w:t>
+      </w:r>
+      <w:r>
+        <w:rPr>
+          <w:rFonts w:ascii="Arial" w:hAnsi="Arial" w:cs="Arial"/>
+          <w:bCs/>
+          <w:lang w:eastAsia="es-EC"/>
+        </w:rPr>
+        <w:t xml:space="preserve">a desarrollar sólo </w:t>
+      </w:r>
+      <w:r>
+        <w:rPr>
+          <w:rFonts w:ascii="Arial" w:hAnsi="Arial" w:cs="Arial"/>
+          <w:bCs/>
+          <w:lang w:eastAsia="es-EC"/>
+        </w:rPr>
+        <w:t xml:space="preserve">debe permitir el inicio de sesión para los tres roles </w:t>
+      </w:r>
+      <w:r>
+        <w:rPr>
+          <w:rFonts w:ascii="Arial" w:hAnsi="Arial" w:cs="Arial"/>
+          <w:bCs/>
+          <w:lang w:eastAsia="es-EC"/>
+        </w:rPr>
+        <w:t>habilitados: Usuario, Técnico, Administrador</w:t>
+      </w:r>
+      <w:r>
+        <w:rPr>
+          <w:rFonts w:ascii="Arial" w:hAnsi="Arial" w:cs="Arial"/>
+          <w:bCs/>
+          <w:lang w:eastAsia="es-EC"/>
+        </w:rPr>
+        <w:t>.</w:t>
+      </w:r>
+    </w:p>
+    <w:p>
+      <w:pPr>
+        <w:pStyle w:val="NoSpacing"/>
+        <w:numPr>
+          <w:ilvl w:val="0"/>
+          <w:numId w:val="25"/>
+        </w:numPr>
+        <w:spacing w:line="360" w:lineRule="auto"/>
+        <w:jc w:val="both"/>
+        <w:rPr>
+          <w:rFonts w:ascii="Arial" w:hAnsi="Arial" w:cs="Arial"/>
+          <w:bCs/>
+          <w:lang w:eastAsia="es-EC"/>
+        </w:rPr>
+      </w:pPr>
+      <w:r>
+        <w:rPr>
+          <w:rFonts w:ascii="Arial" w:hAnsi="Arial" w:cs="Arial"/>
+          <w:bCs/>
+          <w:lang w:eastAsia="es-EC"/>
+        </w:rPr>
+        <w:t>Creación de Tickets</w:t>
+      </w:r>
+      <w:r>
+        <w:rPr>
+          <w:rFonts w:ascii="Arial" w:hAnsi="Arial" w:cs="Arial"/>
+          <w:bCs/>
+          <w:lang w:eastAsia="es-EC"/>
+        </w:rPr>
+        <w:t>, e</w:t>
+      </w:r>
+      <w:r>
+        <w:rPr>
+          <w:rFonts w:ascii="Arial" w:hAnsi="Arial" w:cs="Arial"/>
+          <w:bCs/>
+          <w:lang w:eastAsia="es-EC"/>
+        </w:rPr>
+        <w:t>l Usuario debe poder registrar un ticket especificando título, descripción y tipo de problema</w:t>
+      </w:r>
+      <w:r>
+        <w:rPr>
+          <w:rFonts w:ascii="Arial" w:hAnsi="Arial" w:cs="Arial"/>
+          <w:bCs/>
+          <w:lang w:eastAsia="es-EC"/>
+        </w:rPr>
+        <w:t xml:space="preserve">, como por ejemplo </w:t>
+      </w:r>
+      <w:r>
+        <w:rPr>
+          <w:rFonts w:ascii="Arial" w:hAnsi="Arial" w:cs="Arial"/>
+          <w:bCs/>
+          <w:lang w:eastAsia="es-EC"/>
+        </w:rPr>
+        <w:t xml:space="preserve">Soporte Técnico, Redes, </w:t>
+      </w:r>
+      <w:r>
+        <w:rPr>
+          <w:rFonts w:ascii="Arial" w:hAnsi="Arial" w:cs="Arial"/>
+          <w:bCs/>
+          <w:lang w:eastAsia="es-EC"/>
+        </w:rPr>
+        <w:t xml:space="preserve">Hardware, </w:t>
+      </w:r>
+      <w:r>
+        <w:rPr>
+          <w:rFonts w:ascii="Arial" w:hAnsi="Arial" w:cs="Arial"/>
+          <w:bCs/>
+          <w:lang w:eastAsia="es-EC"/>
+        </w:rPr>
+        <w:t xml:space="preserve">Software, </w:t>
+      </w:r>
+      <w:r>
+        <w:rPr>
+          <w:rFonts w:ascii="Arial" w:hAnsi="Arial" w:cs="Arial"/>
+          <w:bCs/>
+          <w:lang w:eastAsia="es-EC"/>
+        </w:rPr>
+        <w:t xml:space="preserve">Servicio de Impresión, </w:t>
+      </w:r>
+      <w:r>
+        <w:rPr>
+          <w:rFonts w:ascii="Arial" w:hAnsi="Arial" w:cs="Arial"/>
+          <w:bCs/>
+          <w:lang w:eastAsia="es-EC"/>
+        </w:rPr>
+        <w:t>etc</w:t>
+      </w:r>
+      <w:r>
+        <w:rPr>
+          <w:rFonts w:ascii="Arial" w:hAnsi="Arial" w:cs="Arial"/>
+          <w:bCs/>
+          <w:lang w:eastAsia="es-EC"/>
+        </w:rPr>
+        <w:t>.</w:t>
+      </w:r>
+    </w:p>
+    <w:p>
+      <w:pPr>
+        <w:pStyle w:val="NoSpacing"/>
+        <w:numPr>
+          <w:ilvl w:val="0"/>
+          <w:numId w:val="25"/>
+        </w:numPr>
+        <w:spacing w:line="360" w:lineRule="auto"/>
+        <w:jc w:val="both"/>
+        <w:rPr>
+          <w:rFonts w:ascii="Arial" w:hAnsi="Arial" w:cs="Arial"/>
+          <w:bCs/>
+          <w:lang w:eastAsia="es-EC"/>
+        </w:rPr>
+      </w:pPr>
+      <w:r>
+        <w:rPr>
+          <w:rFonts w:ascii="Arial" w:hAnsi="Arial" w:cs="Arial"/>
+          <w:bCs/>
+          <w:lang w:eastAsia="es-EC"/>
+        </w:rPr>
+        <w:t>Asignación de Tickets</w:t>
+      </w:r>
+      <w:r>
+        <w:rPr>
+          <w:rFonts w:ascii="Arial" w:hAnsi="Arial" w:cs="Arial"/>
+          <w:bCs/>
+          <w:lang w:eastAsia="es-EC"/>
+        </w:rPr>
+        <w:t>, para que e</w:t>
+      </w:r>
+      <w:r>
+        <w:rPr>
+          <w:rFonts w:ascii="Arial" w:hAnsi="Arial" w:cs="Arial"/>
+          <w:bCs/>
+          <w:lang w:eastAsia="es-EC"/>
+        </w:rPr>
+        <w:t xml:space="preserve">l Administrador </w:t>
+      </w:r>
+      <w:r>
+        <w:rPr>
+          <w:rFonts w:ascii="Arial" w:hAnsi="Arial" w:cs="Arial"/>
+          <w:bCs/>
+          <w:lang w:eastAsia="es-EC"/>
+        </w:rPr>
+        <w:t xml:space="preserve">pueda </w:t>
+      </w:r>
+      <w:r>
+        <w:rPr>
+          <w:rFonts w:ascii="Arial" w:hAnsi="Arial" w:cs="Arial"/>
+          <w:bCs/>
+          <w:lang w:eastAsia="es-EC"/>
+        </w:rPr>
+        <w:t>asignar un ticket específico a un Técnico disponible.</w:t>
+      </w:r>
+    </w:p>
+    <w:p>
+      <w:pPr>
+        <w:pStyle w:val="NoSpacing"/>
+        <w:numPr>
+          <w:ilvl w:val="0"/>
+          <w:numId w:val="25"/>
+        </w:numPr>
+        <w:spacing w:line="360" w:lineRule="auto"/>
+        <w:jc w:val="both"/>
+        <w:rPr>
+          <w:rFonts w:ascii="Arial" w:hAnsi="Arial" w:cs="Arial"/>
+          <w:bCs/>
+          <w:lang w:eastAsia="es-EC"/>
+        </w:rPr>
+      </w:pPr>
+      <w:r>
+        <w:rPr>
+          <w:rFonts w:ascii="Arial" w:hAnsi="Arial" w:cs="Arial"/>
+          <w:bCs/>
+          <w:lang w:eastAsia="es-EC"/>
+        </w:rPr>
+        <w:t>Gestión de Estados</w:t>
+      </w:r>
+      <w:r>
+        <w:rPr>
+          <w:rFonts w:ascii="Arial" w:hAnsi="Arial" w:cs="Arial"/>
+          <w:bCs/>
+          <w:lang w:eastAsia="es-EC"/>
+        </w:rPr>
+        <w:t>, e</w:t>
+      </w:r>
+      <w:r>
+        <w:rPr>
+          <w:rFonts w:ascii="Arial" w:hAnsi="Arial" w:cs="Arial"/>
+          <w:bCs/>
+          <w:lang w:eastAsia="es-EC"/>
+        </w:rPr>
+        <w:t xml:space="preserve">l Técnico debe poder actualizar el estado del ticket </w:t>
+      </w:r>
+      <w:r>
+        <w:rPr>
+          <w:rFonts w:ascii="Arial" w:hAnsi="Arial" w:cs="Arial"/>
+          <w:bCs/>
+          <w:lang w:eastAsia="es-EC"/>
+        </w:rPr>
+        <w:t>a abierto, en progreso, resuelto, cerrado y rechazado</w:t>
+      </w:r>
+      <w:r>
+        <w:rPr>
+          <w:rFonts w:ascii="Arial" w:hAnsi="Arial" w:cs="Arial"/>
+          <w:bCs/>
+          <w:lang w:eastAsia="es-EC"/>
+        </w:rPr>
+        <w:t>.</w:t>
+      </w:r>
+    </w:p>
+    <w:p>
+      <w:pPr>
+        <w:pStyle w:val="NoSpacing"/>
+        <w:numPr>
+          <w:ilvl w:val="0"/>
+          <w:numId w:val="24"/>
+        </w:numPr>
+        <w:spacing w:line="360" w:lineRule="auto"/>
+        <w:jc w:val="both"/>
+        <w:rPr>
+          <w:rFonts w:ascii="Arial" w:hAnsi="Arial" w:cs="Arial"/>
+          <w:b/>
+          <w:bCs/>
+          <w:lang w:eastAsia="es-EC"/>
+        </w:rPr>
+      </w:pPr>
+      <w:r>
+        <w:rPr>
+          <w:rFonts w:ascii="Arial" w:hAnsi="Arial" w:cs="Arial"/>
+          <w:b/>
+          <w:bCs/>
+          <w:lang w:eastAsia="es-EC"/>
+        </w:rPr>
+        <w:t xml:space="preserve">Definir los requerimientos </w:t>
+      </w:r>
+      <w:r>
+        <w:rPr>
+          <w:rFonts w:ascii="Arial" w:hAnsi="Arial" w:cs="Arial"/>
+          <w:b/>
+          <w:bCs/>
+          <w:lang w:eastAsia="es-EC"/>
+        </w:rPr>
+        <w:t xml:space="preserve">no </w:t>
+      </w:r>
+      <w:r>
+        <w:rPr>
+          <w:rFonts w:ascii="Arial" w:hAnsi="Arial" w:cs="Arial"/>
+          <w:b/>
+          <w:bCs/>
+          <w:lang w:eastAsia="es-EC"/>
+        </w:rPr>
+        <w:t>funcionales</w:t>
+      </w:r>
+    </w:p>
+    <w:p>
+      <w:pPr>
+        <w:pStyle w:val="NoSpacing"/>
+        <w:numPr>
+          <w:ilvl w:val="0"/>
+          <w:numId w:val="25"/>
+        </w:numPr>
+        <w:spacing w:line="360" w:lineRule="auto"/>
+        <w:jc w:val="both"/>
+        <w:rPr>
+          <w:rFonts w:ascii="Arial" w:hAnsi="Arial" w:cs="Arial"/>
+          <w:bCs/>
+          <w:lang w:eastAsia="es-EC"/>
+        </w:rPr>
+      </w:pPr>
+      <w:r>
+        <w:rPr>
+          <w:rFonts w:ascii="Arial" w:hAnsi="Arial" w:cs="Arial"/>
+          <w:bCs/>
+          <w:lang w:eastAsia="es-EC"/>
+        </w:rPr>
+        <w:t>Seguridad</w:t>
+      </w:r>
+      <w:r>
+        <w:rPr>
+          <w:rFonts w:ascii="Arial" w:hAnsi="Arial" w:cs="Arial"/>
+          <w:bCs/>
+          <w:lang w:eastAsia="es-EC"/>
+        </w:rPr>
+        <w:t>,</w:t>
+      </w:r>
+      <w:r>
+        <w:rPr>
+          <w:rFonts w:ascii="Arial" w:hAnsi="Arial" w:cs="Arial"/>
+          <w:bCs/>
+          <w:lang w:eastAsia="es-EC"/>
+        </w:rPr>
+        <w:t xml:space="preserve"> </w:t>
+      </w:r>
+      <w:r>
+        <w:rPr>
+          <w:rFonts w:ascii="Arial" w:hAnsi="Arial" w:cs="Arial"/>
+          <w:bCs/>
+          <w:lang w:eastAsia="es-EC"/>
+        </w:rPr>
+        <w:t xml:space="preserve">el </w:t>
+      </w:r>
+      <w:r>
+        <w:rPr>
+          <w:rFonts w:ascii="Arial" w:hAnsi="Arial" w:cs="Arial"/>
+          <w:bCs/>
+          <w:lang w:eastAsia="es-EC"/>
+        </w:rPr>
+        <w:t xml:space="preserve">control de </w:t>
+      </w:r>
+      <w:r>
+        <w:rPr>
+          <w:rFonts w:ascii="Arial" w:hAnsi="Arial" w:cs="Arial"/>
+          <w:bCs/>
+          <w:lang w:eastAsia="es-EC"/>
+        </w:rPr>
+        <w:t xml:space="preserve">las </w:t>
+      </w:r>
+      <w:r>
+        <w:rPr>
+          <w:rFonts w:ascii="Arial" w:hAnsi="Arial" w:cs="Arial"/>
+          <w:bCs/>
+          <w:lang w:eastAsia="es-EC"/>
+        </w:rPr>
+        <w:t>transacciones de los tickets debe centralizarse de forma segura en una única instancia.</w:t>
+      </w:r>
+    </w:p>
+    <w:p>
+      <w:pPr>
+        <w:pStyle w:val="NoSpacing"/>
+        <w:numPr>
+          <w:ilvl w:val="0"/>
+          <w:numId w:val="25"/>
+        </w:numPr>
+        <w:spacing w:line="360" w:lineRule="auto"/>
+        <w:jc w:val="both"/>
+        <w:rPr>
+          <w:rFonts w:ascii="Arial" w:hAnsi="Arial" w:cs="Arial"/>
+          <w:bCs/>
+          <w:lang w:eastAsia="es-EC"/>
+        </w:rPr>
+      </w:pPr>
+      <w:r>
+        <w:rPr>
+          <w:rFonts w:ascii="Arial" w:hAnsi="Arial" w:cs="Arial"/>
+          <w:bCs/>
+          <w:lang w:eastAsia="es-EC"/>
+        </w:rPr>
+        <w:t>Escalabilidad, l</w:t>
+      </w:r>
+      <w:r>
+        <w:rPr>
+          <w:rFonts w:ascii="Arial" w:hAnsi="Arial" w:cs="Arial"/>
+          <w:bCs/>
+          <w:lang w:eastAsia="es-EC"/>
+        </w:rPr>
+        <w:t xml:space="preserve">a arquitectura </w:t>
+      </w:r>
+      <w:r>
+        <w:rPr>
+          <w:rFonts w:ascii="Arial" w:hAnsi="Arial" w:cs="Arial"/>
+          <w:bCs/>
+          <w:lang w:eastAsia="es-EC"/>
+        </w:rPr>
+        <w:t xml:space="preserve">del sistema </w:t>
+      </w:r>
+      <w:r>
+        <w:rPr>
+          <w:rFonts w:ascii="Arial" w:hAnsi="Arial" w:cs="Arial"/>
+          <w:bCs/>
+          <w:lang w:eastAsia="es-EC"/>
+        </w:rPr>
+        <w:t>debe permitir agregar nuevos tipos de tickets</w:t>
+      </w:r>
+      <w:r>
+        <w:rPr>
+          <w:rFonts w:ascii="Arial" w:hAnsi="Arial" w:cs="Arial"/>
+          <w:bCs/>
+          <w:lang w:eastAsia="es-EC"/>
+        </w:rPr>
+        <w:t>, nuevas categorías y nuevos</w:t>
+      </w:r>
+      <w:r>
+        <w:rPr>
+          <w:rFonts w:ascii="Arial" w:hAnsi="Arial" w:cs="Arial"/>
+          <w:bCs/>
+          <w:lang w:eastAsia="es-EC"/>
+        </w:rPr>
+        <w:t xml:space="preserve"> canales de atención</w:t>
+      </w:r>
+      <w:r>
+        <w:rPr>
+          <w:rFonts w:ascii="Arial" w:hAnsi="Arial" w:cs="Arial"/>
+          <w:bCs/>
+          <w:lang w:eastAsia="es-EC"/>
+        </w:rPr>
+        <w:t>.</w:t>
+      </w:r>
+    </w:p>
+    <w:p>
+      <w:pPr>
+        <w:pStyle w:val="NoSpacing"/>
+        <w:numPr>
+          <w:ilvl w:val="0"/>
+          <w:numId w:val="25"/>
+        </w:numPr>
+        <w:spacing w:line="360" w:lineRule="auto"/>
+        <w:jc w:val="both"/>
+        <w:rPr>
+          <w:rFonts w:ascii="Arial" w:hAnsi="Arial" w:cs="Arial"/>
+          <w:bCs/>
+          <w:lang w:eastAsia="es-EC"/>
+        </w:rPr>
+      </w:pPr>
+      <w:r>
+        <w:rPr>
+          <w:rFonts w:ascii="Arial" w:hAnsi="Arial" w:cs="Arial"/>
+          <w:bCs/>
+          <w:lang w:eastAsia="es-EC"/>
+        </w:rPr>
+        <w:t>Rendimiento, e</w:t>
+      </w:r>
+      <w:r>
+        <w:rPr>
+          <w:rFonts w:ascii="Arial" w:hAnsi="Arial" w:cs="Arial"/>
+          <w:bCs/>
+          <w:lang w:eastAsia="es-EC"/>
+        </w:rPr>
+        <w:t xml:space="preserve">l envío de notificaciones internas no debe </w:t>
+      </w:r>
+      <w:r>
+        <w:rPr>
+          <w:rFonts w:ascii="Arial" w:hAnsi="Arial" w:cs="Arial"/>
+          <w:bCs/>
+          <w:lang w:eastAsia="es-EC"/>
+        </w:rPr>
+        <w:t>interrumpir el flujo d</w:t>
+      </w:r>
+      <w:r>
+        <w:rPr>
+          <w:rFonts w:ascii="Arial" w:hAnsi="Arial" w:cs="Arial"/>
+          <w:bCs/>
+          <w:lang w:eastAsia="es-EC"/>
+        </w:rPr>
+        <w:t>el hilo principal de la aplicación informática.</w:t>
+      </w:r>
+    </w:p>
+    <w:p>
+      <w:pPr>
+        <w:pStyle w:val="NoSpacing"/>
+        <w:numPr>
+          <w:ilvl w:val="0"/>
+          <w:numId w:val="25"/>
+        </w:numPr>
+        <w:spacing w:line="360" w:lineRule="auto"/>
+        <w:jc w:val="both"/>
+        <w:rPr>
+          <w:rFonts w:ascii="Arial" w:hAnsi="Arial" w:cs="Arial"/>
+          <w:bCs/>
+          <w:lang w:eastAsia="es-EC"/>
+        </w:rPr>
+      </w:pPr>
+      <w:r>
+        <w:rPr>
+          <w:rFonts w:ascii="Arial" w:hAnsi="Arial" w:cs="Arial"/>
+          <w:bCs/>
+          <w:lang w:eastAsia="es-EC"/>
+        </w:rPr>
+        <w:t>Mantenimiento, el sistema debe permitir señales de alerta para corregir fallos y actualización.</w:t>
+      </w:r>
+    </w:p>
+    <w:p>
+      <w:pPr>
+        <w:rPr>
+          <w:rFonts w:ascii="Arial" w:hAnsi="Arial" w:cs="Arial"/>
+          <w:b/>
+          <w:bCs/>
+          <w:lang w:eastAsia="es-EC"/>
+        </w:rPr>
+      </w:pPr>
+      <w:r>
+        <w:rPr>
+          <w:rFonts w:ascii="Arial" w:hAnsi="Arial" w:cs="Arial"/>
+          <w:b/>
+          <w:bCs/>
+          <w:lang w:eastAsia="es-EC"/>
+        </w:rPr>
+        <w:br w:type="page"/>
+      </w:r>
+    </w:p>
+    <w:p>
+      <w:pPr>
+        <w:pStyle w:val="NoSpacing"/>
+        <w:spacing w:line="360" w:lineRule="auto"/>
+        <w:jc w:val="both"/>
+        <w:rPr>
+          <w:rFonts w:ascii="Arial" w:hAnsi="Arial" w:cs="Arial"/>
+          <w:b/>
+          <w:bCs/>
+          <w:lang w:eastAsia="es-EC"/>
+        </w:rPr>
+      </w:pPr>
+      <w:r>
+        <w:rPr>
+          <w:rFonts w:ascii="Arial" w:hAnsi="Arial" w:cs="Arial"/>
+          <w:b/>
+          <w:bCs/>
+          <w:lang w:eastAsia="es-EC"/>
+        </w:rPr>
+        <w:lastRenderedPageBreak/>
+        <w:t>Diseño del sistema</w:t>
+      </w:r>
+    </w:p>
+    <w:p>
+      <w:pPr>
+        <w:pStyle w:val="NoSpacing"/>
+        <w:numPr>
+          <w:ilvl w:val="0"/>
+          <w:numId w:val="26"/>
+        </w:numPr>
+        <w:spacing w:line="360" w:lineRule="auto"/>
+        <w:jc w:val="both"/>
+        <w:rPr>
+          <w:rFonts w:ascii="Arial" w:hAnsi="Arial" w:cs="Arial"/>
+          <w:b/>
+          <w:bCs/>
+          <w:lang w:eastAsia="es-EC"/>
+        </w:rPr>
+      </w:pPr>
+      <w:r>
+        <w:rPr>
+          <w:rFonts w:ascii="Arial" w:hAnsi="Arial" w:cs="Arial"/>
+          <w:b/>
+          <w:bCs/>
+          <w:lang w:eastAsia="es-EC"/>
+        </w:rPr>
+        <w:t>Crear un repositorio público en GitHub</w:t>
+      </w:r>
+    </w:p>
+    <w:p>
+      <w:pPr>
+        <w:pStyle w:val="NoSpacing"/>
+        <w:spacing w:line="360" w:lineRule="auto"/>
+        <w:ind w:left="720"/>
+        <w:jc w:val="both"/>
+        <w:rPr>
+          <w:rFonts w:ascii="Arial" w:hAnsi="Arial" w:cs="Arial"/>
+          <w:bCs/>
+          <w:lang w:eastAsia="es-EC"/>
+        </w:rPr>
+      </w:pPr>
+      <w:r>
+        <w:rPr>
+          <w:rFonts w:ascii="Arial" w:hAnsi="Arial" w:cs="Arial"/>
+          <w:bCs/>
+          <w:lang w:eastAsia="es-EC"/>
+        </w:rPr>
+        <w:t>Se creó un repositorio público llamado DSI-</w:t>
+      </w:r>
+      <w:proofErr w:type="spellStart"/>
+      <w:r>
+        <w:rPr>
+          <w:rFonts w:ascii="Arial" w:hAnsi="Arial" w:cs="Arial"/>
+          <w:bCs/>
+          <w:lang w:eastAsia="es-EC"/>
+        </w:rPr>
+        <w:t>laurokarlos</w:t>
+      </w:r>
+      <w:proofErr w:type="spellEnd"/>
+      <w:r>
+        <w:rPr>
+          <w:rFonts w:ascii="Arial" w:hAnsi="Arial" w:cs="Arial"/>
+          <w:bCs/>
+          <w:lang w:eastAsia="es-EC"/>
+        </w:rPr>
+        <w:t xml:space="preserve"> mediante el usuario llopez9047 usando el correo institucional.</w:t>
+      </w:r>
+      <w:r>
+        <w:rPr>
+          <w:rFonts w:ascii="Arial" w:hAnsi="Arial" w:cs="Arial"/>
+          <w:bCs/>
+          <w:lang w:eastAsia="es-EC"/>
+        </w:rPr>
+        <w:t xml:space="preserve"> El link para acceder al repositorio es el siguiente:</w:t>
+      </w:r>
+    </w:p>
+    <w:p>
+      <w:pPr>
+        <w:pStyle w:val="NoSpacing"/>
+        <w:spacing w:line="360" w:lineRule="auto"/>
+        <w:ind w:left="720"/>
+        <w:jc w:val="both"/>
+        <w:rPr>
+          <w:rFonts w:ascii="Arial" w:hAnsi="Arial" w:cs="Arial"/>
+          <w:bCs/>
+          <w:lang w:eastAsia="es-EC"/>
+        </w:rPr>
+      </w:pPr>
+      <w:hyperlink r:id="rId14" w:history="1">
+        <w:r>
+          <w:rPr>
+            <w:rStyle w:val="Hyperlink"/>
+            <w:rFonts w:ascii="Arial" w:hAnsi="Arial" w:cs="Arial"/>
+            <w:bCs/>
+            <w:lang w:eastAsia="es-EC"/>
+          </w:rPr>
+          <w:t>https://github.com/llopez9047/DSI-laurokarlos</w:t>
+        </w:r>
+      </w:hyperlink>
+      <w:r>
+        <w:rPr>
+          <w:rFonts w:ascii="Arial" w:hAnsi="Arial" w:cs="Arial"/>
+          <w:bCs/>
+          <w:lang w:eastAsia="es-EC"/>
+        </w:rPr>
+        <w:t xml:space="preserve"> </w:t>
+      </w:r>
+    </w:p>
+    <w:p>
+      <w:pPr>
+        <w:pStyle w:val="NoSpacing"/>
+        <w:numPr>
+          <w:ilvl w:val="0"/>
+          <w:numId w:val="26"/>
+        </w:numPr>
+        <w:spacing w:line="360" w:lineRule="auto"/>
+        <w:jc w:val="both"/>
+        <w:rPr>
+          <w:rFonts w:ascii="Arial" w:hAnsi="Arial" w:cs="Arial"/>
+          <w:b/>
+          <w:bCs/>
+          <w:lang w:eastAsia="es-EC"/>
+        </w:rPr>
+      </w:pPr>
+      <w:r>
+        <w:rPr>
+          <w:rFonts w:ascii="Arial" w:hAnsi="Arial" w:cs="Arial"/>
+          <w:b/>
+          <w:bCs/>
+          <w:lang w:eastAsia="es-EC"/>
+        </w:rPr>
+        <w:t>Crear un diagrama de casos</w:t>
+      </w:r>
+    </w:p>
+    <w:p>
+      <w:pPr>
+        <w:pStyle w:val="NoSpacing"/>
+        <w:spacing w:line="360" w:lineRule="auto"/>
+        <w:ind w:left="720"/>
+        <w:jc w:val="both"/>
+        <w:rPr>
+          <w:rFonts w:ascii="Arial" w:hAnsi="Arial" w:cs="Arial"/>
+          <w:bCs/>
+          <w:lang w:eastAsia="es-EC"/>
+        </w:rPr>
+      </w:pPr>
+      <w:r>
+        <w:rPr>
+          <w:rFonts w:ascii="Arial" w:hAnsi="Arial" w:cs="Arial"/>
+          <w:bCs/>
+          <w:noProof/>
+          <w:lang w:eastAsia="es-EC"/>
+        </w:rPr>
+        <w:drawing>
+          <wp:inline distT="0" distB="0" distL="0" distR="0" wp14:anchorId="3D4D4A67" wp14:editId="1602BD25">
+            <wp:extent cx="5040000" cy="1515600"/>
+            <wp:effectExtent l="0" t="0" r="0" b="8890"/>
+            <wp:docPr id="2" name="Picture 2"/>
+            <wp:cNvGraphicFramePr>
+              <a:graphicFrameLocks xmlns:a="http://schemas.openxmlformats.org/drawingml/2006/main" noChangeAspect="1"/>
+            </wp:cNvGraphicFramePr>
+            <a:graphic xmlns:a="http://schemas.openxmlformats.org/drawingml/2006/main">
+              <a:graphicData uri="http://schemas.openxmlformats.org/drawingml/2006/picture">
+                <pic:pic xmlns:pic="http://schemas.openxmlformats.org/drawingml/2006/picture">
+                  <pic:nvPicPr>
+                    <pic:cNvPr id="2" name="Diagrama de Casos de Uso.drawio.png"/>
+                    <pic:cNvPicPr/>
+                  </pic:nvPicPr>
+                  <pic:blipFill>
+                    <a:blip r:embed="rId15">
+                      <a:extLst>
+                        <a:ext uri="{28A0092B-C50C-407E-A947-70E740481C1C}">
+                          <a14:useLocalDpi xmlns:a14="http://schemas.microsoft.com/office/drawing/2010/main" val="0"/>
+                        </a:ext>
+                      </a:extLst>
+                    </a:blip>
+                    <a:stretch>
+                      <a:fillRect/>
+                    </a:stretch>
+                  </pic:blipFill>
+                  <pic:spPr>
+                    <a:xfrm>
+                      <a:off x="0" y="0"/>
+                      <a:ext cx="5040000" cy="1515600"/>
+                    </a:xfrm>
+                    <a:prstGeom prst="rect">
+                      <a:avLst/>
+                    </a:prstGeom>
+                  </pic:spPr>
+                </pic:pic>
+              </a:graphicData>
+            </a:graphic>
+          </wp:inline>
+        </w:drawing>
+      </w:r>
+    </w:p>
+    <w:p>
+      <w:pPr>
+        <w:pStyle w:val="NoSpacing"/>
+        <w:spacing w:line="360" w:lineRule="auto"/>
+        <w:ind w:left="720"/>
+        <w:jc w:val="both"/>
+        <w:rPr>
+          <w:rFonts w:ascii="Arial" w:hAnsi="Arial" w:cs="Arial"/>
+          <w:bCs/>
+          <w:lang w:eastAsia="es-EC"/>
+        </w:rPr>
+      </w:pPr>
+    </w:p>
+    <w:p>
+      <w:pPr>
+        <w:pStyle w:val="NoSpacing"/>
+        <w:spacing w:line="360" w:lineRule="auto"/>
+        <w:ind w:left="720"/>
+        <w:jc w:val="both"/>
+        <w:rPr>
+          <w:rFonts w:ascii="Arial" w:hAnsi="Arial" w:cs="Arial"/>
+          <w:bCs/>
+          <w:lang w:eastAsia="es-EC"/>
+        </w:rPr>
+      </w:pPr>
+      <w:r>
+        <w:rPr>
+          <w:rFonts w:ascii="Arial" w:hAnsi="Arial" w:cs="Arial"/>
+          <w:bCs/>
+          <w:lang w:eastAsia="es-EC"/>
+        </w:rPr>
+        <w:t>Este diagrama modela el comportami</w:t>
+      </w:r>
+      <w:r>
+        <w:rPr>
+          <w:rFonts w:ascii="Arial" w:hAnsi="Arial" w:cs="Arial"/>
+          <w:bCs/>
+          <w:lang w:eastAsia="es-EC"/>
+        </w:rPr>
+        <w:t>ento del sistema según el actor, el u</w:t>
+      </w:r>
+      <w:r>
+        <w:rPr>
+          <w:rFonts w:ascii="Arial" w:hAnsi="Arial" w:cs="Arial"/>
+          <w:bCs/>
+          <w:lang w:eastAsia="es-EC"/>
+        </w:rPr>
+        <w:t xml:space="preserve">suario </w:t>
+      </w:r>
+      <w:r>
+        <w:rPr>
+          <w:rFonts w:ascii="Arial" w:hAnsi="Arial" w:cs="Arial"/>
+          <w:bCs/>
+          <w:lang w:eastAsia="es-EC"/>
+        </w:rPr>
+        <w:t>puede</w:t>
+      </w:r>
+      <w:r>
+        <w:rPr>
+          <w:rFonts w:ascii="Arial" w:hAnsi="Arial" w:cs="Arial"/>
+          <w:bCs/>
+          <w:lang w:eastAsia="es-EC"/>
+        </w:rPr>
+        <w:t xml:space="preserve"> "Crear Ticket" y "Consultar </w:t>
+      </w:r>
+      <w:r>
+        <w:rPr>
+          <w:rFonts w:ascii="Arial" w:hAnsi="Arial" w:cs="Arial"/>
+          <w:bCs/>
+          <w:lang w:eastAsia="es-EC"/>
+        </w:rPr>
+        <w:t xml:space="preserve">Ticket", el </w:t>
+      </w:r>
+      <w:r>
+        <w:rPr>
+          <w:rFonts w:ascii="Arial" w:hAnsi="Arial" w:cs="Arial"/>
+          <w:bCs/>
+          <w:lang w:eastAsia="es-EC"/>
+        </w:rPr>
+        <w:t>Administrador</w:t>
+      </w:r>
+      <w:r>
+        <w:rPr>
+          <w:rFonts w:ascii="Arial" w:hAnsi="Arial" w:cs="Arial"/>
+          <w:bCs/>
+          <w:lang w:eastAsia="es-EC"/>
+        </w:rPr>
+        <w:t xml:space="preserve"> puede </w:t>
+      </w:r>
+      <w:r>
+        <w:rPr>
+          <w:rFonts w:ascii="Arial" w:hAnsi="Arial" w:cs="Arial"/>
+          <w:bCs/>
+          <w:lang w:eastAsia="es-EC"/>
+        </w:rPr>
+        <w:t xml:space="preserve">"Asignar </w:t>
+      </w:r>
+      <w:r>
+        <w:rPr>
+          <w:rFonts w:ascii="Arial" w:hAnsi="Arial" w:cs="Arial"/>
+          <w:bCs/>
+          <w:lang w:eastAsia="es-EC"/>
+        </w:rPr>
+        <w:t xml:space="preserve">Técnico" y "Gestionar Usuarios", por último, el </w:t>
+      </w:r>
+      <w:r>
+        <w:rPr>
+          <w:rFonts w:ascii="Arial" w:hAnsi="Arial" w:cs="Arial"/>
+          <w:bCs/>
+          <w:lang w:eastAsia="es-EC"/>
+        </w:rPr>
+        <w:t>Técnico</w:t>
+      </w:r>
+      <w:r>
+        <w:rPr>
+          <w:rFonts w:ascii="Arial" w:hAnsi="Arial" w:cs="Arial"/>
+          <w:bCs/>
+          <w:lang w:eastAsia="es-EC"/>
+        </w:rPr>
+        <w:t xml:space="preserve"> puede</w:t>
+      </w:r>
+      <w:r>
+        <w:rPr>
+          <w:rFonts w:ascii="Arial" w:hAnsi="Arial" w:cs="Arial"/>
+          <w:bCs/>
+          <w:lang w:eastAsia="es-EC"/>
+        </w:rPr>
+        <w:t xml:space="preserve"> "Resolver Ticket" y "Actualizar Ticket".</w:t>
+      </w:r>
+    </w:p>
+    <w:p>
+      <w:pPr>
+        <w:pStyle w:val="NoSpacing"/>
+        <w:numPr>
+          <w:ilvl w:val="0"/>
+          <w:numId w:val="26"/>
+        </w:numPr>
+        <w:spacing w:line="360" w:lineRule="auto"/>
+        <w:jc w:val="both"/>
+        <w:rPr>
+          <w:rFonts w:ascii="Arial" w:hAnsi="Arial" w:cs="Arial"/>
+          <w:b/>
+          <w:bCs/>
+          <w:lang w:eastAsia="es-EC"/>
+        </w:rPr>
+      </w:pPr>
+      <w:r>
+        <w:rPr>
+          <w:rFonts w:ascii="Arial" w:hAnsi="Arial" w:cs="Arial"/>
+          <w:b/>
+          <w:bCs/>
+          <w:lang w:eastAsia="es-EC"/>
+        </w:rPr>
+        <w:t>D</w:t>
+      </w:r>
+      <w:r>
+        <w:rPr>
+          <w:rFonts w:ascii="Arial" w:hAnsi="Arial" w:cs="Arial"/>
+          <w:b/>
+          <w:bCs/>
+          <w:lang w:eastAsia="es-EC"/>
+        </w:rPr>
+        <w:t>iagrama</w:t>
+      </w:r>
+      <w:r>
+        <w:rPr>
+          <w:rFonts w:ascii="Arial" w:hAnsi="Arial" w:cs="Arial"/>
+          <w:b/>
+          <w:bCs/>
+          <w:lang w:eastAsia="es-EC"/>
+        </w:rPr>
+        <w:t>s</w:t>
+      </w:r>
+      <w:r>
+        <w:rPr>
+          <w:rFonts w:ascii="Arial" w:hAnsi="Arial" w:cs="Arial"/>
+          <w:b/>
+          <w:bCs/>
+          <w:lang w:eastAsia="es-EC"/>
+        </w:rPr>
+        <w:t xml:space="preserve"> de clases </w:t>
+      </w:r>
+      <w:r>
+        <w:rPr>
+          <w:rFonts w:ascii="Arial" w:hAnsi="Arial" w:cs="Arial"/>
+          <w:b/>
+          <w:bCs/>
+          <w:lang w:eastAsia="es-EC"/>
+        </w:rPr>
+        <w:t>UML y arquitectura del sistema</w:t>
+      </w:r>
+    </w:p>
+    <w:p>
+      <w:pPr>
+        <w:pStyle w:val="NoSpacing"/>
+        <w:spacing w:line="360" w:lineRule="auto"/>
+        <w:ind w:left="720"/>
+        <w:jc w:val="center"/>
+        <w:rPr>
+          <w:rFonts w:ascii="Arial" w:hAnsi="Arial" w:cs="Arial"/>
+          <w:b/>
+          <w:bCs/>
+          <w:lang w:eastAsia="es-EC"/>
+        </w:rPr>
+      </w:pPr>
+      <w:r>
+        <w:rPr>
+          <w:rFonts w:ascii="Arial" w:hAnsi="Arial" w:cs="Arial"/>
+          <w:b/>
+          <w:bCs/>
+          <w:noProof/>
+          <w:lang w:eastAsia="es-EC"/>
+        </w:rPr>
+        <w:drawing>
+          <wp:inline distT="0" distB="0" distL="0" distR="0" wp14:anchorId="60448FDF" wp14:editId="0985A60B">
+            <wp:extent cx="3037840" cy="3406140"/>
+            <wp:effectExtent l="0" t="0" r="0" b="3810"/>
+            <wp:docPr id="3" name="Picture 3"/>
+            <wp:cNvGraphicFramePr>
+              <a:graphicFrameLocks xmlns:a="http://schemas.openxmlformats.org/drawingml/2006/main" noChangeAspect="1"/>
+            </wp:cNvGraphicFramePr>
+            <a:graphic xmlns:a="http://schemas.openxmlformats.org/drawingml/2006/main">
+              <a:graphicData uri="http://schemas.openxmlformats.org/drawingml/2006/picture">
+                <pic:pic xmlns:pic="http://schemas.openxmlformats.org/drawingml/2006/picture">
+                  <pic:nvPicPr>
+                    <pic:cNvPr id="3" name="Diagrama de clases.drawio(1).png"/>
+                    <pic:cNvPicPr/>
+                  </pic:nvPicPr>
+                  <pic:blipFill>
+                    <a:blip r:embed="rId16">
+                      <a:extLst>
+                        <a:ext uri="{28A0092B-C50C-407E-A947-70E740481C1C}">
+                          <a14:useLocalDpi xmlns:a14="http://schemas.microsoft.com/office/drawing/2010/main" val="0"/>
+                        </a:ext>
+                      </a:extLst>
+                    </a:blip>
+                    <a:stretch>
+                      <a:fillRect/>
+                    </a:stretch>
+                  </pic:blipFill>
+                  <pic:spPr>
+                    <a:xfrm>
+                      <a:off x="0" y="0"/>
+                      <a:ext cx="3067987" cy="3439942"/>
+                    </a:xfrm>
+                    <a:prstGeom prst="rect">
+                      <a:avLst/>
+                    </a:prstGeom>
+                  </pic:spPr>
+                </pic:pic>
+              </a:graphicData>
+            </a:graphic>
+          </wp:inline>
+        </w:drawing>
+      </w:r>
+    </w:p>
+    <w:p>
+      <w:pPr>
+        <w:pStyle w:val="NoSpacing"/>
+        <w:spacing w:line="360" w:lineRule="auto"/>
+        <w:ind w:left="720"/>
+        <w:jc w:val="both"/>
+        <w:rPr>
+          <w:rFonts w:ascii="Arial" w:hAnsi="Arial" w:cs="Arial"/>
+          <w:bCs/>
+          <w:lang w:eastAsia="es-EC"/>
+        </w:rPr>
+      </w:pPr>
+      <w:r>
+        <w:rPr>
+          <w:rFonts w:ascii="Arial" w:hAnsi="Arial" w:cs="Arial"/>
+          <w:bCs/>
+          <w:lang w:eastAsia="es-EC"/>
+        </w:rPr>
+        <w:t xml:space="preserve">Este diagrama muestra la estructura y los patrones </w:t>
+      </w:r>
+      <w:r>
+        <w:rPr>
+          <w:rFonts w:ascii="Arial" w:hAnsi="Arial" w:cs="Arial"/>
+          <w:bCs/>
+          <w:lang w:eastAsia="es-EC"/>
+        </w:rPr>
+        <w:t>de diseño (</w:t>
+      </w:r>
+      <w:proofErr w:type="spellStart"/>
+      <w:r>
+        <w:rPr>
+          <w:rFonts w:ascii="Arial" w:hAnsi="Arial" w:cs="Arial"/>
+          <w:bCs/>
+          <w:lang w:eastAsia="es-EC"/>
+        </w:rPr>
+        <w:t>Singleton</w:t>
+      </w:r>
+      <w:proofErr w:type="spellEnd"/>
+      <w:r>
+        <w:rPr>
+          <w:rFonts w:ascii="Arial" w:hAnsi="Arial" w:cs="Arial"/>
+          <w:bCs/>
+          <w:lang w:eastAsia="es-EC"/>
+        </w:rPr>
+        <w:t xml:space="preserve">, Factory </w:t>
+      </w:r>
+      <w:proofErr w:type="spellStart"/>
+      <w:r>
+        <w:rPr>
+          <w:rFonts w:ascii="Arial" w:hAnsi="Arial" w:cs="Arial"/>
+          <w:bCs/>
+          <w:lang w:eastAsia="es-EC"/>
+        </w:rPr>
+        <w:t>Method</w:t>
+      </w:r>
+      <w:proofErr w:type="spellEnd"/>
+      <w:r>
+        <w:rPr>
+          <w:rFonts w:ascii="Arial" w:hAnsi="Arial" w:cs="Arial"/>
+          <w:bCs/>
+          <w:lang w:eastAsia="es-EC"/>
+        </w:rPr>
+        <w:t xml:space="preserve"> y </w:t>
+      </w:r>
+      <w:proofErr w:type="spellStart"/>
+      <w:r>
+        <w:rPr>
+          <w:rFonts w:ascii="Arial" w:hAnsi="Arial" w:cs="Arial"/>
+          <w:bCs/>
+          <w:lang w:eastAsia="es-EC"/>
+        </w:rPr>
+        <w:t>Observer</w:t>
+      </w:r>
+      <w:proofErr w:type="spellEnd"/>
+      <w:r>
+        <w:rPr>
+          <w:rFonts w:ascii="Arial" w:hAnsi="Arial" w:cs="Arial"/>
+          <w:bCs/>
+          <w:lang w:eastAsia="es-EC"/>
+        </w:rPr>
+        <w:t xml:space="preserve">). </w:t>
+      </w:r>
+      <w:proofErr w:type="spellStart"/>
+      <w:r>
+        <w:rPr>
+          <w:rFonts w:ascii="Arial" w:hAnsi="Arial" w:cs="Arial"/>
+          <w:bCs/>
+          <w:lang w:eastAsia="es-EC"/>
+        </w:rPr>
+        <w:t>Sudip</w:t>
+      </w:r>
+      <w:proofErr w:type="spellEnd"/>
+      <w:r>
+        <w:rPr>
+          <w:rFonts w:ascii="Arial" w:hAnsi="Arial" w:cs="Arial"/>
+          <w:bCs/>
+          <w:lang w:eastAsia="es-EC"/>
+        </w:rPr>
+        <w:t xml:space="preserve"> Mitra (2024)</w:t>
+      </w:r>
+      <w:r>
+        <w:rPr>
+          <w:rFonts w:ascii="Arial" w:hAnsi="Arial" w:cs="Arial"/>
+          <w:bCs/>
+          <w:lang w:eastAsia="es-EC"/>
+        </w:rPr>
+        <w:t>.</w:t>
+      </w:r>
+    </w:p>
+    <w:p>
+      <w:pPr>
+        <w:pStyle w:val="NoSpacing"/>
+        <w:spacing w:line="360" w:lineRule="auto"/>
+        <w:ind w:firstLine="708"/>
+        <w:jc w:val="both"/>
+        <w:rPr>
+          <w:rFonts w:ascii="Arial" w:hAnsi="Arial" w:cs="Arial"/>
+          <w:bCs/>
+          <w:lang w:eastAsia="es-EC"/>
+        </w:rPr>
+      </w:pPr>
+      <w:r>
+        <w:rPr>
+          <w:rFonts w:ascii="Arial" w:hAnsi="Arial" w:cs="Arial"/>
+          <w:bCs/>
+          <w:lang w:eastAsia="es-EC"/>
+        </w:rPr>
+        <w:lastRenderedPageBreak/>
+        <w:t xml:space="preserve">Por </w:t>
+      </w:r>
+      <w:proofErr w:type="gramStart"/>
+      <w:r>
+        <w:rPr>
+          <w:rFonts w:ascii="Arial" w:hAnsi="Arial" w:cs="Arial"/>
+          <w:bCs/>
+          <w:lang w:eastAsia="es-EC"/>
+        </w:rPr>
+        <w:t>ejemplo</w:t>
+      </w:r>
+      <w:proofErr w:type="gramEnd"/>
+      <w:r>
+        <w:rPr>
+          <w:rFonts w:ascii="Arial" w:hAnsi="Arial" w:cs="Arial"/>
+          <w:bCs/>
+          <w:lang w:eastAsia="es-EC"/>
+        </w:rPr>
+        <w:t xml:space="preserve"> detallamos que </w:t>
+      </w:r>
+      <w:r>
+        <w:rPr>
+          <w:rFonts w:ascii="Arial" w:hAnsi="Arial" w:cs="Arial"/>
+          <w:bCs/>
+          <w:lang w:eastAsia="es-EC"/>
+        </w:rPr>
+        <w:t>pasa exactamente cuando un Usuario crea un ticket:</w:t>
+      </w:r>
+    </w:p>
+    <w:p>
+      <w:pPr>
+        <w:pStyle w:val="NoSpacing"/>
+        <w:numPr>
+          <w:ilvl w:val="0"/>
+          <w:numId w:val="25"/>
+        </w:numPr>
+        <w:spacing w:line="360" w:lineRule="auto"/>
+        <w:jc w:val="both"/>
+        <w:rPr>
+          <w:rFonts w:ascii="Arial" w:hAnsi="Arial" w:cs="Arial"/>
+          <w:bCs/>
+          <w:lang w:eastAsia="es-EC"/>
+        </w:rPr>
+      </w:pPr>
+      <w:r>
+        <w:rPr>
+          <w:rFonts w:ascii="Arial" w:hAnsi="Arial" w:cs="Arial"/>
+          <w:bCs/>
+          <w:lang w:eastAsia="es-EC"/>
+        </w:rPr>
+        <w:t xml:space="preserve">El Usuario interactúa con la Interfaz y ejecuta </w:t>
+      </w:r>
+      <w:proofErr w:type="spellStart"/>
+      <w:r>
+        <w:rPr>
+          <w:rFonts w:ascii="Arial" w:hAnsi="Arial" w:cs="Arial"/>
+          <w:bCs/>
+          <w:lang w:eastAsia="es-EC"/>
+        </w:rPr>
+        <w:t>crearTicket</w:t>
+      </w:r>
+      <w:proofErr w:type="spellEnd"/>
+      <w:r>
+        <w:rPr>
+          <w:rFonts w:ascii="Arial" w:hAnsi="Arial" w:cs="Arial"/>
+          <w:bCs/>
+          <w:lang w:eastAsia="es-EC"/>
+        </w:rPr>
+        <w:t>(tipo).</w:t>
+      </w:r>
+    </w:p>
+    <w:p>
+      <w:pPr>
+        <w:pStyle w:val="NoSpacing"/>
+        <w:numPr>
+          <w:ilvl w:val="0"/>
+          <w:numId w:val="25"/>
+        </w:numPr>
+        <w:spacing w:line="360" w:lineRule="auto"/>
+        <w:jc w:val="both"/>
+        <w:rPr>
+          <w:rFonts w:ascii="Arial" w:hAnsi="Arial" w:cs="Arial"/>
+          <w:bCs/>
+          <w:lang w:eastAsia="es-EC"/>
+        </w:rPr>
+      </w:pPr>
+      <w:r>
+        <w:rPr>
+          <w:rFonts w:ascii="Arial" w:hAnsi="Arial" w:cs="Arial"/>
+          <w:bCs/>
+          <w:lang w:eastAsia="es-EC"/>
+        </w:rPr>
+        <w:t xml:space="preserve">La Interfaz llama al </w:t>
+      </w:r>
+      <w:proofErr w:type="spellStart"/>
+      <w:r>
+        <w:rPr>
+          <w:rFonts w:ascii="Arial" w:hAnsi="Arial" w:cs="Arial"/>
+          <w:bCs/>
+          <w:lang w:eastAsia="es-EC"/>
+        </w:rPr>
+        <w:t>Singleton</w:t>
+      </w:r>
+      <w:proofErr w:type="spellEnd"/>
+      <w:r>
+        <w:rPr>
+          <w:rFonts w:ascii="Arial" w:hAnsi="Arial" w:cs="Arial"/>
+          <w:bCs/>
+          <w:lang w:eastAsia="es-EC"/>
+        </w:rPr>
+        <w:t xml:space="preserve"> </w:t>
+      </w:r>
+      <w:proofErr w:type="spellStart"/>
+      <w:r>
+        <w:rPr>
+          <w:rFonts w:ascii="Arial" w:hAnsi="Arial" w:cs="Arial"/>
+          <w:bCs/>
+          <w:lang w:eastAsia="es-EC"/>
+        </w:rPr>
+        <w:t>TicketManager.getInstance</w:t>
+      </w:r>
+      <w:proofErr w:type="spellEnd"/>
+      <w:r>
+        <w:rPr>
+          <w:rFonts w:ascii="Arial" w:hAnsi="Arial" w:cs="Arial"/>
+          <w:bCs/>
+          <w:lang w:eastAsia="es-EC"/>
+        </w:rPr>
+        <w:t>().</w:t>
+      </w:r>
+    </w:p>
+    <w:p>
+      <w:pPr>
+        <w:pStyle w:val="NoSpacing"/>
+        <w:numPr>
+          <w:ilvl w:val="0"/>
+          <w:numId w:val="25"/>
+        </w:numPr>
+        <w:spacing w:line="360" w:lineRule="auto"/>
+        <w:jc w:val="both"/>
+        <w:rPr>
+          <w:rFonts w:ascii="Arial" w:hAnsi="Arial" w:cs="Arial"/>
+          <w:bCs/>
+          <w:lang w:val="en-US" w:eastAsia="es-EC"/>
+        </w:rPr>
+      </w:pPr>
+      <w:r>
+        <w:rPr>
+          <w:rFonts w:ascii="Arial" w:hAnsi="Arial" w:cs="Arial"/>
+          <w:bCs/>
+          <w:lang w:val="en-US" w:eastAsia="es-EC"/>
+        </w:rPr>
+        <w:t xml:space="preserve">El </w:t>
+      </w:r>
+      <w:proofErr w:type="spellStart"/>
+      <w:r>
+        <w:rPr>
+          <w:rFonts w:ascii="Arial" w:hAnsi="Arial" w:cs="Arial"/>
+          <w:bCs/>
+          <w:lang w:val="en-US" w:eastAsia="es-EC"/>
+        </w:rPr>
+        <w:t>TicketManager</w:t>
+      </w:r>
+      <w:proofErr w:type="spellEnd"/>
+      <w:r>
+        <w:rPr>
+          <w:rFonts w:ascii="Arial" w:hAnsi="Arial" w:cs="Arial"/>
+          <w:bCs/>
+          <w:lang w:val="en-US" w:eastAsia="es-EC"/>
+        </w:rPr>
+        <w:t xml:space="preserve"> </w:t>
+      </w:r>
+      <w:proofErr w:type="spellStart"/>
+      <w:r>
+        <w:rPr>
+          <w:rFonts w:ascii="Arial" w:hAnsi="Arial" w:cs="Arial"/>
+          <w:bCs/>
+          <w:lang w:val="en-US" w:eastAsia="es-EC"/>
+        </w:rPr>
+        <w:t>invoca</w:t>
+      </w:r>
+      <w:proofErr w:type="spellEnd"/>
+      <w:r>
+        <w:rPr>
+          <w:rFonts w:ascii="Arial" w:hAnsi="Arial" w:cs="Arial"/>
+          <w:bCs/>
+          <w:lang w:val="en-US" w:eastAsia="es-EC"/>
+        </w:rPr>
+        <w:t xml:space="preserve"> al </w:t>
+      </w:r>
+      <w:proofErr w:type="spellStart"/>
+      <w:r>
+        <w:rPr>
+          <w:rFonts w:ascii="Arial" w:hAnsi="Arial" w:cs="Arial"/>
+          <w:bCs/>
+          <w:lang w:val="en-US" w:eastAsia="es-EC"/>
+        </w:rPr>
+        <w:t>TicketFactory.createTicket</w:t>
+      </w:r>
+      <w:proofErr w:type="spellEnd"/>
+      <w:r>
+        <w:rPr>
+          <w:rFonts w:ascii="Arial" w:hAnsi="Arial" w:cs="Arial"/>
+          <w:bCs/>
+          <w:lang w:val="en-US" w:eastAsia="es-EC"/>
+        </w:rPr>
+        <w:t>(</w:t>
+      </w:r>
+      <w:proofErr w:type="spellStart"/>
+      <w:r>
+        <w:rPr>
+          <w:rFonts w:ascii="Arial" w:hAnsi="Arial" w:cs="Arial"/>
+          <w:bCs/>
+          <w:lang w:val="en-US" w:eastAsia="es-EC"/>
+        </w:rPr>
+        <w:t>tipo</w:t>
+      </w:r>
+      <w:proofErr w:type="spellEnd"/>
+      <w:r>
+        <w:rPr>
+          <w:rFonts w:ascii="Arial" w:hAnsi="Arial" w:cs="Arial"/>
+          <w:bCs/>
+          <w:lang w:val="en-US" w:eastAsia="es-EC"/>
+        </w:rPr>
+        <w:t>).</w:t>
+      </w:r>
+    </w:p>
+    <w:p>
+      <w:pPr>
+        <w:pStyle w:val="NoSpacing"/>
+        <w:numPr>
+          <w:ilvl w:val="0"/>
+          <w:numId w:val="25"/>
+        </w:numPr>
+        <w:spacing w:line="360" w:lineRule="auto"/>
+        <w:jc w:val="both"/>
+        <w:rPr>
+          <w:rFonts w:ascii="Arial" w:hAnsi="Arial" w:cs="Arial"/>
+          <w:bCs/>
+          <w:lang w:eastAsia="es-EC"/>
+        </w:rPr>
+      </w:pPr>
+      <w:r>
+        <w:rPr>
+          <w:rFonts w:ascii="Arial" w:hAnsi="Arial" w:cs="Arial"/>
+          <w:bCs/>
+          <w:lang w:eastAsia="es-EC"/>
+        </w:rPr>
+        <w:t xml:space="preserve">El </w:t>
+      </w:r>
+      <w:proofErr w:type="spellStart"/>
+      <w:r>
+        <w:rPr>
+          <w:rFonts w:ascii="Arial" w:hAnsi="Arial" w:cs="Arial"/>
+          <w:bCs/>
+          <w:lang w:eastAsia="es-EC"/>
+        </w:rPr>
+        <w:t>TicketFactory</w:t>
+      </w:r>
+      <w:proofErr w:type="spellEnd"/>
+      <w:r>
+        <w:rPr>
+          <w:rFonts w:ascii="Arial" w:hAnsi="Arial" w:cs="Arial"/>
+          <w:bCs/>
+          <w:lang w:eastAsia="es-EC"/>
+        </w:rPr>
+        <w:t xml:space="preserve"> retorna una instancia de (por ejemplo) </w:t>
+      </w:r>
+      <w:proofErr w:type="spellStart"/>
+      <w:r>
+        <w:rPr>
+          <w:rFonts w:ascii="Arial" w:hAnsi="Arial" w:cs="Arial"/>
+          <w:bCs/>
+          <w:lang w:eastAsia="es-EC"/>
+        </w:rPr>
+        <w:t>SoftwareTicket</w:t>
+      </w:r>
+      <w:proofErr w:type="spellEnd"/>
+      <w:r>
+        <w:rPr>
+          <w:rFonts w:ascii="Arial" w:hAnsi="Arial" w:cs="Arial"/>
+          <w:bCs/>
+          <w:lang w:eastAsia="es-EC"/>
+        </w:rPr>
+        <w:t>.</w:t>
+      </w:r>
+    </w:p>
+    <w:p>
+      <w:pPr>
+        <w:pStyle w:val="NoSpacing"/>
+        <w:numPr>
+          <w:ilvl w:val="0"/>
+          <w:numId w:val="25"/>
+        </w:numPr>
+        <w:spacing w:line="360" w:lineRule="auto"/>
+        <w:jc w:val="both"/>
+        <w:rPr>
+          <w:rFonts w:ascii="Arial" w:hAnsi="Arial" w:cs="Arial"/>
+          <w:bCs/>
+          <w:lang w:eastAsia="es-EC"/>
+        </w:rPr>
+      </w:pPr>
+      <w:r>
+        <w:rPr>
+          <w:rFonts w:ascii="Arial" w:hAnsi="Arial" w:cs="Arial"/>
+          <w:bCs/>
+          <w:lang w:eastAsia="es-EC"/>
+        </w:rPr>
+        <w:t xml:space="preserve">El </w:t>
+      </w:r>
+      <w:proofErr w:type="spellStart"/>
+      <w:r>
+        <w:rPr>
+          <w:rFonts w:ascii="Arial" w:hAnsi="Arial" w:cs="Arial"/>
+          <w:bCs/>
+          <w:lang w:eastAsia="es-EC"/>
+        </w:rPr>
+        <w:t>TicketManager</w:t>
+      </w:r>
+      <w:proofErr w:type="spellEnd"/>
+      <w:r>
+        <w:rPr>
+          <w:rFonts w:ascii="Arial" w:hAnsi="Arial" w:cs="Arial"/>
+          <w:bCs/>
+          <w:lang w:eastAsia="es-EC"/>
+        </w:rPr>
+        <w:t xml:space="preserve"> guarda el ticket y llama al </w:t>
+      </w:r>
+      <w:proofErr w:type="spellStart"/>
+      <w:r>
+        <w:rPr>
+          <w:rFonts w:ascii="Arial" w:hAnsi="Arial" w:cs="Arial"/>
+          <w:bCs/>
+          <w:lang w:eastAsia="es-EC"/>
+        </w:rPr>
+        <w:t>NotificationService.notify</w:t>
+      </w:r>
+      <w:proofErr w:type="spellEnd"/>
+      <w:r>
+        <w:rPr>
+          <w:rFonts w:ascii="Arial" w:hAnsi="Arial" w:cs="Arial"/>
+          <w:bCs/>
+          <w:lang w:eastAsia="es-EC"/>
+        </w:rPr>
+        <w:t>().</w:t>
+      </w:r>
+    </w:p>
+    <w:p>
+      <w:pPr>
+        <w:pStyle w:val="NoSpacing"/>
+        <w:numPr>
+          <w:ilvl w:val="0"/>
+          <w:numId w:val="25"/>
+        </w:numPr>
+        <w:spacing w:line="360" w:lineRule="auto"/>
+        <w:jc w:val="both"/>
+        <w:rPr>
+          <w:rFonts w:ascii="Arial" w:hAnsi="Arial" w:cs="Arial"/>
+          <w:bCs/>
+          <w:lang w:eastAsia="es-EC"/>
+        </w:rPr>
+      </w:pPr>
+      <w:r>
+        <w:rPr>
+          <w:rFonts w:ascii="Arial" w:hAnsi="Arial" w:cs="Arial"/>
+          <w:bCs/>
+          <w:lang w:eastAsia="es-EC"/>
+        </w:rPr>
+        <w:t xml:space="preserve">El </w:t>
+      </w:r>
+      <w:proofErr w:type="spellStart"/>
+      <w:r>
+        <w:rPr>
+          <w:rFonts w:ascii="Arial" w:hAnsi="Arial" w:cs="Arial"/>
+          <w:bCs/>
+          <w:lang w:eastAsia="es-EC"/>
+        </w:rPr>
+        <w:t>NotificationService</w:t>
+      </w:r>
+      <w:proofErr w:type="spellEnd"/>
+      <w:r>
+        <w:rPr>
+          <w:rFonts w:ascii="Arial" w:hAnsi="Arial" w:cs="Arial"/>
+          <w:bCs/>
+          <w:lang w:eastAsia="es-EC"/>
+        </w:rPr>
+        <w:t xml:space="preserve"> dispara de forma automática el método </w:t>
+      </w:r>
+      <w:proofErr w:type="spellStart"/>
+      <w:proofErr w:type="gramStart"/>
+      <w:r>
+        <w:rPr>
+          <w:rFonts w:ascii="Arial" w:hAnsi="Arial" w:cs="Arial"/>
+          <w:bCs/>
+          <w:lang w:eastAsia="es-EC"/>
+        </w:rPr>
+        <w:t>update</w:t>
+      </w:r>
+      <w:proofErr w:type="spellEnd"/>
+      <w:r>
+        <w:rPr>
+          <w:rFonts w:ascii="Arial" w:hAnsi="Arial" w:cs="Arial"/>
+          <w:bCs/>
+          <w:lang w:eastAsia="es-EC"/>
+        </w:rPr>
+        <w:t>(</w:t>
+      </w:r>
+      <w:proofErr w:type="gramEnd"/>
+      <w:r>
+        <w:rPr>
+          <w:rFonts w:ascii="Arial" w:hAnsi="Arial" w:cs="Arial"/>
+          <w:bCs/>
+          <w:lang w:eastAsia="es-EC"/>
+        </w:rPr>
+        <w:t>) a los Técnicos suscritos al sistema.</w:t>
+      </w:r>
+    </w:p>
+    <w:p>
+      <w:pPr>
+        <w:pStyle w:val="NoSpacing"/>
+        <w:spacing w:line="360" w:lineRule="auto"/>
+        <w:jc w:val="both"/>
+        <w:rPr>
+          <w:rFonts w:ascii="Arial" w:hAnsi="Arial" w:cs="Arial"/>
+          <w:b/>
+          <w:bCs/>
+          <w:lang w:eastAsia="es-EC"/>
+        </w:rPr>
+      </w:pPr>
+      <w:r>
+        <w:rPr>
+          <w:rFonts w:ascii="Arial" w:hAnsi="Arial" w:cs="Arial"/>
+          <w:b/>
+          <w:bCs/>
+          <w:lang w:eastAsia="es-EC"/>
+        </w:rPr>
+        <w:t>Aplicación de patrones de diseño</w:t>
+      </w:r>
+    </w:p>
+    <w:p>
+      <w:pPr>
+        <w:pStyle w:val="NoSpacing"/>
+        <w:numPr>
+          <w:ilvl w:val="0"/>
+          <w:numId w:val="25"/>
+        </w:numPr>
+        <w:spacing w:line="360" w:lineRule="auto"/>
+        <w:jc w:val="both"/>
+        <w:rPr>
+          <w:rFonts w:ascii="Arial" w:hAnsi="Arial" w:cs="Arial"/>
+          <w:bCs/>
+          <w:lang w:eastAsia="es-EC"/>
+        </w:rPr>
+      </w:pPr>
+      <w:proofErr w:type="spellStart"/>
+      <w:r>
+        <w:rPr>
+          <w:rFonts w:ascii="Arial" w:hAnsi="Arial" w:cs="Arial"/>
+          <w:bCs/>
+          <w:lang w:eastAsia="es-EC"/>
+        </w:rPr>
+        <w:t>Singleton</w:t>
+      </w:r>
+      <w:proofErr w:type="spellEnd"/>
+      <w:r>
+        <w:rPr>
+          <w:rFonts w:ascii="Arial" w:hAnsi="Arial" w:cs="Arial"/>
+          <w:bCs/>
+          <w:lang w:eastAsia="es-EC"/>
+        </w:rPr>
+        <w:t>: Para la instancia central del motor de gestión de tickets y conexión a datos.</w:t>
+      </w:r>
+    </w:p>
+    <w:p>
+      <w:pPr>
+        <w:pStyle w:val="NoSpacing"/>
+        <w:numPr>
+          <w:ilvl w:val="0"/>
+          <w:numId w:val="25"/>
+        </w:numPr>
+        <w:spacing w:line="360" w:lineRule="auto"/>
+        <w:jc w:val="both"/>
+        <w:rPr>
+          <w:rFonts w:ascii="Arial" w:hAnsi="Arial" w:cs="Arial"/>
+          <w:bCs/>
+          <w:lang w:eastAsia="es-EC"/>
+        </w:rPr>
+      </w:pPr>
+      <w:proofErr w:type="spellStart"/>
+      <w:r>
+        <w:rPr>
+          <w:rFonts w:ascii="Arial" w:hAnsi="Arial" w:cs="Arial"/>
+          <w:bCs/>
+          <w:lang w:eastAsia="es-EC"/>
+        </w:rPr>
+        <w:t>Observer</w:t>
+      </w:r>
+      <w:proofErr w:type="spellEnd"/>
+      <w:r>
+        <w:rPr>
+          <w:rFonts w:ascii="Arial" w:hAnsi="Arial" w:cs="Arial"/>
+          <w:bCs/>
+          <w:lang w:eastAsia="es-EC"/>
+        </w:rPr>
+        <w:t>: Indispensable para el sistema de notificaciones automáticas a técnicos ante nuevos incidentes (Base de la programación reactiva).</w:t>
+      </w:r>
+    </w:p>
+    <w:p>
+      <w:pPr>
+        <w:pStyle w:val="NoSpacing"/>
+        <w:numPr>
+          <w:ilvl w:val="0"/>
+          <w:numId w:val="25"/>
+        </w:numPr>
+        <w:spacing w:line="360" w:lineRule="auto"/>
+        <w:jc w:val="both"/>
+        <w:rPr>
+          <w:rFonts w:ascii="Arial" w:hAnsi="Arial" w:cs="Arial"/>
+          <w:bCs/>
+          <w:lang w:eastAsia="es-EC"/>
+        </w:rPr>
+      </w:pPr>
+      <w:r>
+        <w:rPr>
+          <w:rFonts w:ascii="Arial" w:hAnsi="Arial" w:cs="Arial"/>
+          <w:bCs/>
+          <w:lang w:eastAsia="es-EC"/>
+        </w:rPr>
+        <w:t xml:space="preserve">Factory </w:t>
+      </w:r>
+      <w:proofErr w:type="spellStart"/>
+      <w:r>
+        <w:rPr>
+          <w:rFonts w:ascii="Arial" w:hAnsi="Arial" w:cs="Arial"/>
+          <w:bCs/>
+          <w:lang w:eastAsia="es-EC"/>
+        </w:rPr>
+        <w:t>Method</w:t>
+      </w:r>
+      <w:proofErr w:type="spellEnd"/>
+      <w:r>
+        <w:rPr>
+          <w:rFonts w:ascii="Arial" w:hAnsi="Arial" w:cs="Arial"/>
+          <w:bCs/>
+          <w:lang w:eastAsia="es-EC"/>
+        </w:rPr>
+        <w:t>: Para la creación de diferentes tipos de incidentes según el área (Red, Hardware, Software).</w:t>
+      </w:r>
+    </w:p>
+    <w:p>
+      <w:pPr>
+        <w:pStyle w:val="NoSpacing"/>
+        <w:spacing w:line="360" w:lineRule="auto"/>
+        <w:jc w:val="both"/>
+        <w:rPr>
+          <w:rFonts w:ascii="Arial" w:hAnsi="Arial" w:cs="Arial"/>
+          <w:b/>
+          <w:bCs/>
+          <w:lang w:eastAsia="es-EC"/>
+        </w:rPr>
+      </w:pPr>
+      <w:r>
+        <w:rPr>
+          <w:rFonts w:ascii="Arial" w:hAnsi="Arial" w:cs="Arial"/>
+          <w:b/>
+          <w:bCs/>
+          <w:lang w:eastAsia="es-EC"/>
+        </w:rPr>
+        <w:t>Documentación del diseño</w:t>
+      </w:r>
+    </w:p>
+    <w:p>
+      <w:pPr>
+        <w:pStyle w:val="NoSpacing"/>
+        <w:numPr>
+          <w:ilvl w:val="0"/>
+          <w:numId w:val="25"/>
+        </w:numPr>
+        <w:spacing w:line="360" w:lineRule="auto"/>
+        <w:jc w:val="both"/>
+        <w:rPr>
+          <w:rFonts w:ascii="Arial" w:hAnsi="Arial" w:cs="Arial"/>
+          <w:bCs/>
+          <w:lang w:eastAsia="es-EC"/>
+        </w:rPr>
+      </w:pPr>
+      <w:proofErr w:type="spellStart"/>
+      <w:r>
+        <w:rPr>
+          <w:rFonts w:ascii="Arial" w:hAnsi="Arial" w:cs="Arial"/>
+          <w:bCs/>
+          <w:lang w:eastAsia="es-EC"/>
+        </w:rPr>
+        <w:t>Singleton</w:t>
+      </w:r>
+      <w:proofErr w:type="spellEnd"/>
+      <w:r>
+        <w:rPr>
+          <w:rFonts w:ascii="Arial" w:hAnsi="Arial" w:cs="Arial"/>
+          <w:bCs/>
+          <w:lang w:eastAsia="es-EC"/>
+        </w:rPr>
+        <w:t xml:space="preserve"> se usa</w:t>
+      </w:r>
+      <w:r>
+        <w:rPr>
+          <w:rFonts w:ascii="Arial" w:hAnsi="Arial" w:cs="Arial"/>
+          <w:bCs/>
+          <w:lang w:eastAsia="es-EC"/>
+        </w:rPr>
+        <w:t xml:space="preserve"> en la clase </w:t>
+      </w:r>
+      <w:proofErr w:type="spellStart"/>
+      <w:r>
+        <w:rPr>
+          <w:rFonts w:ascii="Arial" w:hAnsi="Arial" w:cs="Arial"/>
+          <w:bCs/>
+          <w:lang w:eastAsia="es-EC"/>
+        </w:rPr>
+        <w:t>TicketManager</w:t>
+      </w:r>
+      <w:proofErr w:type="spellEnd"/>
+      <w:r>
+        <w:rPr>
+          <w:rFonts w:ascii="Arial" w:hAnsi="Arial" w:cs="Arial"/>
+          <w:bCs/>
+          <w:lang w:eastAsia="es-EC"/>
+        </w:rPr>
+        <w:t xml:space="preserve"> </w:t>
+      </w:r>
+      <w:r>
+        <w:rPr>
+          <w:rFonts w:ascii="Arial" w:hAnsi="Arial" w:cs="Arial"/>
+          <w:bCs/>
+          <w:lang w:eastAsia="es-EC"/>
+        </w:rPr>
+        <w:t xml:space="preserve">para </w:t>
+      </w:r>
+      <w:r>
+        <w:rPr>
+          <w:rFonts w:ascii="Arial" w:hAnsi="Arial" w:cs="Arial"/>
+          <w:bCs/>
+          <w:lang w:eastAsia="es-EC"/>
+        </w:rPr>
+        <w:t xml:space="preserve">el sistema de </w:t>
+      </w:r>
+      <w:proofErr w:type="spellStart"/>
+      <w:r>
+        <w:rPr>
+          <w:rFonts w:ascii="Arial" w:hAnsi="Arial" w:cs="Arial"/>
+          <w:bCs/>
+          <w:lang w:eastAsia="es-EC"/>
+        </w:rPr>
+        <w:t>Help</w:t>
+      </w:r>
+      <w:proofErr w:type="spellEnd"/>
+      <w:r>
+        <w:rPr>
+          <w:rFonts w:ascii="Arial" w:hAnsi="Arial" w:cs="Arial"/>
+          <w:bCs/>
+          <w:lang w:eastAsia="es-EC"/>
+        </w:rPr>
+        <w:t xml:space="preserve"> </w:t>
+      </w:r>
+      <w:proofErr w:type="spellStart"/>
+      <w:r>
+        <w:rPr>
+          <w:rFonts w:ascii="Arial" w:hAnsi="Arial" w:cs="Arial"/>
+          <w:bCs/>
+          <w:lang w:eastAsia="es-EC"/>
+        </w:rPr>
+        <w:t>Desk</w:t>
+      </w:r>
+      <w:proofErr w:type="spellEnd"/>
+      <w:r>
+        <w:rPr>
+          <w:rFonts w:ascii="Arial" w:hAnsi="Arial" w:cs="Arial"/>
+          <w:bCs/>
+          <w:lang w:eastAsia="es-EC"/>
+        </w:rPr>
+        <w:t>, en el que</w:t>
+      </w:r>
+      <w:r>
+        <w:rPr>
+          <w:rFonts w:ascii="Arial" w:hAnsi="Arial" w:cs="Arial"/>
+          <w:bCs/>
+          <w:lang w:eastAsia="es-EC"/>
+        </w:rPr>
+        <w:t xml:space="preserve"> requiere un punto único de </w:t>
+      </w:r>
+      <w:r>
+        <w:rPr>
+          <w:rFonts w:ascii="Arial" w:hAnsi="Arial" w:cs="Arial"/>
+          <w:bCs/>
+          <w:lang w:eastAsia="es-EC"/>
+        </w:rPr>
+        <w:t xml:space="preserve">acceso para controlar el flujo e indicadores </w:t>
+      </w:r>
+      <w:proofErr w:type="spellStart"/>
+      <w:r>
+        <w:rPr>
+          <w:rFonts w:ascii="Arial" w:hAnsi="Arial" w:cs="Arial"/>
+          <w:bCs/>
+          <w:lang w:eastAsia="es-EC"/>
+        </w:rPr>
+        <w:t>ID’s</w:t>
+      </w:r>
+      <w:proofErr w:type="spellEnd"/>
+      <w:r>
+        <w:rPr>
+          <w:rFonts w:ascii="Arial" w:hAnsi="Arial" w:cs="Arial"/>
+          <w:bCs/>
+          <w:lang w:eastAsia="es-EC"/>
+        </w:rPr>
+        <w:t xml:space="preserve"> consecutivo</w:t>
+      </w:r>
+      <w:r>
+        <w:rPr>
+          <w:rFonts w:ascii="Arial" w:hAnsi="Arial" w:cs="Arial"/>
+          <w:bCs/>
+          <w:lang w:eastAsia="es-EC"/>
+        </w:rPr>
+        <w:t>s de los tickets. De</w:t>
+      </w:r>
+      <w:r>
+        <w:rPr>
+          <w:rFonts w:ascii="Arial" w:hAnsi="Arial" w:cs="Arial"/>
+          <w:bCs/>
+          <w:lang w:eastAsia="es-EC"/>
+        </w:rPr>
+        <w:t xml:space="preserve"> existi</w:t>
+      </w:r>
+      <w:r>
+        <w:rPr>
+          <w:rFonts w:ascii="Arial" w:hAnsi="Arial" w:cs="Arial"/>
+          <w:bCs/>
+          <w:lang w:eastAsia="es-EC"/>
+        </w:rPr>
+        <w:t>r</w:t>
+      </w:r>
+      <w:r>
+        <w:rPr>
+          <w:rFonts w:ascii="Arial" w:hAnsi="Arial" w:cs="Arial"/>
+          <w:bCs/>
+          <w:lang w:eastAsia="es-EC"/>
+        </w:rPr>
+        <w:t xml:space="preserve"> múltiples instancias del gestor, se podrían generar </w:t>
+      </w:r>
+      <w:r>
+        <w:rPr>
+          <w:rFonts w:ascii="Arial" w:hAnsi="Arial" w:cs="Arial"/>
+          <w:bCs/>
+          <w:lang w:eastAsia="es-EC"/>
+        </w:rPr>
+        <w:t>instancias duplicadas</w:t>
+      </w:r>
+      <w:r>
+        <w:rPr>
+          <w:rFonts w:ascii="Arial" w:hAnsi="Arial" w:cs="Arial"/>
+          <w:bCs/>
+          <w:lang w:eastAsia="es-EC"/>
+        </w:rPr>
+        <w:t xml:space="preserve"> de </w:t>
+      </w:r>
+      <w:r>
+        <w:rPr>
+          <w:rFonts w:ascii="Arial" w:hAnsi="Arial" w:cs="Arial"/>
+          <w:bCs/>
+          <w:lang w:eastAsia="es-EC"/>
+        </w:rPr>
+        <w:t xml:space="preserve">los </w:t>
+      </w:r>
+      <w:proofErr w:type="spellStart"/>
+      <w:r>
+        <w:rPr>
+          <w:rFonts w:ascii="Arial" w:hAnsi="Arial" w:cs="Arial"/>
+          <w:bCs/>
+          <w:lang w:eastAsia="es-EC"/>
+        </w:rPr>
+        <w:t>ID</w:t>
+      </w:r>
+      <w:r>
+        <w:rPr>
+          <w:rFonts w:ascii="Arial" w:hAnsi="Arial" w:cs="Arial"/>
+          <w:bCs/>
+          <w:lang w:eastAsia="es-EC"/>
+        </w:rPr>
+        <w:t>’</w:t>
+      </w:r>
+      <w:r>
+        <w:rPr>
+          <w:rFonts w:ascii="Arial" w:hAnsi="Arial" w:cs="Arial"/>
+          <w:bCs/>
+          <w:lang w:eastAsia="es-EC"/>
+        </w:rPr>
+        <w:t>s</w:t>
+      </w:r>
+      <w:proofErr w:type="spellEnd"/>
+      <w:r>
+        <w:rPr>
+          <w:rFonts w:ascii="Arial" w:hAnsi="Arial" w:cs="Arial"/>
+          <w:bCs/>
+          <w:lang w:eastAsia="es-EC"/>
+        </w:rPr>
+        <w:t xml:space="preserve"> de tickets o inconsistencias en la base de datos local del software.</w:t>
+      </w:r>
+    </w:p>
+    <w:p>
+      <w:pPr>
+        <w:pStyle w:val="NoSpacing"/>
+        <w:numPr>
+          <w:ilvl w:val="0"/>
+          <w:numId w:val="25"/>
+        </w:numPr>
+        <w:spacing w:line="360" w:lineRule="auto"/>
+        <w:jc w:val="both"/>
+        <w:rPr>
+          <w:rFonts w:ascii="Arial" w:hAnsi="Arial" w:cs="Arial"/>
+          <w:bCs/>
+          <w:lang w:eastAsia="es-EC"/>
+        </w:rPr>
+      </w:pPr>
+      <w:r>
+        <w:rPr>
+          <w:rFonts w:ascii="Arial" w:hAnsi="Arial" w:cs="Arial"/>
+          <w:bCs/>
+          <w:lang w:eastAsia="es-EC"/>
+        </w:rPr>
+        <w:t xml:space="preserve">Factory </w:t>
+      </w:r>
+      <w:proofErr w:type="spellStart"/>
+      <w:r>
+        <w:rPr>
+          <w:rFonts w:ascii="Arial" w:hAnsi="Arial" w:cs="Arial"/>
+          <w:bCs/>
+          <w:lang w:eastAsia="es-EC"/>
+        </w:rPr>
+        <w:t>Method</w:t>
+      </w:r>
+      <w:proofErr w:type="spellEnd"/>
+      <w:r>
+        <w:rPr>
+          <w:rFonts w:ascii="Arial" w:hAnsi="Arial" w:cs="Arial"/>
+          <w:bCs/>
+          <w:lang w:eastAsia="es-EC"/>
+        </w:rPr>
+        <w:t xml:space="preserve"> se utiliza</w:t>
+      </w:r>
+      <w:r>
+        <w:rPr>
+          <w:rFonts w:ascii="Arial" w:hAnsi="Arial" w:cs="Arial"/>
+          <w:bCs/>
+          <w:lang w:eastAsia="es-EC"/>
+        </w:rPr>
+        <w:t xml:space="preserve"> para la creación de los objetos tipo Ticket</w:t>
+      </w:r>
+      <w:r>
+        <w:rPr>
+          <w:rFonts w:ascii="Arial" w:hAnsi="Arial" w:cs="Arial"/>
+          <w:bCs/>
+          <w:lang w:eastAsia="es-EC"/>
+        </w:rPr>
+        <w:t xml:space="preserve"> </w:t>
+      </w:r>
+      <w:r>
+        <w:rPr>
+          <w:rFonts w:ascii="Arial" w:hAnsi="Arial" w:cs="Arial"/>
+          <w:bCs/>
+          <w:lang w:eastAsia="es-EC"/>
+        </w:rPr>
+        <w:t>delega</w:t>
+      </w:r>
+      <w:r>
+        <w:rPr>
+          <w:rFonts w:ascii="Arial" w:hAnsi="Arial" w:cs="Arial"/>
+          <w:bCs/>
+          <w:lang w:eastAsia="es-EC"/>
+        </w:rPr>
+        <w:t>ndo</w:t>
+      </w:r>
+      <w:r>
+        <w:rPr>
+          <w:rFonts w:ascii="Arial" w:hAnsi="Arial" w:cs="Arial"/>
+          <w:bCs/>
+          <w:lang w:eastAsia="es-EC"/>
+        </w:rPr>
+        <w:t xml:space="preserve"> la responsabilidad a una fábrica. Si </w:t>
+      </w:r>
+      <w:r>
+        <w:rPr>
+          <w:rFonts w:ascii="Arial" w:hAnsi="Arial" w:cs="Arial"/>
+          <w:bCs/>
+          <w:lang w:eastAsia="es-EC"/>
+        </w:rPr>
+        <w:t xml:space="preserve">posteriormente </w:t>
+      </w:r>
+      <w:proofErr w:type="spellStart"/>
+      <w:r>
+        <w:rPr>
+          <w:rFonts w:ascii="Arial" w:hAnsi="Arial" w:cs="Arial"/>
+          <w:bCs/>
+          <w:lang w:eastAsia="es-EC"/>
+        </w:rPr>
+        <w:t>Help</w:t>
+      </w:r>
+      <w:proofErr w:type="spellEnd"/>
+      <w:r>
+        <w:rPr>
+          <w:rFonts w:ascii="Arial" w:hAnsi="Arial" w:cs="Arial"/>
+          <w:bCs/>
+          <w:lang w:eastAsia="es-EC"/>
+        </w:rPr>
+        <w:t xml:space="preserve"> </w:t>
+      </w:r>
+      <w:proofErr w:type="spellStart"/>
+      <w:r>
+        <w:rPr>
+          <w:rFonts w:ascii="Arial" w:hAnsi="Arial" w:cs="Arial"/>
+          <w:bCs/>
+          <w:lang w:eastAsia="es-EC"/>
+        </w:rPr>
+        <w:t>D</w:t>
+      </w:r>
+      <w:r>
+        <w:rPr>
+          <w:rFonts w:ascii="Arial" w:hAnsi="Arial" w:cs="Arial"/>
+          <w:bCs/>
+          <w:lang w:eastAsia="es-EC"/>
+        </w:rPr>
+        <w:t>esk</w:t>
+      </w:r>
+      <w:proofErr w:type="spellEnd"/>
+      <w:r>
+        <w:rPr>
+          <w:rFonts w:ascii="Arial" w:hAnsi="Arial" w:cs="Arial"/>
+          <w:bCs/>
+          <w:lang w:eastAsia="es-EC"/>
+        </w:rPr>
+        <w:t xml:space="preserve"> necesita so</w:t>
+      </w:r>
+      <w:r>
+        <w:rPr>
+          <w:rFonts w:ascii="Arial" w:hAnsi="Arial" w:cs="Arial"/>
+          <w:bCs/>
+          <w:lang w:eastAsia="es-EC"/>
+        </w:rPr>
+        <w:t xml:space="preserve">portar un nuevo tipo de ticket como </w:t>
+      </w:r>
+      <w:r>
+        <w:rPr>
+          <w:rFonts w:ascii="Arial" w:hAnsi="Arial" w:cs="Arial"/>
+          <w:bCs/>
+          <w:lang w:eastAsia="es-EC"/>
+        </w:rPr>
+        <w:t>por ejemplo</w:t>
+      </w:r>
+      <w:r>
+        <w:rPr>
+          <w:rFonts w:ascii="Arial" w:hAnsi="Arial" w:cs="Arial"/>
+          <w:bCs/>
+          <w:lang w:eastAsia="es-EC"/>
+        </w:rPr>
+        <w:t xml:space="preserve"> del tipo Seguridad Informática</w:t>
+      </w:r>
+      <w:r>
+        <w:rPr>
+          <w:rFonts w:ascii="Arial" w:hAnsi="Arial" w:cs="Arial"/>
+          <w:bCs/>
+          <w:lang w:eastAsia="es-EC"/>
+        </w:rPr>
+        <w:t xml:space="preserve">, </w:t>
+      </w:r>
+      <w:r>
+        <w:rPr>
+          <w:rFonts w:ascii="Arial" w:hAnsi="Arial" w:cs="Arial"/>
+          <w:bCs/>
+          <w:lang w:eastAsia="es-EC"/>
+        </w:rPr>
+        <w:t xml:space="preserve">solamente debemos </w:t>
+      </w:r>
+      <w:r>
+        <w:rPr>
+          <w:rFonts w:ascii="Arial" w:hAnsi="Arial" w:cs="Arial"/>
+          <w:bCs/>
+          <w:lang w:eastAsia="es-EC"/>
+        </w:rPr>
+        <w:t>crea</w:t>
+      </w:r>
+      <w:r>
+        <w:rPr>
+          <w:rFonts w:ascii="Arial" w:hAnsi="Arial" w:cs="Arial"/>
+          <w:bCs/>
+          <w:lang w:eastAsia="es-EC"/>
+        </w:rPr>
+        <w:t>r</w:t>
+      </w:r>
+      <w:r>
+        <w:rPr>
+          <w:rFonts w:ascii="Arial" w:hAnsi="Arial" w:cs="Arial"/>
+          <w:bCs/>
+          <w:lang w:eastAsia="es-EC"/>
+        </w:rPr>
+        <w:t xml:space="preserve"> la nueva clase sin alterar el código que solicita la creación.</w:t>
+      </w:r>
+    </w:p>
+    <w:p>
+      <w:pPr>
+        <w:pStyle w:val="NoSpacing"/>
+        <w:numPr>
+          <w:ilvl w:val="0"/>
+          <w:numId w:val="25"/>
+        </w:numPr>
+        <w:spacing w:line="360" w:lineRule="auto"/>
+        <w:jc w:val="both"/>
+        <w:rPr>
+          <w:rFonts w:ascii="Arial" w:hAnsi="Arial" w:cs="Arial"/>
+          <w:bCs/>
+          <w:lang w:eastAsia="es-EC"/>
+        </w:rPr>
+      </w:pPr>
+      <w:proofErr w:type="spellStart"/>
+      <w:r>
+        <w:rPr>
+          <w:rFonts w:ascii="Arial" w:hAnsi="Arial" w:cs="Arial"/>
+          <w:bCs/>
+          <w:lang w:eastAsia="es-EC"/>
+        </w:rPr>
+        <w:t>Observer</w:t>
+      </w:r>
+      <w:proofErr w:type="spellEnd"/>
+      <w:r>
+        <w:rPr>
+          <w:rFonts w:ascii="Arial" w:hAnsi="Arial" w:cs="Arial"/>
+          <w:bCs/>
+          <w:lang w:eastAsia="es-EC"/>
+        </w:rPr>
+        <w:t xml:space="preserve"> </w:t>
+      </w:r>
+      <w:r>
+        <w:rPr>
+          <w:rFonts w:ascii="Arial" w:hAnsi="Arial" w:cs="Arial"/>
+          <w:bCs/>
+          <w:lang w:eastAsia="es-EC"/>
+        </w:rPr>
+        <w:t>s</w:t>
+      </w:r>
+      <w:r>
+        <w:rPr>
+          <w:rFonts w:ascii="Arial" w:hAnsi="Arial" w:cs="Arial"/>
+          <w:bCs/>
+          <w:lang w:eastAsia="es-EC"/>
+        </w:rPr>
+        <w:t xml:space="preserve">e usa como </w:t>
+      </w:r>
+      <w:r>
+        <w:rPr>
+          <w:rFonts w:ascii="Arial" w:hAnsi="Arial" w:cs="Arial"/>
+          <w:bCs/>
+          <w:lang w:eastAsia="es-EC"/>
+        </w:rPr>
+        <w:t xml:space="preserve">la solución perfecta para el requisito de notificaciones automáticas. Los técnicos y administradores actúan como "Observadores" del estado de </w:t>
+      </w:r>
+      <w:r>
+        <w:rPr>
+          <w:rFonts w:ascii="Arial" w:hAnsi="Arial" w:cs="Arial"/>
+          <w:bCs/>
+          <w:lang w:eastAsia="es-EC"/>
+        </w:rPr>
+        <w:t xml:space="preserve">los </w:t>
+      </w:r>
+      <w:r>
+        <w:rPr>
+          <w:rFonts w:ascii="Arial" w:hAnsi="Arial" w:cs="Arial"/>
+          <w:bCs/>
+          <w:lang w:eastAsia="es-EC"/>
+        </w:rPr>
+        <w:t>tickets. En cuanto un ticket cambia</w:t>
+      </w:r>
+      <w:r>
+        <w:rPr>
+          <w:rFonts w:ascii="Arial" w:hAnsi="Arial" w:cs="Arial"/>
+          <w:bCs/>
+          <w:lang w:eastAsia="es-EC"/>
+        </w:rPr>
+        <w:t xml:space="preserve"> de estado</w:t>
+      </w:r>
+      <w:r>
+        <w:rPr>
+          <w:rFonts w:ascii="Arial" w:hAnsi="Arial" w:cs="Arial"/>
+          <w:bCs/>
+          <w:lang w:eastAsia="es-EC"/>
+        </w:rPr>
+        <w:t>, el objeto central notifica directamente a los interesados sin necesidad de que el técnico esté refrescando manualmente la pantalla continuamente.</w:t>
+      </w:r>
+    </w:p>
+    <w:p>
+      <w:pPr>
+        <w:pStyle w:val="NoSpacing"/>
+        <w:spacing w:line="360" w:lineRule="auto"/>
+        <w:ind w:left="720"/>
+        <w:jc w:val="both"/>
+        <w:rPr>
+          <w:rFonts w:ascii="Arial" w:hAnsi="Arial" w:cs="Arial"/>
+          <w:b/>
+          <w:bCs/>
+          <w:lang w:eastAsia="es-EC"/>
+        </w:rPr>
+      </w:pPr>
+    </w:p>
+    <w:p>
+      <w:pPr>
+        <w:rPr>
+          <w:rFonts w:ascii="Arial" w:hAnsi="Arial" w:cs="Arial"/>
+          <w:b/>
+          <w:bCs/>
+          <w:lang w:eastAsia="es-EC"/>
+        </w:rPr>
+      </w:pPr>
+    </w:p>
+    <w:p>
+      <w:pPr>
+        <w:rPr>
+          <w:rFonts w:ascii="Arial" w:hAnsi="Arial" w:cs="Arial"/>
+          <w:b/>
+          <w:bCs/>
+          <w:lang w:eastAsia="es-EC"/>
+        </w:rPr>
+      </w:pPr>
+    </w:p>
+    <w:p>
+      <w:pPr>
+        <w:rPr>
+          <w:rFonts w:ascii="Arial" w:hAnsi="Arial" w:cs="Arial"/>
+          <w:b/>
+          <w:bCs/>
+          <w:lang w:eastAsia="es-EC"/>
+        </w:rPr>
+      </w:pPr>
+    </w:p>
+    <w:p>
+      <w:pPr>
+        <w:pStyle w:val="NoSpacing"/>
+        <w:spacing w:line="360" w:lineRule="auto"/>
+        <w:jc w:val="both"/>
+        <w:rPr>
+          <w:rFonts w:ascii="Arial" w:hAnsi="Arial" w:cs="Arial"/>
+          <w:b/>
+          <w:bCs/>
+          <w:lang w:eastAsia="es-EC"/>
+        </w:rPr>
+      </w:pPr>
+      <w:r>
+        <w:rPr>
+          <w:rFonts w:ascii="Arial" w:hAnsi="Arial" w:cs="Arial"/>
+          <w:b/>
+          <w:bCs/>
+          <w:lang w:eastAsia="es-EC"/>
+        </w:rPr>
+        <w:lastRenderedPageBreak/>
+        <w:t>Evidencias</w:t>
+      </w:r>
     </w:p>
     <w:p>
       <w:pPr>
@@ -1125,100 +3680,64 @@
         <w:jc w:val="both"/>
         <w:rPr>
           <w:rFonts w:ascii="Arial" w:hAnsi="Arial" w:cs="Arial"/>
-          <w:i/>
-          <w:iCs/>
-          <w:sz w:val="20"/>
-          <w:szCs w:val="20"/>
-          <w:lang w:eastAsia="es-EC"/>
-        </w:rPr>
-      </w:pPr>
-      <w:r>
-        <w:rPr>
-          <w:rFonts w:ascii="Arial" w:hAnsi="Arial" w:cs="Arial"/>
-          <w:i/>
-          <w:iCs/>
-          <w:sz w:val="20"/>
-          <w:szCs w:val="20"/>
-          <w:lang w:eastAsia="es-EC"/>
-        </w:rPr>
-        <w:t>(Desarrollo de la actividad</w:t>
-      </w:r>
-      <w:r>
-        <w:rPr>
-          <w:rFonts w:ascii="Arial" w:hAnsi="Arial" w:cs="Arial"/>
-          <w:i/>
-          <w:iCs/>
-          <w:sz w:val="20"/>
-          <w:szCs w:val="20"/>
-          <w:lang w:eastAsia="es-EC"/>
-        </w:rPr>
-        <w:t xml:space="preserve"> propuesta</w:t>
-      </w:r>
-      <w:r>
-        <w:rPr>
-          <w:rFonts w:ascii="Arial" w:hAnsi="Arial" w:cs="Arial"/>
-          <w:i/>
-          <w:iCs/>
-          <w:sz w:val="20"/>
-          <w:szCs w:val="20"/>
-          <w:lang w:eastAsia="es-EC"/>
-        </w:rPr>
-        <w:t>)</w:t>
-      </w:r>
-    </w:p>
-    <w:p>
-      <w:pPr>
-        <w:pStyle w:val="NoSpacing"/>
-        <w:spacing w:line="360" w:lineRule="auto"/>
-        <w:jc w:val="both"/>
-        <w:rPr>
-          <w:rFonts w:ascii="Arial" w:hAnsi="Arial" w:cs="Arial"/>
-          <w:b/>
-          <w:bCs/>
-          <w:lang w:eastAsia="es-EC"/>
-        </w:rPr>
-      </w:pPr>
-    </w:p>
-    <w:p>
-      <w:pPr>
-        <w:rPr>
-          <w:rFonts w:ascii="Arial" w:hAnsi="Arial" w:cs="Arial"/>
-          <w:b/>
-          <w:bCs/>
-          <w:lang w:eastAsia="es-EC"/>
-        </w:rPr>
-      </w:pPr>
-      <w:r>
-        <w:rPr>
-          <w:rFonts w:ascii="Arial" w:hAnsi="Arial" w:cs="Arial"/>
-          <w:b/>
-          <w:bCs/>
-          <w:lang w:eastAsia="es-EC"/>
-        </w:rPr>
-        <w:br w:type="page"/>
-      </w:r>
-    </w:p>
-    <w:p>
-      <w:pPr>
-        <w:pStyle w:val="NoSpacing"/>
-        <w:spacing w:line="360" w:lineRule="auto"/>
-        <w:jc w:val="both"/>
-        <w:rPr>
-          <w:rFonts w:ascii="Arial" w:hAnsi="Arial" w:cs="Arial"/>
-          <w:b/>
-          <w:bCs/>
-          <w:lang w:eastAsia="es-EC"/>
-        </w:rPr>
-      </w:pPr>
-      <w:r>
-        <w:rPr>
-          <w:rFonts w:ascii="Arial" w:hAnsi="Arial" w:cs="Arial"/>
-          <w:b/>
-          <w:bCs/>
-          <w:lang w:eastAsia="es-EC"/>
-        </w:rPr>
-        <w:lastRenderedPageBreak/>
-        <w:t>Evidencias</w:t>
+          <w:b/>
+          <w:bCs/>
+          <w:sz w:val="24"/>
+          <w:szCs w:val="24"/>
+          <w:lang w:eastAsia="es-EC"/>
+        </w:rPr>
+      </w:pPr>
+      <w:r>
+        <w:rPr>
+          <w:rFonts w:ascii="Arial" w:hAnsi="Arial" w:cs="Arial"/>
+          <w:b/>
+          <w:bCs/>
+          <w:noProof/>
+          <w:sz w:val="24"/>
+          <w:szCs w:val="24"/>
+          <w:lang w:eastAsia="es-EC"/>
+        </w:rPr>
+        <w:drawing>
+          <wp:inline distT="0" distB="0" distL="0" distR="0" wp14:anchorId="0F542C16" wp14:editId="7C27001F">
+            <wp:extent cx="4190400" cy="2520000"/>
+            <wp:effectExtent l="0" t="0" r="635" b="0"/>
+            <wp:docPr id="4" name="Picture 4"/>
+            <wp:cNvGraphicFramePr>
+              <a:graphicFrameLocks xmlns:a="http://schemas.openxmlformats.org/drawingml/2006/main" noChangeAspect="1"/>
+            </wp:cNvGraphicFramePr>
+            <a:graphic xmlns:a="http://schemas.openxmlformats.org/drawingml/2006/main">
+              <a:graphicData uri="http://schemas.openxmlformats.org/drawingml/2006/picture">
+                <pic:pic xmlns:pic="http://schemas.openxmlformats.org/drawingml/2006/picture">
+                  <pic:nvPicPr>
+                    <pic:cNvPr id="4" name="Captura de pantalla 2026-05-13 231006.png"/>
+                    <pic:cNvPicPr/>
+                  </pic:nvPicPr>
+                  <pic:blipFill>
+                    <a:blip r:embed="rId17">
+                      <a:extLst>
+                        <a:ext uri="{28A0092B-C50C-407E-A947-70E740481C1C}">
+                          <a14:useLocalDpi xmlns:a14="http://schemas.microsoft.com/office/drawing/2010/main" val="0"/>
+                        </a:ext>
+                      </a:extLst>
+                    </a:blip>
+                    <a:stretch>
+                      <a:fillRect/>
+                    </a:stretch>
+                  </pic:blipFill>
+                  <pic:spPr>
+                    <a:xfrm>
+                      <a:off x="0" y="0"/>
+                      <a:ext cx="4190400" cy="2520000"/>
+                    </a:xfrm>
+                    <a:prstGeom prst="rect">
+                      <a:avLst/>
+                    </a:prstGeom>
+                  </pic:spPr>
+                </pic:pic>
+              </a:graphicData>
+            </a:graphic>
+          </wp:inline>
+        </w:drawing>
       </w:r>
     </w:p>
     <w:p>
@@ -1234,73 +3753,14 @@
         <w:spacing w:after="0" w:line="240" w:lineRule="auto"/>
         <w:jc w:val="both"/>
         <w:rPr>
-          <w:rFonts w:ascii="Arial" w:eastAsiaTheme="majorEastAsia" w:hAnsi="Arial" w:cs="Arial"/>
-          <w:b/>
-          <w:bCs/>
-          <w:color w:val="2F5496" w:themeColor="accent1" w:themeShade="BF"/>
+          <w:rFonts w:ascii="Arial" w:hAnsi="Arial" w:cs="Arial"/>
+          <w:b/>
+          <w:bCs/>
           <w:sz w:val="24"/>
           <w:szCs w:val="24"/>
           <w:lang w:eastAsia="es-EC"/>
         </w:rPr>
       </w:pPr>
-      <w:r>
-        <w:rPr>
-          <w:rFonts w:ascii="Arial" w:hAnsi="Arial" w:cs="Arial"/>
-          <w:b/>
-          <w:bCs/>
-          <w:i/>
-          <w:iCs/>
-          <w:sz w:val="20"/>
-          <w:szCs w:val="20"/>
-          <w:lang w:eastAsia="es-EC"/>
-        </w:rPr>
-        <w:t>(</w:t>
-      </w:r>
-      <w:r>
-        <w:rPr>
-          <w:rFonts w:ascii="Arial" w:eastAsia="Arial" w:hAnsi="Arial" w:cs="Arial"/>
-          <w:i/>
-          <w:iCs/>
-          <w:color w:val="000000"/>
-          <w:sz w:val="20"/>
-          <w:szCs w:val="20"/>
-        </w:rPr>
-        <w:t>Código de la ejecución de los ejercicios, enlace drive donde se encuentren los mismos y Capturas de pantalla claras y relevantes, donde evidencie el proceso realizado).</w:t>
-      </w:r>
-      <w:r>
-        <w:rPr>
-          <w:rFonts w:ascii="Arial" w:hAnsi="Arial" w:cs="Arial"/>
-          <w:b/>
-          <w:bCs/>
-          <w:sz w:val="24"/>
-          <w:szCs w:val="24"/>
-          <w:lang w:eastAsia="es-EC"/>
-        </w:rPr>
-        <w:br w:type="page"/>
-      </w:r>
-    </w:p>
-    <w:p>
-      <w:pPr>
-        <w:pStyle w:val="NoSpacing"/>
-        <w:spacing w:line="360" w:lineRule="auto"/>
-        <w:jc w:val="both"/>
-        <w:rPr>
-          <w:rFonts w:ascii="Arial" w:hAnsi="Arial" w:cs="Arial"/>
-          <w:b/>
-          <w:bCs/>
-          <w:lang w:eastAsia="es-EC"/>
-        </w:rPr>
-      </w:pPr>
-      <w:r>
-        <w:rPr>
-          <w:rFonts w:ascii="Arial" w:hAnsi="Arial" w:cs="Arial"/>
-          <w:b/>
-          <w:bCs/>
-          <w:lang w:eastAsia="es-EC"/>
-        </w:rPr>
-        <w:lastRenderedPageBreak/>
-        <w:t>Bibliografía</w:t>
-      </w:r>
     </w:p>
     <w:p>
       <w:pPr>
@@ -1316,6 +3776,1533 @@
         <w:jc w:val="both"/>
         <w:rPr>
           <w:rFonts w:ascii="Arial" w:hAnsi="Arial" w:cs="Arial"/>
+          <w:b/>
+          <w:bCs/>
+          <w:sz w:val="24"/>
+          <w:szCs w:val="24"/>
+          <w:lang w:eastAsia="es-EC"/>
+        </w:rPr>
+      </w:pPr>
+      <w:r>
+        <w:rPr>
+          <w:rFonts w:ascii="Arial" w:hAnsi="Arial" w:cs="Arial"/>
+          <w:b/>
+          <w:bCs/>
+          <w:noProof/>
+          <w:sz w:val="24"/>
+          <w:szCs w:val="24"/>
+          <w:lang w:eastAsia="es-EC"/>
+        </w:rPr>
+        <w:drawing>
+          <wp:inline distT="0" distB="0" distL="0" distR="0" wp14:anchorId="1A07FDC9" wp14:editId="147B85C1">
+            <wp:extent cx="4190400" cy="2520000"/>
+            <wp:effectExtent l="0" t="0" r="635" b="0"/>
+            <wp:docPr id="5" name="Picture 5"/>
+            <wp:cNvGraphicFramePr>
+              <a:graphicFrameLocks xmlns:a="http://schemas.openxmlformats.org/drawingml/2006/main" noChangeAspect="1"/>
+            </wp:cNvGraphicFramePr>
+            <a:graphic xmlns:a="http://schemas.openxmlformats.org/drawingml/2006/main">
+              <a:graphicData uri="http://schemas.openxmlformats.org/drawingml/2006/picture">
+                <pic:pic xmlns:pic="http://schemas.openxmlformats.org/drawingml/2006/picture">
+                  <pic:nvPicPr>
+                    <pic:cNvPr id="5" name="Captura de pantalla 2026-05-13 231207.png"/>
+                    <pic:cNvPicPr/>
+                  </pic:nvPicPr>
+                  <pic:blipFill>
+                    <a:blip r:embed="rId18">
+                      <a:extLst>
+                        <a:ext uri="{28A0092B-C50C-407E-A947-70E740481C1C}">
+                          <a14:useLocalDpi xmlns:a14="http://schemas.microsoft.com/office/drawing/2010/main" val="0"/>
+                        </a:ext>
+                      </a:extLst>
+                    </a:blip>
+                    <a:stretch>
+                      <a:fillRect/>
+                    </a:stretch>
+                  </pic:blipFill>
+                  <pic:spPr>
+                    <a:xfrm>
+                      <a:off x="0" y="0"/>
+                      <a:ext cx="4190400" cy="2520000"/>
+                    </a:xfrm>
+                    <a:prstGeom prst="rect">
+                      <a:avLst/>
+                    </a:prstGeom>
+                  </pic:spPr>
+                </pic:pic>
+              </a:graphicData>
+            </a:graphic>
+          </wp:inline>
+        </w:drawing>
+      </w:r>
+    </w:p>
+    <w:p>
+      <w:pPr>
+        <w:widowControl w:val="0"/>
+        <w:pBdr>
+          <w:top w:val="nil"/>
+          <w:left w:val="nil"/>
+          <w:bottom w:val="nil"/>
+          <w:right w:val="nil"/>
+          <w:between w:val="nil"/>
+        </w:pBdr>
+        <w:spacing w:after="0" w:line="240" w:lineRule="auto"/>
+        <w:jc w:val="both"/>
+        <w:rPr>
+          <w:rFonts w:ascii="Arial" w:hAnsi="Arial" w:cs="Arial"/>
+          <w:b/>
+          <w:bCs/>
+          <w:sz w:val="24"/>
+          <w:szCs w:val="24"/>
+          <w:lang w:eastAsia="es-EC"/>
+        </w:rPr>
+      </w:pPr>
+    </w:p>
+    <w:p>
+      <w:pPr>
+        <w:widowControl w:val="0"/>
+        <w:pBdr>
+          <w:top w:val="nil"/>
+          <w:left w:val="nil"/>
+          <w:bottom w:val="nil"/>
+          <w:right w:val="nil"/>
+          <w:between w:val="nil"/>
+        </w:pBdr>
+        <w:spacing w:after="0" w:line="240" w:lineRule="auto"/>
+        <w:jc w:val="both"/>
+        <w:rPr>
+          <w:rFonts w:ascii="Arial" w:hAnsi="Arial" w:cs="Arial"/>
+          <w:b/>
+          <w:bCs/>
+          <w:sz w:val="24"/>
+          <w:szCs w:val="24"/>
+          <w:lang w:eastAsia="es-EC"/>
+        </w:rPr>
+      </w:pPr>
+      <w:r>
+        <w:rPr>
+          <w:rFonts w:ascii="Arial" w:hAnsi="Arial" w:cs="Arial"/>
+          <w:b/>
+          <w:bCs/>
+          <w:noProof/>
+          <w:sz w:val="24"/>
+          <w:szCs w:val="24"/>
+          <w:lang w:eastAsia="es-EC"/>
+        </w:rPr>
+        <w:drawing>
+          <wp:inline distT="0" distB="0" distL="0" distR="0" wp14:anchorId="38F3B164" wp14:editId="0C62167F">
+            <wp:extent cx="4190400" cy="2520000"/>
+            <wp:effectExtent l="0" t="0" r="635" b="0"/>
+            <wp:docPr id="7" name="Picture 7"/>
+            <wp:cNvGraphicFramePr>
+              <a:graphicFrameLocks xmlns:a="http://schemas.openxmlformats.org/drawingml/2006/main" noChangeAspect="1"/>
+            </wp:cNvGraphicFramePr>
+            <a:graphic xmlns:a="http://schemas.openxmlformats.org/drawingml/2006/main">
+              <a:graphicData uri="http://schemas.openxmlformats.org/drawingml/2006/picture">
+                <pic:pic xmlns:pic="http://schemas.openxmlformats.org/drawingml/2006/picture">
+                  <pic:nvPicPr>
+                    <pic:cNvPr id="7" name="Captura de pantalla 2026-05-13 231639.png"/>
+                    <pic:cNvPicPr/>
+                  </pic:nvPicPr>
+                  <pic:blipFill>
+                    <a:blip r:embed="rId19">
+                      <a:extLst>
+                        <a:ext uri="{28A0092B-C50C-407E-A947-70E740481C1C}">
+                          <a14:useLocalDpi xmlns:a14="http://schemas.microsoft.com/office/drawing/2010/main" val="0"/>
+                        </a:ext>
+                      </a:extLst>
+                    </a:blip>
+                    <a:stretch>
+                      <a:fillRect/>
+                    </a:stretch>
+                  </pic:blipFill>
+                  <pic:spPr>
+                    <a:xfrm>
+                      <a:off x="0" y="0"/>
+                      <a:ext cx="4190400" cy="2520000"/>
+                    </a:xfrm>
+                    <a:prstGeom prst="rect">
+                      <a:avLst/>
+                    </a:prstGeom>
+                  </pic:spPr>
+                </pic:pic>
+              </a:graphicData>
+            </a:graphic>
+          </wp:inline>
+        </w:drawing>
+      </w:r>
+    </w:p>
+    <w:p>
+      <w:pPr>
+        <w:widowControl w:val="0"/>
+        <w:pBdr>
+          <w:top w:val="nil"/>
+          <w:left w:val="nil"/>
+          <w:bottom w:val="nil"/>
+          <w:right w:val="nil"/>
+          <w:between w:val="nil"/>
+        </w:pBdr>
+        <w:spacing w:after="0" w:line="240" w:lineRule="auto"/>
+        <w:jc w:val="both"/>
+        <w:rPr>
+          <w:rFonts w:ascii="Arial" w:hAnsi="Arial" w:cs="Arial"/>
+          <w:b/>
+          <w:bCs/>
+          <w:sz w:val="24"/>
+          <w:szCs w:val="24"/>
+          <w:lang w:eastAsia="es-EC"/>
+        </w:rPr>
+      </w:pPr>
+    </w:p>
+    <w:p>
+      <w:pPr>
+        <w:widowControl w:val="0"/>
+        <w:pBdr>
+          <w:top w:val="nil"/>
+          <w:left w:val="nil"/>
+          <w:bottom w:val="nil"/>
+          <w:right w:val="nil"/>
+          <w:between w:val="nil"/>
+        </w:pBdr>
+        <w:spacing w:after="0" w:line="240" w:lineRule="auto"/>
+        <w:jc w:val="both"/>
+        <w:rPr>
+          <w:rFonts w:ascii="Arial" w:hAnsi="Arial" w:cs="Arial"/>
+          <w:b/>
+          <w:bCs/>
+          <w:sz w:val="24"/>
+          <w:szCs w:val="24"/>
+          <w:lang w:eastAsia="es-EC"/>
+        </w:rPr>
+      </w:pPr>
+      <w:r>
+        <w:rPr>
+          <w:rFonts w:ascii="Arial" w:hAnsi="Arial" w:cs="Arial"/>
+          <w:b/>
+          <w:bCs/>
+          <w:noProof/>
+          <w:sz w:val="24"/>
+          <w:szCs w:val="24"/>
+          <w:lang w:eastAsia="es-EC"/>
+        </w:rPr>
+        <w:lastRenderedPageBreak/>
+        <w:drawing>
+          <wp:inline distT="0" distB="0" distL="0" distR="0" wp14:anchorId="70EEF05A" wp14:editId="31956417">
+            <wp:extent cx="4190400" cy="2520000"/>
+            <wp:effectExtent l="0" t="0" r="635" b="0"/>
+            <wp:docPr id="8" name="Picture 8"/>
+            <wp:cNvGraphicFramePr>
+              <a:graphicFrameLocks xmlns:a="http://schemas.openxmlformats.org/drawingml/2006/main" noChangeAspect="1"/>
+            </wp:cNvGraphicFramePr>
+            <a:graphic xmlns:a="http://schemas.openxmlformats.org/drawingml/2006/main">
+              <a:graphicData uri="http://schemas.openxmlformats.org/drawingml/2006/picture">
+                <pic:pic xmlns:pic="http://schemas.openxmlformats.org/drawingml/2006/picture">
+                  <pic:nvPicPr>
+                    <pic:cNvPr id="8" name="Captura de pantalla 2026-05-16 163222.png"/>
+                    <pic:cNvPicPr/>
+                  </pic:nvPicPr>
+                  <pic:blipFill>
+                    <a:blip r:embed="rId20">
+                      <a:extLst>
+                        <a:ext uri="{28A0092B-C50C-407E-A947-70E740481C1C}">
+                          <a14:useLocalDpi xmlns:a14="http://schemas.microsoft.com/office/drawing/2010/main" val="0"/>
+                        </a:ext>
+                      </a:extLst>
+                    </a:blip>
+                    <a:stretch>
+                      <a:fillRect/>
+                    </a:stretch>
+                  </pic:blipFill>
+                  <pic:spPr>
+                    <a:xfrm>
+                      <a:off x="0" y="0"/>
+                      <a:ext cx="4190400" cy="2520000"/>
+                    </a:xfrm>
+                    <a:prstGeom prst="rect">
+                      <a:avLst/>
+                    </a:prstGeom>
+                  </pic:spPr>
+                </pic:pic>
+              </a:graphicData>
+            </a:graphic>
+          </wp:inline>
+        </w:drawing>
+      </w:r>
+    </w:p>
+    <w:p>
+      <w:pPr>
+        <w:widowControl w:val="0"/>
+        <w:pBdr>
+          <w:top w:val="nil"/>
+          <w:left w:val="nil"/>
+          <w:bottom w:val="nil"/>
+          <w:right w:val="nil"/>
+          <w:between w:val="nil"/>
+        </w:pBdr>
+        <w:spacing w:after="0" w:line="240" w:lineRule="auto"/>
+        <w:jc w:val="both"/>
+        <w:rPr>
+          <w:rFonts w:ascii="Arial" w:hAnsi="Arial" w:cs="Arial"/>
+          <w:b/>
+          <w:bCs/>
+          <w:sz w:val="24"/>
+          <w:szCs w:val="24"/>
+          <w:lang w:eastAsia="es-EC"/>
+        </w:rPr>
+      </w:pPr>
+    </w:p>
+    <w:p>
+      <w:pPr>
+        <w:widowControl w:val="0"/>
+        <w:pBdr>
+          <w:top w:val="nil"/>
+          <w:left w:val="nil"/>
+          <w:bottom w:val="nil"/>
+          <w:right w:val="nil"/>
+          <w:between w:val="nil"/>
+        </w:pBdr>
+        <w:spacing w:after="0" w:line="240" w:lineRule="auto"/>
+        <w:jc w:val="both"/>
+        <w:rPr>
+          <w:rFonts w:ascii="Arial" w:hAnsi="Arial" w:cs="Arial"/>
+          <w:b/>
+          <w:bCs/>
+          <w:sz w:val="24"/>
+          <w:szCs w:val="24"/>
+          <w:lang w:eastAsia="es-EC"/>
+        </w:rPr>
+      </w:pPr>
+      <w:r>
+        <w:rPr>
+          <w:rFonts w:ascii="Arial" w:hAnsi="Arial" w:cs="Arial"/>
+          <w:b/>
+          <w:bCs/>
+          <w:noProof/>
+          <w:sz w:val="24"/>
+          <w:szCs w:val="24"/>
+          <w:lang w:eastAsia="es-EC"/>
+        </w:rPr>
+        <w:drawing>
+          <wp:inline distT="0" distB="0" distL="0" distR="0" wp14:anchorId="30B22DB0" wp14:editId="24069FF1">
+            <wp:extent cx="4190400" cy="2520000"/>
+            <wp:effectExtent l="0" t="0" r="635" b="0"/>
+            <wp:docPr id="9" name="Picture 9"/>
+            <wp:cNvGraphicFramePr>
+              <a:graphicFrameLocks xmlns:a="http://schemas.openxmlformats.org/drawingml/2006/main" noChangeAspect="1"/>
+            </wp:cNvGraphicFramePr>
+            <a:graphic xmlns:a="http://schemas.openxmlformats.org/drawingml/2006/main">
+              <a:graphicData uri="http://schemas.openxmlformats.org/drawingml/2006/picture">
+                <pic:pic xmlns:pic="http://schemas.openxmlformats.org/drawingml/2006/picture">
+                  <pic:nvPicPr>
+                    <pic:cNvPr id="9" name="Captura de pantalla 2026-05-16 163329.png"/>
+                    <pic:cNvPicPr/>
+                  </pic:nvPicPr>
+                  <pic:blipFill>
+                    <a:blip r:embed="rId21">
+                      <a:extLst>
+                        <a:ext uri="{28A0092B-C50C-407E-A947-70E740481C1C}">
+                          <a14:useLocalDpi xmlns:a14="http://schemas.microsoft.com/office/drawing/2010/main" val="0"/>
+                        </a:ext>
+                      </a:extLst>
+                    </a:blip>
+                    <a:stretch>
+                      <a:fillRect/>
+                    </a:stretch>
+                  </pic:blipFill>
+                  <pic:spPr>
+                    <a:xfrm>
+                      <a:off x="0" y="0"/>
+                      <a:ext cx="4190400" cy="2520000"/>
+                    </a:xfrm>
+                    <a:prstGeom prst="rect">
+                      <a:avLst/>
+                    </a:prstGeom>
+                  </pic:spPr>
+                </pic:pic>
+              </a:graphicData>
+            </a:graphic>
+          </wp:inline>
+        </w:drawing>
+      </w:r>
+    </w:p>
+    <w:p>
+      <w:pPr>
+        <w:widowControl w:val="0"/>
+        <w:pBdr>
+          <w:top w:val="nil"/>
+          <w:left w:val="nil"/>
+          <w:bottom w:val="nil"/>
+          <w:right w:val="nil"/>
+          <w:between w:val="nil"/>
+        </w:pBdr>
+        <w:spacing w:after="0" w:line="240" w:lineRule="auto"/>
+        <w:jc w:val="both"/>
+        <w:rPr>
+          <w:rFonts w:ascii="Arial" w:hAnsi="Arial" w:cs="Arial"/>
+          <w:b/>
+          <w:bCs/>
+          <w:sz w:val="24"/>
+          <w:szCs w:val="24"/>
+          <w:lang w:eastAsia="es-EC"/>
+        </w:rPr>
+      </w:pPr>
+    </w:p>
+    <w:p>
+      <w:pPr>
+        <w:widowControl w:val="0"/>
+        <w:pBdr>
+          <w:top w:val="nil"/>
+          <w:left w:val="nil"/>
+          <w:bottom w:val="nil"/>
+          <w:right w:val="nil"/>
+          <w:between w:val="nil"/>
+        </w:pBdr>
+        <w:spacing w:after="0" w:line="240" w:lineRule="auto"/>
+        <w:jc w:val="both"/>
+        <w:rPr>
+          <w:rFonts w:ascii="Arial" w:hAnsi="Arial" w:cs="Arial"/>
+          <w:b/>
+          <w:bCs/>
+          <w:sz w:val="24"/>
+          <w:szCs w:val="24"/>
+          <w:lang w:eastAsia="es-EC"/>
+        </w:rPr>
+      </w:pPr>
+      <w:r>
+        <w:rPr>
+          <w:rFonts w:ascii="Arial" w:hAnsi="Arial" w:cs="Arial"/>
+          <w:b/>
+          <w:bCs/>
+          <w:noProof/>
+          <w:sz w:val="24"/>
+          <w:szCs w:val="24"/>
+          <w:lang w:eastAsia="es-EC"/>
+        </w:rPr>
+        <w:drawing>
+          <wp:inline distT="0" distB="0" distL="0" distR="0" wp14:anchorId="55667E62" wp14:editId="53522BD1">
+            <wp:extent cx="4190400" cy="2520000"/>
+            <wp:effectExtent l="0" t="0" r="635" b="0"/>
+            <wp:docPr id="10" name="Picture 10"/>
+            <wp:cNvGraphicFramePr>
+              <a:graphicFrameLocks xmlns:a="http://schemas.openxmlformats.org/drawingml/2006/main" noChangeAspect="1"/>
+            </wp:cNvGraphicFramePr>
+            <a:graphic xmlns:a="http://schemas.openxmlformats.org/drawingml/2006/main">
+              <a:graphicData uri="http://schemas.openxmlformats.org/drawingml/2006/picture">
+                <pic:pic xmlns:pic="http://schemas.openxmlformats.org/drawingml/2006/picture">
+                  <pic:nvPicPr>
+                    <pic:cNvPr id="10" name="Captura de pantalla 2026-05-16 164013.png"/>
+                    <pic:cNvPicPr/>
+                  </pic:nvPicPr>
+                  <pic:blipFill>
+                    <a:blip r:embed="rId22">
+                      <a:extLst>
+                        <a:ext uri="{28A0092B-C50C-407E-A947-70E740481C1C}">
+                          <a14:useLocalDpi xmlns:a14="http://schemas.microsoft.com/office/drawing/2010/main" val="0"/>
+                        </a:ext>
+                      </a:extLst>
+                    </a:blip>
+                    <a:stretch>
+                      <a:fillRect/>
+                    </a:stretch>
+                  </pic:blipFill>
+                  <pic:spPr>
+                    <a:xfrm>
+                      <a:off x="0" y="0"/>
+                      <a:ext cx="4190400" cy="2520000"/>
+                    </a:xfrm>
+                    <a:prstGeom prst="rect">
+                      <a:avLst/>
+                    </a:prstGeom>
+                  </pic:spPr>
+                </pic:pic>
+              </a:graphicData>
+            </a:graphic>
+          </wp:inline>
+        </w:drawing>
+      </w:r>
+    </w:p>
+    <w:p>
+      <w:pPr>
+        <w:widowControl w:val="0"/>
+        <w:pBdr>
+          <w:top w:val="nil"/>
+          <w:left w:val="nil"/>
+          <w:bottom w:val="nil"/>
+          <w:right w:val="nil"/>
+          <w:between w:val="nil"/>
+        </w:pBdr>
+        <w:spacing w:after="0" w:line="240" w:lineRule="auto"/>
+        <w:jc w:val="both"/>
+        <w:rPr>
+          <w:rFonts w:ascii="Arial" w:hAnsi="Arial" w:cs="Arial"/>
+          <w:b/>
+          <w:bCs/>
+          <w:sz w:val="24"/>
+          <w:szCs w:val="24"/>
+          <w:lang w:eastAsia="es-EC"/>
+        </w:rPr>
+      </w:pPr>
+    </w:p>
+    <w:p>
+      <w:pPr>
+        <w:widowControl w:val="0"/>
+        <w:pBdr>
+          <w:top w:val="nil"/>
+          <w:left w:val="nil"/>
+          <w:bottom w:val="nil"/>
+          <w:right w:val="nil"/>
+          <w:between w:val="nil"/>
+        </w:pBdr>
+        <w:spacing w:after="0" w:line="240" w:lineRule="auto"/>
+        <w:jc w:val="both"/>
+        <w:rPr>
+          <w:rFonts w:ascii="Arial" w:hAnsi="Arial" w:cs="Arial"/>
+          <w:b/>
+          <w:bCs/>
+          <w:sz w:val="24"/>
+          <w:szCs w:val="24"/>
+          <w:lang w:eastAsia="es-EC"/>
+        </w:rPr>
+      </w:pPr>
+    </w:p>
+    <w:p>
+      <w:pPr>
+        <w:widowControl w:val="0"/>
+        <w:pBdr>
+          <w:top w:val="nil"/>
+          <w:left w:val="nil"/>
+          <w:bottom w:val="nil"/>
+          <w:right w:val="nil"/>
+          <w:between w:val="nil"/>
+        </w:pBdr>
+        <w:spacing w:after="0" w:line="240" w:lineRule="auto"/>
+        <w:jc w:val="both"/>
+        <w:rPr>
+          <w:rFonts w:ascii="Arial" w:hAnsi="Arial" w:cs="Arial"/>
+          <w:b/>
+          <w:bCs/>
+          <w:sz w:val="24"/>
+          <w:szCs w:val="24"/>
+          <w:lang w:eastAsia="es-EC"/>
+        </w:rPr>
+      </w:pPr>
+    </w:p>
+    <w:p>
+      <w:pPr>
+        <w:widowControl w:val="0"/>
+        <w:pBdr>
+          <w:top w:val="nil"/>
+          <w:left w:val="nil"/>
+          <w:bottom w:val="nil"/>
+          <w:right w:val="nil"/>
+          <w:between w:val="nil"/>
+        </w:pBdr>
+        <w:spacing w:after="0" w:line="240" w:lineRule="auto"/>
+        <w:jc w:val="both"/>
+        <w:rPr>
+          <w:rFonts w:ascii="Arial" w:hAnsi="Arial" w:cs="Arial"/>
+          <w:b/>
+          <w:bCs/>
+          <w:sz w:val="24"/>
+          <w:szCs w:val="24"/>
+          <w:lang w:eastAsia="es-EC"/>
+        </w:rPr>
+      </w:pPr>
+    </w:p>
+    <w:p>
+      <w:pPr>
+        <w:widowControl w:val="0"/>
+        <w:pBdr>
+          <w:top w:val="nil"/>
+          <w:left w:val="nil"/>
+          <w:bottom w:val="nil"/>
+          <w:right w:val="nil"/>
+          <w:between w:val="nil"/>
+        </w:pBdr>
+        <w:spacing w:after="0" w:line="240" w:lineRule="auto"/>
+        <w:jc w:val="both"/>
+        <w:rPr>
+          <w:rFonts w:ascii="Arial" w:hAnsi="Arial" w:cs="Arial"/>
+          <w:b/>
+          <w:bCs/>
+          <w:sz w:val="24"/>
+          <w:szCs w:val="24"/>
+          <w:lang w:eastAsia="es-EC"/>
+        </w:rPr>
+      </w:pPr>
+      <w:r>
+        <w:rPr>
+          <w:rFonts w:ascii="Arial" w:hAnsi="Arial" w:cs="Arial"/>
+          <w:b/>
+          <w:bCs/>
+          <w:noProof/>
+          <w:sz w:val="24"/>
+          <w:szCs w:val="24"/>
+          <w:lang w:eastAsia="es-EC"/>
+        </w:rPr>
+        <w:lastRenderedPageBreak/>
+        <w:drawing>
+          <wp:inline distT="0" distB="0" distL="0" distR="0" wp14:anchorId="32AED5D6" wp14:editId="37908DEA">
+            <wp:extent cx="4190400" cy="2520000"/>
+            <wp:effectExtent l="0" t="0" r="635" b="0"/>
+            <wp:docPr id="11" name="Picture 11"/>
+            <wp:cNvGraphicFramePr>
+              <a:graphicFrameLocks xmlns:a="http://schemas.openxmlformats.org/drawingml/2006/main" noChangeAspect="1"/>
+            </wp:cNvGraphicFramePr>
+            <a:graphic xmlns:a="http://schemas.openxmlformats.org/drawingml/2006/main">
+              <a:graphicData uri="http://schemas.openxmlformats.org/drawingml/2006/picture">
+                <pic:pic xmlns:pic="http://schemas.openxmlformats.org/drawingml/2006/picture">
+                  <pic:nvPicPr>
+                    <pic:cNvPr id="11" name="Captura de pantalla 2026-05-16 164120.png"/>
+                    <pic:cNvPicPr/>
+                  </pic:nvPicPr>
+                  <pic:blipFill>
+                    <a:blip r:embed="rId23">
+                      <a:extLst>
+                        <a:ext uri="{28A0092B-C50C-407E-A947-70E740481C1C}">
+                          <a14:useLocalDpi xmlns:a14="http://schemas.microsoft.com/office/drawing/2010/main" val="0"/>
+                        </a:ext>
+                      </a:extLst>
+                    </a:blip>
+                    <a:stretch>
+                      <a:fillRect/>
+                    </a:stretch>
+                  </pic:blipFill>
+                  <pic:spPr>
+                    <a:xfrm>
+                      <a:off x="0" y="0"/>
+                      <a:ext cx="4190400" cy="2520000"/>
+                    </a:xfrm>
+                    <a:prstGeom prst="rect">
+                      <a:avLst/>
+                    </a:prstGeom>
+                  </pic:spPr>
+                </pic:pic>
+              </a:graphicData>
+            </a:graphic>
+          </wp:inline>
+        </w:drawing>
+      </w:r>
+    </w:p>
+    <w:p>
+      <w:pPr>
+        <w:widowControl w:val="0"/>
+        <w:pBdr>
+          <w:top w:val="nil"/>
+          <w:left w:val="nil"/>
+          <w:bottom w:val="nil"/>
+          <w:right w:val="nil"/>
+          <w:between w:val="nil"/>
+        </w:pBdr>
+        <w:spacing w:after="0" w:line="240" w:lineRule="auto"/>
+        <w:jc w:val="both"/>
+        <w:rPr>
+          <w:rFonts w:ascii="Arial" w:hAnsi="Arial" w:cs="Arial"/>
+          <w:b/>
+          <w:bCs/>
+          <w:sz w:val="24"/>
+          <w:szCs w:val="24"/>
+          <w:lang w:eastAsia="es-EC"/>
+        </w:rPr>
+      </w:pPr>
+    </w:p>
+    <w:p>
+      <w:pPr>
+        <w:widowControl w:val="0"/>
+        <w:pBdr>
+          <w:top w:val="nil"/>
+          <w:left w:val="nil"/>
+          <w:bottom w:val="nil"/>
+          <w:right w:val="nil"/>
+          <w:between w:val="nil"/>
+        </w:pBdr>
+        <w:spacing w:after="0" w:line="240" w:lineRule="auto"/>
+        <w:jc w:val="both"/>
+        <w:rPr>
+          <w:rFonts w:ascii="Arial" w:hAnsi="Arial" w:cs="Arial"/>
+          <w:b/>
+          <w:bCs/>
+          <w:sz w:val="24"/>
+          <w:szCs w:val="24"/>
+          <w:lang w:eastAsia="es-EC"/>
+        </w:rPr>
+      </w:pPr>
+      <w:r>
+        <w:rPr>
+          <w:rFonts w:ascii="Arial" w:hAnsi="Arial" w:cs="Arial"/>
+          <w:b/>
+          <w:bCs/>
+          <w:noProof/>
+          <w:sz w:val="24"/>
+          <w:szCs w:val="24"/>
+          <w:lang w:eastAsia="es-EC"/>
+        </w:rPr>
+        <w:drawing>
+          <wp:inline distT="0" distB="0" distL="0" distR="0" wp14:anchorId="63CCEEE5" wp14:editId="45356BC0">
+            <wp:extent cx="4190400" cy="2520000"/>
+            <wp:effectExtent l="0" t="0" r="635" b="0"/>
+            <wp:docPr id="12" name="Picture 12"/>
+            <wp:cNvGraphicFramePr>
+              <a:graphicFrameLocks xmlns:a="http://schemas.openxmlformats.org/drawingml/2006/main" noChangeAspect="1"/>
+            </wp:cNvGraphicFramePr>
+            <a:graphic xmlns:a="http://schemas.openxmlformats.org/drawingml/2006/main">
+              <a:graphicData uri="http://schemas.openxmlformats.org/drawingml/2006/picture">
+                <pic:pic xmlns:pic="http://schemas.openxmlformats.org/drawingml/2006/picture">
+                  <pic:nvPicPr>
+                    <pic:cNvPr id="12" name="Captura de pantalla 2026-05-16 164201.png"/>
+                    <pic:cNvPicPr/>
+                  </pic:nvPicPr>
+                  <pic:blipFill>
+                    <a:blip r:embed="rId24">
+                      <a:extLst>
+                        <a:ext uri="{28A0092B-C50C-407E-A947-70E740481C1C}">
+                          <a14:useLocalDpi xmlns:a14="http://schemas.microsoft.com/office/drawing/2010/main" val="0"/>
+                        </a:ext>
+                      </a:extLst>
+                    </a:blip>
+                    <a:stretch>
+                      <a:fillRect/>
+                    </a:stretch>
+                  </pic:blipFill>
+                  <pic:spPr>
+                    <a:xfrm>
+                      <a:off x="0" y="0"/>
+                      <a:ext cx="4190400" cy="2520000"/>
+                    </a:xfrm>
+                    <a:prstGeom prst="rect">
+                      <a:avLst/>
+                    </a:prstGeom>
+                  </pic:spPr>
+                </pic:pic>
+              </a:graphicData>
+            </a:graphic>
+          </wp:inline>
+        </w:drawing>
+      </w:r>
+    </w:p>
+    <w:p>
+      <w:pPr>
+        <w:widowControl w:val="0"/>
+        <w:pBdr>
+          <w:top w:val="nil"/>
+          <w:left w:val="nil"/>
+          <w:bottom w:val="nil"/>
+          <w:right w:val="nil"/>
+          <w:between w:val="nil"/>
+        </w:pBdr>
+        <w:spacing w:after="0" w:line="240" w:lineRule="auto"/>
+        <w:jc w:val="both"/>
+        <w:rPr>
+          <w:rFonts w:ascii="Arial" w:hAnsi="Arial" w:cs="Arial"/>
+          <w:b/>
+          <w:bCs/>
+          <w:sz w:val="24"/>
+          <w:szCs w:val="24"/>
+          <w:lang w:eastAsia="es-EC"/>
+        </w:rPr>
+      </w:pPr>
+    </w:p>
+    <w:p>
+      <w:pPr>
+        <w:widowControl w:val="0"/>
+        <w:pBdr>
+          <w:top w:val="nil"/>
+          <w:left w:val="nil"/>
+          <w:bottom w:val="nil"/>
+          <w:right w:val="nil"/>
+          <w:between w:val="nil"/>
+        </w:pBdr>
+        <w:spacing w:after="0" w:line="240" w:lineRule="auto"/>
+        <w:jc w:val="both"/>
+        <w:rPr>
+          <w:rFonts w:ascii="Arial" w:hAnsi="Arial" w:cs="Arial"/>
+          <w:b/>
+          <w:bCs/>
+          <w:sz w:val="24"/>
+          <w:szCs w:val="24"/>
+          <w:lang w:eastAsia="es-EC"/>
+        </w:rPr>
+      </w:pPr>
+      <w:r>
+        <w:rPr>
+          <w:rFonts w:ascii="Arial" w:hAnsi="Arial" w:cs="Arial"/>
+          <w:b/>
+          <w:bCs/>
+          <w:noProof/>
+          <w:sz w:val="24"/>
+          <w:szCs w:val="24"/>
+          <w:lang w:eastAsia="es-EC"/>
+        </w:rPr>
+        <w:drawing>
+          <wp:inline distT="0" distB="0" distL="0" distR="0" wp14:anchorId="1A9BC698" wp14:editId="18649C36">
+            <wp:extent cx="4190400" cy="2520000"/>
+            <wp:effectExtent l="0" t="0" r="635" b="0"/>
+            <wp:docPr id="13" name="Picture 13"/>
+            <wp:cNvGraphicFramePr>
+              <a:graphicFrameLocks xmlns:a="http://schemas.openxmlformats.org/drawingml/2006/main" noChangeAspect="1"/>
+            </wp:cNvGraphicFramePr>
+            <a:graphic xmlns:a="http://schemas.openxmlformats.org/drawingml/2006/main">
+              <a:graphicData uri="http://schemas.openxmlformats.org/drawingml/2006/picture">
+                <pic:pic xmlns:pic="http://schemas.openxmlformats.org/drawingml/2006/picture">
+                  <pic:nvPicPr>
+                    <pic:cNvPr id="13" name="Captura de pantalla 2026-05-16 164649.png"/>
+                    <pic:cNvPicPr/>
+                  </pic:nvPicPr>
+                  <pic:blipFill>
+                    <a:blip r:embed="rId25">
+                      <a:extLst>
+                        <a:ext uri="{28A0092B-C50C-407E-A947-70E740481C1C}">
+                          <a14:useLocalDpi xmlns:a14="http://schemas.microsoft.com/office/drawing/2010/main" val="0"/>
+                        </a:ext>
+                      </a:extLst>
+                    </a:blip>
+                    <a:stretch>
+                      <a:fillRect/>
+                    </a:stretch>
+                  </pic:blipFill>
+                  <pic:spPr>
+                    <a:xfrm>
+                      <a:off x="0" y="0"/>
+                      <a:ext cx="4190400" cy="2520000"/>
+                    </a:xfrm>
+                    <a:prstGeom prst="rect">
+                      <a:avLst/>
+                    </a:prstGeom>
+                  </pic:spPr>
+                </pic:pic>
+              </a:graphicData>
+            </a:graphic>
+          </wp:inline>
+        </w:drawing>
+      </w:r>
+      <w:r>
+        <w:rPr>
+          <w:rFonts w:ascii="Arial" w:hAnsi="Arial" w:cs="Arial"/>
+          <w:b/>
+          <w:bCs/>
+          <w:sz w:val="24"/>
+          <w:szCs w:val="24"/>
+          <w:lang w:eastAsia="es-EC"/>
+        </w:rPr>
+        <w:br w:type="page"/>
+      </w:r>
+    </w:p>
+    <w:p>
+      <w:pPr>
+        <w:widowControl w:val="0"/>
+        <w:pBdr>
+          <w:top w:val="nil"/>
+          <w:left w:val="nil"/>
+          <w:bottom w:val="nil"/>
+          <w:right w:val="nil"/>
+          <w:between w:val="nil"/>
+        </w:pBdr>
+        <w:spacing w:after="0" w:line="240" w:lineRule="auto"/>
+        <w:jc w:val="both"/>
+        <w:rPr>
+          <w:rFonts w:ascii="Arial" w:hAnsi="Arial" w:cs="Arial"/>
+          <w:b/>
+          <w:bCs/>
+          <w:sz w:val="24"/>
+          <w:szCs w:val="24"/>
+          <w:lang w:eastAsia="es-EC"/>
+        </w:rPr>
+      </w:pPr>
+      <w:r>
+        <w:rPr>
+          <w:rFonts w:ascii="Arial" w:hAnsi="Arial" w:cs="Arial"/>
+          <w:b/>
+          <w:bCs/>
+          <w:noProof/>
+          <w:sz w:val="24"/>
+          <w:szCs w:val="24"/>
+          <w:lang w:eastAsia="es-EC"/>
+        </w:rPr>
+        <w:lastRenderedPageBreak/>
+        <w:drawing>
+          <wp:inline distT="0" distB="0" distL="0" distR="0" wp14:anchorId="2585CB2F" wp14:editId="1456873F">
+            <wp:extent cx="4190400" cy="2520000"/>
+            <wp:effectExtent l="0" t="0" r="635" b="0"/>
+            <wp:docPr id="14" name="Picture 14"/>
+            <wp:cNvGraphicFramePr>
+              <a:graphicFrameLocks xmlns:a="http://schemas.openxmlformats.org/drawingml/2006/main" noChangeAspect="1"/>
+            </wp:cNvGraphicFramePr>
+            <a:graphic xmlns:a="http://schemas.openxmlformats.org/drawingml/2006/main">
+              <a:graphicData uri="http://schemas.openxmlformats.org/drawingml/2006/picture">
+                <pic:pic xmlns:pic="http://schemas.openxmlformats.org/drawingml/2006/picture">
+                  <pic:nvPicPr>
+                    <pic:cNvPr id="14" name="Captura de pantalla 2026-05-16 164746.png"/>
+                    <pic:cNvPicPr/>
+                  </pic:nvPicPr>
+                  <pic:blipFill>
+                    <a:blip r:embed="rId26">
+                      <a:extLst>
+                        <a:ext uri="{28A0092B-C50C-407E-A947-70E740481C1C}">
+                          <a14:useLocalDpi xmlns:a14="http://schemas.microsoft.com/office/drawing/2010/main" val="0"/>
+                        </a:ext>
+                      </a:extLst>
+                    </a:blip>
+                    <a:stretch>
+                      <a:fillRect/>
+                    </a:stretch>
+                  </pic:blipFill>
+                  <pic:spPr>
+                    <a:xfrm>
+                      <a:off x="0" y="0"/>
+                      <a:ext cx="4190400" cy="2520000"/>
+                    </a:xfrm>
+                    <a:prstGeom prst="rect">
+                      <a:avLst/>
+                    </a:prstGeom>
+                  </pic:spPr>
+                </pic:pic>
+              </a:graphicData>
+            </a:graphic>
+          </wp:inline>
+        </w:drawing>
+      </w:r>
+    </w:p>
+    <w:p>
+      <w:pPr>
+        <w:widowControl w:val="0"/>
+        <w:pBdr>
+          <w:top w:val="nil"/>
+          <w:left w:val="nil"/>
+          <w:bottom w:val="nil"/>
+          <w:right w:val="nil"/>
+          <w:between w:val="nil"/>
+        </w:pBdr>
+        <w:spacing w:after="0" w:line="240" w:lineRule="auto"/>
+        <w:jc w:val="both"/>
+        <w:rPr>
+          <w:rFonts w:ascii="Arial" w:eastAsiaTheme="majorEastAsia" w:hAnsi="Arial" w:cs="Arial"/>
+          <w:b/>
+          <w:bCs/>
+          <w:color w:val="2F5496" w:themeColor="accent1" w:themeShade="BF"/>
+          <w:sz w:val="24"/>
+          <w:szCs w:val="24"/>
+          <w:lang w:eastAsia="es-EC"/>
+        </w:rPr>
+      </w:pPr>
+    </w:p>
+    <w:p>
+      <w:pPr>
+        <w:widowControl w:val="0"/>
+        <w:pBdr>
+          <w:top w:val="nil"/>
+          <w:left w:val="nil"/>
+          <w:bottom w:val="nil"/>
+          <w:right w:val="nil"/>
+          <w:between w:val="nil"/>
+        </w:pBdr>
+        <w:spacing w:after="0" w:line="240" w:lineRule="auto"/>
+        <w:jc w:val="both"/>
+        <w:rPr>
+          <w:rFonts w:ascii="Arial" w:eastAsiaTheme="majorEastAsia" w:hAnsi="Arial" w:cs="Arial"/>
+          <w:b/>
+          <w:bCs/>
+          <w:color w:val="2F5496" w:themeColor="accent1" w:themeShade="BF"/>
+          <w:sz w:val="24"/>
+          <w:szCs w:val="24"/>
+          <w:lang w:eastAsia="es-EC"/>
+        </w:rPr>
+      </w:pPr>
+      <w:r>
+        <w:rPr>
+          <w:rFonts w:ascii="Arial" w:eastAsiaTheme="majorEastAsia" w:hAnsi="Arial" w:cs="Arial"/>
+          <w:b/>
+          <w:bCs/>
+          <w:noProof/>
+          <w:color w:val="2F5496" w:themeColor="accent1" w:themeShade="BF"/>
+          <w:sz w:val="24"/>
+          <w:szCs w:val="24"/>
+          <w:lang w:eastAsia="es-EC"/>
+        </w:rPr>
+        <w:drawing>
+          <wp:inline distT="0" distB="0" distL="0" distR="0" wp14:anchorId="36B0DBAF" wp14:editId="1A5D3A68">
+            <wp:extent cx="5400040" cy="2868930"/>
+            <wp:effectExtent l="0" t="0" r="0" b="7620"/>
+            <wp:docPr id="15" name="Picture 15"/>
+            <wp:cNvGraphicFramePr>
+              <a:graphicFrameLocks xmlns:a="http://schemas.openxmlformats.org/drawingml/2006/main" noChangeAspect="1"/>
+            </wp:cNvGraphicFramePr>
+            <a:graphic xmlns:a="http://schemas.openxmlformats.org/drawingml/2006/main">
+              <a:graphicData uri="http://schemas.openxmlformats.org/drawingml/2006/picture">
+                <pic:pic xmlns:pic="http://schemas.openxmlformats.org/drawingml/2006/picture">
+                  <pic:nvPicPr>
+                    <pic:cNvPr id="15" name="Captura de pantalla 2026-05-16 223404.png"/>
+                    <pic:cNvPicPr/>
+                  </pic:nvPicPr>
+                  <pic:blipFill>
+                    <a:blip r:embed="rId27" cstate="print">
+                      <a:extLst>
+                        <a:ext uri="{28A0092B-C50C-407E-A947-70E740481C1C}">
+                          <a14:useLocalDpi xmlns:a14="http://schemas.microsoft.com/office/drawing/2010/main" val="0"/>
+                        </a:ext>
+                      </a:extLst>
+                    </a:blip>
+                    <a:stretch>
+                      <a:fillRect/>
+                    </a:stretch>
+                  </pic:blipFill>
+                  <pic:spPr>
+                    <a:xfrm>
+                      <a:off x="0" y="0"/>
+                      <a:ext cx="5400040" cy="2868930"/>
+                    </a:xfrm>
+                    <a:prstGeom prst="rect">
+                      <a:avLst/>
+                    </a:prstGeom>
+                  </pic:spPr>
+                </pic:pic>
+              </a:graphicData>
+            </a:graphic>
+          </wp:inline>
+        </w:drawing>
+      </w:r>
+    </w:p>
+    <w:p>
+      <w:pPr>
+        <w:widowControl w:val="0"/>
+        <w:pBdr>
+          <w:top w:val="nil"/>
+          <w:left w:val="nil"/>
+          <w:bottom w:val="nil"/>
+          <w:right w:val="nil"/>
+          <w:between w:val="nil"/>
+        </w:pBdr>
+        <w:spacing w:after="0" w:line="240" w:lineRule="auto"/>
+        <w:jc w:val="both"/>
+        <w:rPr>
+          <w:rFonts w:ascii="Arial" w:eastAsiaTheme="majorEastAsia" w:hAnsi="Arial" w:cs="Arial"/>
+          <w:b/>
+          <w:bCs/>
+          <w:color w:val="2F5496" w:themeColor="accent1" w:themeShade="BF"/>
+          <w:sz w:val="24"/>
+          <w:szCs w:val="24"/>
+          <w:lang w:eastAsia="es-EC"/>
+        </w:rPr>
+      </w:pPr>
+    </w:p>
+    <w:p>
+      <w:pPr>
+        <w:widowControl w:val="0"/>
+        <w:pBdr>
+          <w:top w:val="nil"/>
+          <w:left w:val="nil"/>
+          <w:bottom w:val="nil"/>
+          <w:right w:val="nil"/>
+          <w:between w:val="nil"/>
+        </w:pBdr>
+        <w:spacing w:after="0" w:line="240" w:lineRule="auto"/>
+        <w:jc w:val="both"/>
+        <w:rPr>
+          <w:rFonts w:ascii="Arial" w:eastAsiaTheme="majorEastAsia" w:hAnsi="Arial" w:cs="Arial"/>
+          <w:b/>
+          <w:bCs/>
+          <w:color w:val="2F5496" w:themeColor="accent1" w:themeShade="BF"/>
+          <w:sz w:val="24"/>
+          <w:szCs w:val="24"/>
+          <w:lang w:eastAsia="es-EC"/>
+        </w:rPr>
+      </w:pPr>
+      <w:r>
+        <w:rPr>
+          <w:rFonts w:ascii="Arial" w:eastAsiaTheme="majorEastAsia" w:hAnsi="Arial" w:cs="Arial"/>
+          <w:b/>
+          <w:bCs/>
+          <w:noProof/>
+          <w:color w:val="2F5496" w:themeColor="accent1" w:themeShade="BF"/>
+          <w:sz w:val="24"/>
+          <w:szCs w:val="24"/>
+          <w:lang w:eastAsia="es-EC"/>
+        </w:rPr>
+        <w:drawing>
+          <wp:inline distT="0" distB="0" distL="0" distR="0" wp14:anchorId="3B6B8885" wp14:editId="2610D2EA">
+            <wp:extent cx="5400040" cy="2868930"/>
+            <wp:effectExtent l="0" t="0" r="0" b="7620"/>
+            <wp:docPr id="17" name="Picture 17"/>
+            <wp:cNvGraphicFramePr>
+              <a:graphicFrameLocks xmlns:a="http://schemas.openxmlformats.org/drawingml/2006/main" noChangeAspect="1"/>
+            </wp:cNvGraphicFramePr>
+            <a:graphic xmlns:a="http://schemas.openxmlformats.org/drawingml/2006/main">
+              <a:graphicData uri="http://schemas.openxmlformats.org/drawingml/2006/picture">
+                <pic:pic xmlns:pic="http://schemas.openxmlformats.org/drawingml/2006/picture">
+                  <pic:nvPicPr>
+                    <pic:cNvPr id="17" name="Captura de pantalla 2026-05-16 223420.png"/>
+                    <pic:cNvPicPr/>
+                  </pic:nvPicPr>
+                  <pic:blipFill>
+                    <a:blip r:embed="rId28" cstate="print">
+                      <a:extLst>
+                        <a:ext uri="{28A0092B-C50C-407E-A947-70E740481C1C}">
+                          <a14:useLocalDpi xmlns:a14="http://schemas.microsoft.com/office/drawing/2010/main" val="0"/>
+                        </a:ext>
+                      </a:extLst>
+                    </a:blip>
+                    <a:stretch>
+                      <a:fillRect/>
+                    </a:stretch>
+                  </pic:blipFill>
+                  <pic:spPr>
+                    <a:xfrm>
+                      <a:off x="0" y="0"/>
+                      <a:ext cx="5400040" cy="2868930"/>
+                    </a:xfrm>
+                    <a:prstGeom prst="rect">
+                      <a:avLst/>
+                    </a:prstGeom>
+                  </pic:spPr>
+                </pic:pic>
+              </a:graphicData>
+            </a:graphic>
+          </wp:inline>
+        </w:drawing>
+      </w:r>
+    </w:p>
+    <w:p>
+      <w:pPr>
+        <w:pStyle w:val="NoSpacing"/>
+        <w:spacing w:line="360" w:lineRule="auto"/>
+        <w:jc w:val="both"/>
+        <w:rPr>
+          <w:rFonts w:ascii="Arial" w:hAnsi="Arial" w:cs="Arial"/>
+          <w:b/>
+          <w:bCs/>
+          <w:lang w:val="en-US" w:eastAsia="es-EC"/>
+        </w:rPr>
+      </w:pPr>
+      <w:proofErr w:type="spellStart"/>
+      <w:r>
+        <w:rPr>
+          <w:rFonts w:ascii="Arial" w:hAnsi="Arial" w:cs="Arial"/>
+          <w:b/>
+          <w:bCs/>
+          <w:lang w:val="en-US" w:eastAsia="es-EC"/>
+        </w:rPr>
+        <w:lastRenderedPageBreak/>
+        <w:t>Bibliografía</w:t>
+      </w:r>
+      <w:proofErr w:type="spellEnd"/>
+    </w:p>
+    <w:p>
+      <w:pPr>
+        <w:widowControl w:val="0"/>
+        <w:pBdr>
+          <w:top w:val="nil"/>
+          <w:left w:val="nil"/>
+          <w:bottom w:val="nil"/>
+          <w:right w:val="nil"/>
+          <w:between w:val="nil"/>
+        </w:pBdr>
+        <w:spacing w:after="0" w:line="240" w:lineRule="auto"/>
+        <w:ind w:left="426" w:hanging="426"/>
+        <w:jc w:val="both"/>
+        <w:rPr>
+          <w:rFonts w:eastAsia="Arial Unicode MS" w:cstheme="minorHAnsi"/>
+          <w:bCs/>
+          <w:color w:val="000000"/>
+          <w:sz w:val="24"/>
+          <w:szCs w:val="24"/>
+          <w:u w:color="000000"/>
+          <w:bdr w:val="nil"/>
+          <w:lang w:val="en-US"/>
+        </w:rPr>
+      </w:pPr>
+      <w:proofErr w:type="spellStart"/>
+      <w:r>
+        <w:rPr>
+          <w:rFonts w:eastAsia="Arial Unicode MS" w:cstheme="minorHAnsi"/>
+          <w:bCs/>
+          <w:color w:val="000000"/>
+          <w:sz w:val="24"/>
+          <w:szCs w:val="24"/>
+          <w:u w:color="000000"/>
+          <w:bdr w:val="nil"/>
+          <w:lang w:val="en-US"/>
+        </w:rPr>
+        <w:t>Sudip</w:t>
+      </w:r>
+      <w:proofErr w:type="spellEnd"/>
+      <w:r>
+        <w:rPr>
+          <w:rFonts w:eastAsia="Arial Unicode MS" w:cstheme="minorHAnsi"/>
+          <w:bCs/>
+          <w:color w:val="000000"/>
+          <w:sz w:val="24"/>
+          <w:szCs w:val="24"/>
+          <w:u w:color="000000"/>
+          <w:bdr w:val="nil"/>
+          <w:lang w:val="en-US"/>
+        </w:rPr>
+        <w:t xml:space="preserve"> </w:t>
+      </w:r>
+      <w:proofErr w:type="spellStart"/>
+      <w:r>
+        <w:rPr>
+          <w:rFonts w:eastAsia="Arial Unicode MS" w:cstheme="minorHAnsi"/>
+          <w:bCs/>
+          <w:color w:val="000000"/>
+          <w:sz w:val="24"/>
+          <w:szCs w:val="24"/>
+          <w:u w:color="000000"/>
+          <w:bdr w:val="nil"/>
+          <w:lang w:val="en-US"/>
+        </w:rPr>
+        <w:t>Mitra</w:t>
+      </w:r>
+      <w:proofErr w:type="spellEnd"/>
+      <w:r>
+        <w:rPr>
+          <w:rFonts w:eastAsia="Arial Unicode MS" w:cstheme="minorHAnsi"/>
+          <w:bCs/>
+          <w:color w:val="000000"/>
+          <w:sz w:val="24"/>
+          <w:szCs w:val="24"/>
+          <w:u w:color="000000"/>
+          <w:bdr w:val="nil"/>
+          <w:lang w:val="en-US"/>
+        </w:rPr>
+        <w:t xml:space="preserve"> (2024) </w:t>
+      </w:r>
+      <w:r>
+        <w:rPr>
+          <w:rFonts w:eastAsia="Arial Unicode MS" w:cstheme="minorHAnsi"/>
+          <w:bCs/>
+          <w:i/>
+          <w:color w:val="000000"/>
+          <w:sz w:val="24"/>
+          <w:szCs w:val="24"/>
+          <w:u w:color="000000"/>
+          <w:bdr w:val="nil"/>
+          <w:lang w:val="en-US"/>
+        </w:rPr>
+        <w:t>Java Design Patterns: Singleton, Factory, and Observer</w:t>
+      </w:r>
+      <w:r>
+        <w:rPr>
+          <w:rFonts w:eastAsia="Arial Unicode MS" w:cstheme="minorHAnsi"/>
+          <w:bCs/>
+          <w:color w:val="000000"/>
+          <w:sz w:val="24"/>
+          <w:szCs w:val="24"/>
+          <w:u w:color="000000"/>
+          <w:bdr w:val="nil"/>
+          <w:lang w:val="en-US"/>
+        </w:rPr>
+        <w:t xml:space="preserve">, </w:t>
+      </w:r>
+      <w:proofErr w:type="spellStart"/>
+      <w:r>
+        <w:rPr>
+          <w:rFonts w:eastAsia="Arial Unicode MS" w:cstheme="minorHAnsi"/>
+          <w:bCs/>
+          <w:color w:val="000000"/>
+          <w:sz w:val="24"/>
+          <w:szCs w:val="24"/>
+          <w:u w:color="000000"/>
+          <w:bdr w:val="nil"/>
+          <w:lang w:val="en-US"/>
+        </w:rPr>
+        <w:t>Sudip</w:t>
+      </w:r>
+      <w:proofErr w:type="spellEnd"/>
+      <w:r>
+        <w:rPr>
+          <w:rFonts w:eastAsia="Arial Unicode MS" w:cstheme="minorHAnsi"/>
+          <w:bCs/>
+          <w:color w:val="000000"/>
+          <w:sz w:val="24"/>
+          <w:szCs w:val="24"/>
+          <w:u w:color="000000"/>
+          <w:bdr w:val="nil"/>
+          <w:lang w:val="en-US"/>
+        </w:rPr>
+        <w:t xml:space="preserve"> </w:t>
+      </w:r>
+      <w:proofErr w:type="spellStart"/>
+      <w:r>
+        <w:rPr>
+          <w:rFonts w:eastAsia="Arial Unicode MS" w:cstheme="minorHAnsi"/>
+          <w:bCs/>
+          <w:color w:val="000000"/>
+          <w:sz w:val="24"/>
+          <w:szCs w:val="24"/>
+          <w:u w:color="000000"/>
+          <w:bdr w:val="nil"/>
+          <w:lang w:val="en-US"/>
+        </w:rPr>
+        <w:t>Mitra</w:t>
+      </w:r>
+      <w:proofErr w:type="spellEnd"/>
+      <w:r>
+        <w:rPr>
+          <w:rFonts w:eastAsia="Arial Unicode MS" w:cstheme="minorHAnsi"/>
+          <w:bCs/>
+          <w:color w:val="000000"/>
+          <w:sz w:val="24"/>
+          <w:szCs w:val="24"/>
+          <w:u w:color="000000"/>
+          <w:bdr w:val="nil"/>
+          <w:lang w:val="en-US"/>
+        </w:rPr>
+        <w:t xml:space="preserve"> for </w:t>
+      </w:r>
+      <w:proofErr w:type="spellStart"/>
+      <w:r>
+        <w:rPr>
+          <w:rFonts w:eastAsia="Arial Unicode MS" w:cstheme="minorHAnsi"/>
+          <w:bCs/>
+          <w:color w:val="000000"/>
+          <w:sz w:val="24"/>
+          <w:szCs w:val="24"/>
+          <w:u w:color="000000"/>
+          <w:bdr w:val="nil"/>
+          <w:lang w:val="en-US"/>
+        </w:rPr>
+        <w:t>Linkedin</w:t>
+      </w:r>
+      <w:proofErr w:type="spellEnd"/>
+      <w:r>
+        <w:rPr>
+          <w:rFonts w:eastAsia="Arial Unicode MS" w:cstheme="minorHAnsi"/>
+          <w:bCs/>
+          <w:color w:val="000000"/>
+          <w:sz w:val="24"/>
+          <w:szCs w:val="24"/>
+          <w:u w:color="000000"/>
+          <w:bdr w:val="nil"/>
+          <w:lang w:val="en-US"/>
+        </w:rPr>
+        <w:t xml:space="preserve">. Available at: </w:t>
+      </w:r>
+      <w:hyperlink r:id="rId29" w:history="1">
+        <w:r>
+          <w:rPr>
+            <w:rStyle w:val="Hyperlink"/>
+            <w:rFonts w:eastAsia="Arial Unicode MS" w:cstheme="minorHAnsi"/>
+            <w:bCs/>
+            <w:sz w:val="24"/>
+            <w:szCs w:val="24"/>
+            <w:u w:color="000000"/>
+            <w:bdr w:val="nil"/>
+            <w:lang w:val="en-US"/>
+          </w:rPr>
+          <w:t>https://www.linkedin.com/pulse/java-design-patterns-singleton-factory-observer-sudip-mitra-upe7c</w:t>
+        </w:r>
+      </w:hyperlink>
+      <w:r>
+        <w:rPr>
+          <w:rFonts w:eastAsia="Arial Unicode MS" w:cstheme="minorHAnsi"/>
+          <w:bCs/>
+          <w:color w:val="000000"/>
+          <w:sz w:val="24"/>
+          <w:szCs w:val="24"/>
+          <w:u w:color="000000"/>
+          <w:bdr w:val="nil"/>
+          <w:lang w:val="en-US"/>
+        </w:rPr>
+        <w:t xml:space="preserve"> </w:t>
+      </w:r>
+    </w:p>
+    <w:p>
+      <w:pPr>
+        <w:ind w:left="426" w:hanging="426"/>
+        <w:rPr>
+          <w:rFonts w:eastAsia="Arial Unicode MS" w:cstheme="minorHAnsi"/>
+          <w:bCs/>
+          <w:color w:val="000000"/>
+          <w:u w:color="000000"/>
+          <w:bdr w:val="nil"/>
+        </w:rPr>
+      </w:pPr>
+    </w:p>
+    <w:p>
+      <w:pPr>
+        <w:ind w:left="426" w:hanging="426"/>
+        <w:rPr>
+          <w:rFonts w:eastAsia="Arial Unicode MS" w:cstheme="minorHAnsi"/>
+          <w:bCs/>
+          <w:color w:val="000000"/>
+          <w:u w:color="000000"/>
+          <w:bdr w:val="nil"/>
+        </w:rPr>
+      </w:pPr>
+    </w:p>
+    <w:p>
+      <w:pPr>
+        <w:spacing w:after="0" w:line="240" w:lineRule="auto"/>
+        <w:ind w:left="425" w:hanging="425"/>
+        <w:rPr>
+          <w:rFonts w:eastAsia="Arial Unicode MS" w:cstheme="minorHAnsi"/>
+          <w:bCs/>
+          <w:color w:val="000000"/>
+          <w:u w:color="000000"/>
+          <w:bdr w:val="nil"/>
+        </w:rPr>
+      </w:pPr>
+      <w:r>
+        <w:rPr>
+          <w:rFonts w:eastAsia="Arial Unicode MS" w:cstheme="minorHAnsi"/>
+          <w:bCs/>
+          <w:color w:val="000000"/>
+          <w:u w:color="000000"/>
+          <w:bdr w:val="nil"/>
+        </w:rPr>
+        <w:t>Lauro K. López Macías</w:t>
+      </w:r>
+    </w:p>
+    <w:p>
+      <w:pPr>
+        <w:spacing w:after="0" w:line="240" w:lineRule="auto"/>
+        <w:ind w:left="425" w:hanging="425"/>
+        <w:rPr>
+          <w:rFonts w:eastAsia="Arial Unicode MS" w:cstheme="minorHAnsi"/>
+          <w:b/>
+          <w:bCs/>
+          <w:color w:val="000000"/>
+          <w:u w:color="000000"/>
+          <w:bdr w:val="nil"/>
+        </w:rPr>
+      </w:pPr>
+      <w:r>
+        <w:rPr>
+          <w:rFonts w:eastAsia="Arial Unicode MS" w:cstheme="minorHAnsi"/>
+          <w:b/>
+          <w:bCs/>
+          <w:color w:val="000000"/>
+          <w:u w:color="000000"/>
+          <w:bdr w:val="nil"/>
+        </w:rPr>
+        <w:t xml:space="preserve">Quinto Semestre </w:t>
+      </w:r>
+      <w:proofErr w:type="spellStart"/>
+      <w:r>
+        <w:rPr>
+          <w:rFonts w:eastAsia="Arial Unicode MS" w:cstheme="minorHAnsi"/>
+          <w:b/>
+          <w:bCs/>
+          <w:color w:val="000000"/>
+          <w:u w:color="000000"/>
+          <w:bdr w:val="nil"/>
+        </w:rPr>
+        <w:t>TIC’s</w:t>
+      </w:r>
+      <w:proofErr w:type="spellEnd"/>
+    </w:p>
+    <w:p>
+      <w:pPr>
+        <w:widowControl w:val="0"/>
+        <w:pBdr>
+          <w:top w:val="nil"/>
+          <w:left w:val="nil"/>
+          <w:bottom w:val="nil"/>
+          <w:right w:val="nil"/>
+          <w:between w:val="nil"/>
+        </w:pBdr>
+        <w:spacing w:after="0" w:line="240" w:lineRule="auto"/>
+        <w:ind w:left="426" w:hanging="426"/>
+        <w:jc w:val="both"/>
+        <w:rPr>
+          <w:rFonts w:eastAsia="Arial Unicode MS" w:cstheme="minorHAnsi"/>
+          <w:bCs/>
+          <w:color w:val="000000"/>
+          <w:sz w:val="24"/>
+          <w:szCs w:val="24"/>
+          <w:u w:color="000000"/>
+          <w:bdr w:val="nil"/>
+        </w:rPr>
+      </w:pPr>
+      <w:bookmarkStart w:id="0" w:name="_GoBack"/>
+      <w:bookmarkEnd w:id="0"/>
+    </w:p>
+    <w:p>
+      <w:pPr>
+        <w:widowControl w:val="0"/>
+        <w:pBdr>
+          <w:top w:val="nil"/>
+          <w:left w:val="nil"/>
+          <w:bottom w:val="nil"/>
+          <w:right w:val="nil"/>
+          <w:between w:val="nil"/>
+        </w:pBdr>
+        <w:spacing w:after="0" w:line="240" w:lineRule="auto"/>
+        <w:ind w:left="426" w:hanging="426"/>
+        <w:jc w:val="both"/>
+        <w:rPr>
+          <w:rFonts w:eastAsia="Arial Unicode MS" w:cstheme="minorHAnsi"/>
+          <w:bCs/>
+          <w:color w:val="000000"/>
+          <w:sz w:val="24"/>
+          <w:szCs w:val="24"/>
+          <w:u w:color="000000"/>
+          <w:bdr w:val="nil"/>
+        </w:rPr>
+      </w:pPr>
+    </w:p>
+    <w:p>
+      <w:pPr>
+        <w:widowControl w:val="0"/>
+        <w:pBdr>
+          <w:top w:val="nil"/>
+          <w:left w:val="nil"/>
+          <w:bottom w:val="nil"/>
+          <w:right w:val="nil"/>
+          <w:between w:val="nil"/>
+        </w:pBdr>
+        <w:spacing w:after="0" w:line="240" w:lineRule="auto"/>
+        <w:ind w:left="426" w:hanging="426"/>
+        <w:jc w:val="both"/>
+        <w:rPr>
+          <w:rFonts w:eastAsia="Arial Unicode MS" w:cstheme="minorHAnsi"/>
+          <w:bCs/>
+          <w:color w:val="000000"/>
+          <w:sz w:val="24"/>
+          <w:szCs w:val="24"/>
+          <w:u w:color="000000"/>
+          <w:bdr w:val="nil"/>
+        </w:rPr>
+      </w:pPr>
+    </w:p>
+    <w:p>
+      <w:pPr>
+        <w:widowControl w:val="0"/>
+        <w:pBdr>
+          <w:top w:val="nil"/>
+          <w:left w:val="nil"/>
+          <w:bottom w:val="nil"/>
+          <w:right w:val="nil"/>
+          <w:between w:val="nil"/>
+        </w:pBdr>
+        <w:spacing w:after="0" w:line="240" w:lineRule="auto"/>
+        <w:ind w:left="426" w:hanging="426"/>
+        <w:jc w:val="both"/>
+        <w:rPr>
+          <w:rFonts w:eastAsia="Arial Unicode MS" w:cstheme="minorHAnsi"/>
+          <w:bCs/>
+          <w:color w:val="000000"/>
+          <w:sz w:val="24"/>
+          <w:szCs w:val="24"/>
+          <w:u w:color="000000"/>
+          <w:bdr w:val="nil"/>
+        </w:rPr>
+      </w:pPr>
+    </w:p>
+    <w:p>
+      <w:pPr>
+        <w:widowControl w:val="0"/>
+        <w:pBdr>
+          <w:top w:val="nil"/>
+          <w:left w:val="nil"/>
+          <w:bottom w:val="nil"/>
+          <w:right w:val="nil"/>
+          <w:between w:val="nil"/>
+        </w:pBdr>
+        <w:spacing w:after="0" w:line="240" w:lineRule="auto"/>
+        <w:ind w:left="426" w:hanging="426"/>
+        <w:jc w:val="both"/>
+        <w:rPr>
+          <w:rFonts w:ascii="Arial" w:hAnsi="Arial" w:cs="Arial"/>
           <w:i/>
           <w:iCs/>
           <w:sz w:val="20"/>
@@ -1323,42 +5310,9 @@
           <w:lang w:eastAsia="es-EC"/>
         </w:rPr>
       </w:pPr>
-      <w:r>
-        <w:rPr>
-          <w:rFonts w:ascii="Arial" w:hAnsi="Arial" w:cs="Arial"/>
-          <w:i/>
-          <w:iCs/>
-          <w:sz w:val="20"/>
-          <w:szCs w:val="20"/>
-          <w:lang w:eastAsia="es-EC"/>
-        </w:rPr>
-        <w:t>(</w:t>
-      </w:r>
-      <w:r>
-        <w:rPr>
-          <w:rFonts w:ascii="Arial" w:hAnsi="Arial" w:cs="Arial"/>
-          <w:i/>
-          <w:iCs/>
-          <w:sz w:val="20"/>
-          <w:szCs w:val="20"/>
-          <w:lang w:eastAsia="es-EC"/>
-        </w:rPr>
-        <w:t>Referencias bibliográficas y/o enlaces en Internet (normas APA) que se utilizaron para realizar la práctica.</w:t>
-      </w:r>
-      <w:r>
-        <w:rPr>
-          <w:rFonts w:ascii="Arial" w:hAnsi="Arial" w:cs="Arial"/>
-          <w:i/>
-          <w:iCs/>
-          <w:sz w:val="20"/>
-          <w:szCs w:val="20"/>
-          <w:lang w:eastAsia="es-EC"/>
-        </w:rPr>
-        <w:t>)</w:t>
-      </w:r>
     </w:p>
     <w:sectPr>
-      <w:headerReference w:type="first" r:id="rId14"/>
+      <w:headerReference w:type="first" r:id="rId30"/>
       <w:pgSz w:w="11906" w:h="16838"/>
       <w:pgMar w:top="1417" w:right="1701" w:bottom="1417" w:left="1701" w:header="708" w:footer="708" w:gutter="0"/>
       <w:pgNumType w:start="1"/>
@@ -1533,7 +5487,7 @@
               <w:szCs w:val="18"/>
               <w:lang w:val="es-ES"/>
             </w:rPr>
-            <w:t>3</w:t>
+            <w:t>7</w:t>
           </w:r>
           <w:r>
             <w:rPr>
@@ -2234,7 +6188,7 @@
         <v:path o:extrusionok="f" gradientshapeok="t" o:connecttype="rect"/>
         <o:lock v:ext="edit" aspectratio="t"/>
       </v:shapetype>
-      <v:shape id="_x0000_i1028" type="#_x0000_t75" style="width:11.4pt;height:11.4pt" o:bullet="t">
+      <v:shape id="_x0000_i1030" type="#_x0000_t75" style="width:11.4pt;height:11.4pt" o:bullet="t">
         <v:imagedata r:id="rId1" o:title="mso3E28"/>
       </v:shape>
     </w:pict>
@@ -2843,6 +6797,232 @@
     </w:lvl>
   </w:abstractNum>
   <w:abstractNum w:abstractNumId="5" w15:restartNumberingAfterBreak="0">
+    <w:nsid w:val="2C091613"/>
+    <w:multiLevelType w:val="hybridMultilevel"/>
+    <w:tmpl w:val="218405F6"/>
+    <w:lvl w:ilvl="0" w:tplc="95D82A18">
+      <w:start w:val="1"/>
+      <w:numFmt w:val="bullet"/>
+      <w:lvlText w:val="-"/>
+      <w:lvlJc w:val="left"/>
+      <w:pPr>
+        <w:ind w:left="720" w:hanging="360"/>
+      </w:pPr>
+      <w:rPr>
+        <w:rFonts w:ascii="Arial" w:eastAsiaTheme="minorHAnsi" w:hAnsi="Arial" w:cs="Arial" w:hint="default"/>
+      </w:rPr>
+    </w:lvl>
+    <w:lvl w:ilvl="1" w:tplc="300A0003">
+      <w:start w:val="1"/>
+      <w:numFmt w:val="bullet"/>
+      <w:lvlText w:val="o"/>
+      <w:lvlJc w:val="left"/>
+      <w:pPr>
+        <w:ind w:left="1440" w:hanging="360"/>
+      </w:pPr>
+      <w:rPr>
+        <w:rFonts w:ascii="Courier New" w:hAnsi="Courier New" w:cs="Courier New" w:hint="default"/>
+      </w:rPr>
+    </w:lvl>
+    <w:lvl w:ilvl="2" w:tplc="300A0005" w:tentative="1">
+      <w:start w:val="1"/>
+      <w:numFmt w:val="bullet"/>
+      <w:lvlText w:val=""/>
+      <w:lvlJc w:val="left"/>
+      <w:pPr>
+        <w:ind w:left="2160" w:hanging="360"/>
+      </w:pPr>
+      <w:rPr>
+        <w:rFonts w:ascii="Wingdings" w:hAnsi="Wingdings" w:hint="default"/>
+      </w:rPr>
+    </w:lvl>
+    <w:lvl w:ilvl="3" w:tplc="300A0001" w:tentative="1">
+      <w:start w:val="1"/>
+      <w:numFmt w:val="bullet"/>
+      <w:lvlText w:val=""/>
+      <w:lvlJc w:val="left"/>
+      <w:pPr>
+        <w:ind w:left="2880" w:hanging="360"/>
+      </w:pPr>
+      <w:rPr>
+        <w:rFonts w:ascii="Symbol" w:hAnsi="Symbol" w:hint="default"/>
+      </w:rPr>
+    </w:lvl>
+    <w:lvl w:ilvl="4" w:tplc="300A0003" w:tentative="1">
+      <w:start w:val="1"/>
+      <w:numFmt w:val="bullet"/>
+      <w:lvlText w:val="o"/>
+      <w:lvlJc w:val="left"/>
+      <w:pPr>
+        <w:ind w:left="3600" w:hanging="360"/>
+      </w:pPr>
+      <w:rPr>
+        <w:rFonts w:ascii="Courier New" w:hAnsi="Courier New" w:cs="Courier New" w:hint="default"/>
+      </w:rPr>
+    </w:lvl>
+    <w:lvl w:ilvl="5" w:tplc="300A0005" w:tentative="1">
+      <w:start w:val="1"/>
+      <w:numFmt w:val="bullet"/>
+      <w:lvlText w:val=""/>
+      <w:lvlJc w:val="left"/>
+      <w:pPr>
+        <w:ind w:left="4320" w:hanging="360"/>
+      </w:pPr>
+      <w:rPr>
+        <w:rFonts w:ascii="Wingdings" w:hAnsi="Wingdings" w:hint="default"/>
+      </w:rPr>
+    </w:lvl>
+    <w:lvl w:ilvl="6" w:tplc="300A0001" w:tentative="1">
+      <w:start w:val="1"/>
+      <w:numFmt w:val="bullet"/>
+      <w:lvlText w:val=""/>
+      <w:lvlJc w:val="left"/>
+      <w:pPr>
+        <w:ind w:left="5040" w:hanging="360"/>
+      </w:pPr>
+      <w:rPr>
+        <w:rFonts w:ascii="Symbol" w:hAnsi="Symbol" w:hint="default"/>
+      </w:rPr>
+    </w:lvl>
+    <w:lvl w:ilvl="7" w:tplc="300A0003" w:tentative="1">
+      <w:start w:val="1"/>
+      <w:numFmt w:val="bullet"/>
+      <w:lvlText w:val="o"/>
+      <w:lvlJc w:val="left"/>
+      <w:pPr>
+        <w:ind w:left="5760" w:hanging="360"/>
+      </w:pPr>
+      <w:rPr>
+        <w:rFonts w:ascii="Courier New" w:hAnsi="Courier New" w:cs="Courier New" w:hint="default"/>
+      </w:rPr>
+    </w:lvl>
+    <w:lvl w:ilvl="8" w:tplc="300A0005" w:tentative="1">
+      <w:start w:val="1"/>
+      <w:numFmt w:val="bullet"/>
+      <w:lvlText w:val=""/>
+      <w:lvlJc w:val="left"/>
+      <w:pPr>
+        <w:ind w:left="6480" w:hanging="360"/>
+      </w:pPr>
+      <w:rPr>
+        <w:rFonts w:ascii="Wingdings" w:hAnsi="Wingdings" w:hint="default"/>
+      </w:rPr>
+    </w:lvl>
+  </w:abstractNum>
+  <w:abstractNum w:abstractNumId="6" w15:restartNumberingAfterBreak="0">
+    <w:nsid w:val="2CE57CEE"/>
+    <w:multiLevelType w:val="hybridMultilevel"/>
+    <w:tmpl w:val="035895FE"/>
+    <w:lvl w:ilvl="0" w:tplc="300A0001">
+      <w:start w:val="1"/>
+      <w:numFmt w:val="bullet"/>
+      <w:lvlText w:val=""/>
+      <w:lvlJc w:val="left"/>
+      <w:pPr>
+        <w:ind w:left="720" w:hanging="360"/>
+      </w:pPr>
+      <w:rPr>
+        <w:rFonts w:ascii="Symbol" w:hAnsi="Symbol" w:hint="default"/>
+      </w:rPr>
+    </w:lvl>
+    <w:lvl w:ilvl="1" w:tplc="300A0003" w:tentative="1">
+      <w:start w:val="1"/>
+      <w:numFmt w:val="bullet"/>
+      <w:lvlText w:val="o"/>
+      <w:lvlJc w:val="left"/>
+      <w:pPr>
+        <w:ind w:left="1440" w:hanging="360"/>
+      </w:pPr>
+      <w:rPr>
+        <w:rFonts w:ascii="Courier New" w:hAnsi="Courier New" w:cs="Courier New" w:hint="default"/>
+      </w:rPr>
+    </w:lvl>
+    <w:lvl w:ilvl="2" w:tplc="300A0005" w:tentative="1">
+      <w:start w:val="1"/>
+      <w:numFmt w:val="bullet"/>
+      <w:lvlText w:val=""/>
+      <w:lvlJc w:val="left"/>
+      <w:pPr>
+        <w:ind w:left="2160" w:hanging="360"/>
+      </w:pPr>
+      <w:rPr>
+        <w:rFonts w:ascii="Wingdings" w:hAnsi="Wingdings" w:hint="default"/>
+      </w:rPr>
+    </w:lvl>
+    <w:lvl w:ilvl="3" w:tplc="300A0001" w:tentative="1">
+      <w:start w:val="1"/>
+      <w:numFmt w:val="bullet"/>
+      <w:lvlText w:val=""/>
+      <w:lvlJc w:val="left"/>
+      <w:pPr>
+        <w:ind w:left="2880" w:hanging="360"/>
+      </w:pPr>
+      <w:rPr>
+        <w:rFonts w:ascii="Symbol" w:hAnsi="Symbol" w:hint="default"/>
+      </w:rPr>
+    </w:lvl>
+    <w:lvl w:ilvl="4" w:tplc="300A0003" w:tentative="1">
+      <w:start w:val="1"/>
+      <w:numFmt w:val="bullet"/>
+      <w:lvlText w:val="o"/>
+      <w:lvlJc w:val="left"/>
+      <w:pPr>
+        <w:ind w:left="3600" w:hanging="360"/>
+      </w:pPr>
+      <w:rPr>
+        <w:rFonts w:ascii="Courier New" w:hAnsi="Courier New" w:cs="Courier New" w:hint="default"/>
+      </w:rPr>
+    </w:lvl>
+    <w:lvl w:ilvl="5" w:tplc="300A0005" w:tentative="1">
+      <w:start w:val="1"/>
+      <w:numFmt w:val="bullet"/>
+      <w:lvlText w:val=""/>
+      <w:lvlJc w:val="left"/>
+      <w:pPr>
+        <w:ind w:left="4320" w:hanging="360"/>
+      </w:pPr>
+      <w:rPr>
+        <w:rFonts w:ascii="Wingdings" w:hAnsi="Wingdings" w:hint="default"/>
+      </w:rPr>
+    </w:lvl>
+    <w:lvl w:ilvl="6" w:tplc="300A0001" w:tentative="1">
+      <w:start w:val="1"/>
+      <w:numFmt w:val="bullet"/>
+      <w:lvlText w:val=""/>
+      <w:lvlJc w:val="left"/>
+      <w:pPr>
+        <w:ind w:left="5040" w:hanging="360"/>
+      </w:pPr>
+      <w:rPr>
+        <w:rFonts w:ascii="Symbol" w:hAnsi="Symbol" w:hint="default"/>
+      </w:rPr>
+    </w:lvl>
+    <w:lvl w:ilvl="7" w:tplc="300A0003" w:tentative="1">
+      <w:start w:val="1"/>
+      <w:numFmt w:val="bullet"/>
+      <w:lvlText w:val="o"/>
+      <w:lvlJc w:val="left"/>
+      <w:pPr>
+        <w:ind w:left="5760" w:hanging="360"/>
+      </w:pPr>
+      <w:rPr>
+        <w:rFonts w:ascii="Courier New" w:hAnsi="Courier New" w:cs="Courier New" w:hint="default"/>
+      </w:rPr>
+    </w:lvl>
+    <w:lvl w:ilvl="8" w:tplc="300A0005" w:tentative="1">
+      <w:start w:val="1"/>
+      <w:numFmt w:val="bullet"/>
+      <w:lvlText w:val=""/>
+      <w:lvlJc w:val="left"/>
+      <w:pPr>
+        <w:ind w:left="6480" w:hanging="360"/>
+      </w:pPr>
+      <w:rPr>
+        <w:rFonts w:ascii="Wingdings" w:hAnsi="Wingdings" w:hint="default"/>
+      </w:rPr>
+    </w:lvl>
+  </w:abstractNum>
+  <w:abstractNum w:abstractNumId="7" w15:restartNumberingAfterBreak="0">
     <w:nsid w:val="2E8C7B01"/>
     <w:multiLevelType w:val="multilevel"/>
     <w:tmpl w:val="C17EACDC"/>
@@ -2963,7 +7143,185 @@
       </w:rPr>
     </w:lvl>
   </w:abstractNum>
-  <w:abstractNum w:abstractNumId="6" w15:restartNumberingAfterBreak="0">
+  <w:abstractNum w:abstractNumId="8" w15:restartNumberingAfterBreak="0">
+    <w:nsid w:val="32202064"/>
+    <w:multiLevelType w:val="hybridMultilevel"/>
+    <w:tmpl w:val="6E041576"/>
+    <w:lvl w:ilvl="0" w:tplc="300A000F">
+      <w:start w:val="1"/>
+      <w:numFmt w:val="decimal"/>
+      <w:lvlText w:val="%1."/>
+      <w:lvlJc w:val="left"/>
+      <w:pPr>
+        <w:ind w:left="720" w:hanging="360"/>
+      </w:pPr>
+      <w:rPr>
+        <w:rFonts w:hint="default"/>
+      </w:rPr>
+    </w:lvl>
+    <w:lvl w:ilvl="1" w:tplc="300A0019" w:tentative="1">
+      <w:start w:val="1"/>
+      <w:numFmt w:val="lowerLetter"/>
+      <w:lvlText w:val="%2."/>
+      <w:lvlJc w:val="left"/>
+      <w:pPr>
+        <w:ind w:left="1440" w:hanging="360"/>
+      </w:pPr>
+    </w:lvl>
+    <w:lvl w:ilvl="2" w:tplc="300A001B" w:tentative="1">
+      <w:start w:val="1"/>
+      <w:numFmt w:val="lowerRoman"/>
+      <w:lvlText w:val="%3."/>
+      <w:lvlJc w:val="right"/>
+      <w:pPr>
+        <w:ind w:left="2160" w:hanging="180"/>
+      </w:pPr>
+    </w:lvl>
+    <w:lvl w:ilvl="3" w:tplc="300A000F" w:tentative="1">
+      <w:start w:val="1"/>
+      <w:numFmt w:val="decimal"/>
+      <w:lvlText w:val="%4."/>
+      <w:lvlJc w:val="left"/>
+      <w:pPr>
+        <w:ind w:left="2880" w:hanging="360"/>
+      </w:pPr>
+    </w:lvl>
+    <w:lvl w:ilvl="4" w:tplc="300A0019" w:tentative="1">
+      <w:start w:val="1"/>
+      <w:numFmt w:val="lowerLetter"/>
+      <w:lvlText w:val="%5."/>
+      <w:lvlJc w:val="left"/>
+      <w:pPr>
+        <w:ind w:left="3600" w:hanging="360"/>
+      </w:pPr>
+    </w:lvl>
+    <w:lvl w:ilvl="5" w:tplc="300A001B" w:tentative="1">
+      <w:start w:val="1"/>
+      <w:numFmt w:val="lowerRoman"/>
+      <w:lvlText w:val="%6."/>
+      <w:lvlJc w:val="right"/>
+      <w:pPr>
+        <w:ind w:left="4320" w:hanging="180"/>
+      </w:pPr>
+    </w:lvl>
+    <w:lvl w:ilvl="6" w:tplc="300A000F" w:tentative="1">
+      <w:start w:val="1"/>
+      <w:numFmt w:val="decimal"/>
+      <w:lvlText w:val="%7."/>
+      <w:lvlJc w:val="left"/>
+      <w:pPr>
+        <w:ind w:left="5040" w:hanging="360"/>
+      </w:pPr>
+    </w:lvl>
+    <w:lvl w:ilvl="7" w:tplc="300A0019" w:tentative="1">
+      <w:start w:val="1"/>
+      <w:numFmt w:val="lowerLetter"/>
+      <w:lvlText w:val="%8."/>
+      <w:lvlJc w:val="left"/>
+      <w:pPr>
+        <w:ind w:left="5760" w:hanging="360"/>
+      </w:pPr>
+    </w:lvl>
+    <w:lvl w:ilvl="8" w:tplc="300A001B" w:tentative="1">
+      <w:start w:val="1"/>
+      <w:numFmt w:val="lowerRoman"/>
+      <w:lvlText w:val="%9."/>
+      <w:lvlJc w:val="right"/>
+      <w:pPr>
+        <w:ind w:left="6480" w:hanging="180"/>
+      </w:pPr>
+    </w:lvl>
+  </w:abstractNum>
+  <w:abstractNum w:abstractNumId="9" w15:restartNumberingAfterBreak="0">
+    <w:nsid w:val="367C70A3"/>
+    <w:multiLevelType w:val="hybridMultilevel"/>
+    <w:tmpl w:val="755CEB32"/>
+    <w:lvl w:ilvl="0" w:tplc="300A000F">
+      <w:start w:val="1"/>
+      <w:numFmt w:val="decimal"/>
+      <w:lvlText w:val="%1."/>
+      <w:lvlJc w:val="left"/>
+      <w:pPr>
+        <w:ind w:left="720" w:hanging="360"/>
+      </w:pPr>
+      <w:rPr>
+        <w:rFonts w:hint="default"/>
+      </w:rPr>
+    </w:lvl>
+    <w:lvl w:ilvl="1" w:tplc="300A0019" w:tentative="1">
+      <w:start w:val="1"/>
+      <w:numFmt w:val="lowerLetter"/>
+      <w:lvlText w:val="%2."/>
+      <w:lvlJc w:val="left"/>
+      <w:pPr>
+        <w:ind w:left="1440" w:hanging="360"/>
+      </w:pPr>
+    </w:lvl>
+    <w:lvl w:ilvl="2" w:tplc="300A001B" w:tentative="1">
+      <w:start w:val="1"/>
+      <w:numFmt w:val="lowerRoman"/>
+      <w:lvlText w:val="%3."/>
+      <w:lvlJc w:val="right"/>
+      <w:pPr>
+        <w:ind w:left="2160" w:hanging="180"/>
+      </w:pPr>
+    </w:lvl>
+    <w:lvl w:ilvl="3" w:tplc="300A000F" w:tentative="1">
+      <w:start w:val="1"/>
+      <w:numFmt w:val="decimal"/>
+      <w:lvlText w:val="%4."/>
+      <w:lvlJc w:val="left"/>
+      <w:pPr>
+        <w:ind w:left="2880" w:hanging="360"/>
+      </w:pPr>
+    </w:lvl>
+    <w:lvl w:ilvl="4" w:tplc="300A0019" w:tentative="1">
+      <w:start w:val="1"/>
+      <w:numFmt w:val="lowerLetter"/>
+      <w:lvlText w:val="%5."/>
+      <w:lvlJc w:val="left"/>
+      <w:pPr>
+        <w:ind w:left="3600" w:hanging="360"/>
+      </w:pPr>
+    </w:lvl>
+    <w:lvl w:ilvl="5" w:tplc="300A001B" w:tentative="1">
+      <w:start w:val="1"/>
+      <w:numFmt w:val="lowerRoman"/>
+      <w:lvlText w:val="%6."/>
+      <w:lvlJc w:val="right"/>
+      <w:pPr>
+        <w:ind w:left="4320" w:hanging="180"/>
+      </w:pPr>
+    </w:lvl>
+    <w:lvl w:ilvl="6" w:tplc="300A000F" w:tentative="1">
+      <w:start w:val="1"/>
+      <w:numFmt w:val="decimal"/>
+      <w:lvlText w:val="%7."/>
+      <w:lvlJc w:val="left"/>
+      <w:pPr>
+        <w:ind w:left="5040" w:hanging="360"/>
+      </w:pPr>
+    </w:lvl>
+    <w:lvl w:ilvl="7" w:tplc="300A0019" w:tentative="1">
+      <w:start w:val="1"/>
+      <w:numFmt w:val="lowerLetter"/>
+      <w:lvlText w:val="%8."/>
+      <w:lvlJc w:val="left"/>
+      <w:pPr>
+        <w:ind w:left="5760" w:hanging="360"/>
+      </w:pPr>
+    </w:lvl>
+    <w:lvl w:ilvl="8" w:tplc="300A001B" w:tentative="1">
+      <w:start w:val="1"/>
+      <w:numFmt w:val="lowerRoman"/>
+      <w:lvlText w:val="%9."/>
+      <w:lvlJc w:val="right"/>
+      <w:pPr>
+        <w:ind w:left="6480" w:hanging="180"/>
+      </w:pPr>
+    </w:lvl>
+  </w:abstractNum>
+  <w:abstractNum w:abstractNumId="10" w15:restartNumberingAfterBreak="0">
     <w:nsid w:val="40DD1A90"/>
     <w:multiLevelType w:val="multilevel"/>
     <w:tmpl w:val="6E5C174A"/>
@@ -3076,7 +7434,7 @@
       </w:rPr>
     </w:lvl>
   </w:abstractNum>
-  <w:abstractNum w:abstractNumId="7" w15:restartNumberingAfterBreak="0">
+  <w:abstractNum w:abstractNumId="11" w15:restartNumberingAfterBreak="0">
     <w:nsid w:val="43722CF5"/>
     <w:multiLevelType w:val="hybridMultilevel"/>
     <w:tmpl w:val="7CCAC0E6"/>
@@ -3162,7 +7520,7 @@
       </w:pPr>
     </w:lvl>
   </w:abstractNum>
-  <w:abstractNum w:abstractNumId="8" w15:restartNumberingAfterBreak="0">
+  <w:abstractNum w:abstractNumId="12" w15:restartNumberingAfterBreak="0">
     <w:nsid w:val="4D4940A8"/>
     <w:multiLevelType w:val="hybridMultilevel"/>
     <w:tmpl w:val="4FEC69F0"/>
@@ -3276,7 +7634,7 @@
       </w:rPr>
     </w:lvl>
   </w:abstractNum>
-  <w:abstractNum w:abstractNumId="9" w15:restartNumberingAfterBreak="0">
+  <w:abstractNum w:abstractNumId="13" w15:restartNumberingAfterBreak="0">
     <w:nsid w:val="4F397A1C"/>
     <w:multiLevelType w:val="multilevel"/>
     <w:tmpl w:val="CCDA827E"/>
@@ -3425,7 +7783,7 @@
       </w:rPr>
     </w:lvl>
   </w:abstractNum>
-  <w:abstractNum w:abstractNumId="10" w15:restartNumberingAfterBreak="0">
+  <w:abstractNum w:abstractNumId="14" w15:restartNumberingAfterBreak="0">
     <w:nsid w:val="54174C12"/>
     <w:multiLevelType w:val="multilevel"/>
     <w:tmpl w:val="15B62650"/>
@@ -3556,7 +7914,7 @@
       </w:rPr>
     </w:lvl>
   </w:abstractNum>
-  <w:abstractNum w:abstractNumId="11" w15:restartNumberingAfterBreak="0">
+  <w:abstractNum w:abstractNumId="15" w15:restartNumberingAfterBreak="0">
     <w:nsid w:val="54517D06"/>
     <w:multiLevelType w:val="hybridMultilevel"/>
     <w:tmpl w:val="3DB0EB80"/>
@@ -3668,7 +8026,7 @@
       </w:rPr>
     </w:lvl>
   </w:abstractNum>
-  <w:abstractNum w:abstractNumId="12" w15:restartNumberingAfterBreak="0">
+  <w:abstractNum w:abstractNumId="16" w15:restartNumberingAfterBreak="0">
     <w:nsid w:val="68E15795"/>
     <w:multiLevelType w:val="hybridMultilevel"/>
     <w:tmpl w:val="8FE616A0"/>
@@ -3781,7 +8139,7 @@
       </w:rPr>
     </w:lvl>
   </w:abstractNum>
-  <w:abstractNum w:abstractNumId="13" w15:restartNumberingAfterBreak="0">
+  <w:abstractNum w:abstractNumId="17" w15:restartNumberingAfterBreak="0">
     <w:nsid w:val="6AFC07D3"/>
     <w:multiLevelType w:val="multilevel"/>
     <w:tmpl w:val="B3426C00"/>
@@ -3894,7 +8252,7 @@
       </w:rPr>
     </w:lvl>
   </w:abstractNum>
-  <w:abstractNum w:abstractNumId="14" w15:restartNumberingAfterBreak="0">
+  <w:abstractNum w:abstractNumId="18" w15:restartNumberingAfterBreak="0">
     <w:nsid w:val="6B7B1E92"/>
     <w:multiLevelType w:val="multilevel"/>
     <w:tmpl w:val="21BA233E"/>
@@ -4025,7 +8383,7 @@
       </w:rPr>
     </w:lvl>
   </w:abstractNum>
-  <w:abstractNum w:abstractNumId="15" w15:restartNumberingAfterBreak="0">
+  <w:abstractNum w:abstractNumId="19" w15:restartNumberingAfterBreak="0">
     <w:nsid w:val="6FA144D3"/>
     <w:multiLevelType w:val="multilevel"/>
     <w:tmpl w:val="98CEB7D6"/>
@@ -4146,7 +8504,7 @@
       </w:rPr>
     </w:lvl>
   </w:abstractNum>
-  <w:abstractNum w:abstractNumId="16" w15:restartNumberingAfterBreak="0">
+  <w:abstractNum w:abstractNumId="20" w15:restartNumberingAfterBreak="0">
     <w:nsid w:val="70640007"/>
     <w:multiLevelType w:val="hybridMultilevel"/>
     <w:tmpl w:val="294A79AC"/>
@@ -4235,7 +8593,7 @@
       </w:pPr>
     </w:lvl>
   </w:abstractNum>
-  <w:abstractNum w:abstractNumId="17" w15:restartNumberingAfterBreak="0">
+  <w:abstractNum w:abstractNumId="21" w15:restartNumberingAfterBreak="0">
     <w:nsid w:val="738344F2"/>
     <w:multiLevelType w:val="hybridMultilevel"/>
     <w:tmpl w:val="C4E037F2"/>
@@ -4350,7 +8708,7 @@
       </w:rPr>
     </w:lvl>
   </w:abstractNum>
-  <w:abstractNum w:abstractNumId="18" w15:restartNumberingAfterBreak="0">
+  <w:abstractNum w:abstractNumId="22" w15:restartNumberingAfterBreak="0">
     <w:nsid w:val="74B1685F"/>
     <w:multiLevelType w:val="hybridMultilevel"/>
     <w:tmpl w:val="943E89B2"/>
@@ -4463,7 +8821,7 @@
       </w:rPr>
     </w:lvl>
   </w:abstractNum>
-  <w:abstractNum w:abstractNumId="19" w15:restartNumberingAfterBreak="0">
+  <w:abstractNum w:abstractNumId="23" w15:restartNumberingAfterBreak="0">
     <w:nsid w:val="75DB1EAD"/>
     <w:multiLevelType w:val="multilevel"/>
     <w:tmpl w:val="F2B0D608"/>
@@ -4576,7 +8934,7 @@
       </w:rPr>
     </w:lvl>
   </w:abstractNum>
-  <w:abstractNum w:abstractNumId="20" w15:restartNumberingAfterBreak="0">
+  <w:abstractNum w:abstractNumId="24" w15:restartNumberingAfterBreak="0">
     <w:nsid w:val="77694BC3"/>
     <w:multiLevelType w:val="hybridMultilevel"/>
     <w:tmpl w:val="8D0A3582"/>
@@ -4689,7 +9047,7 @@
       </w:rPr>
     </w:lvl>
   </w:abstractNum>
-  <w:abstractNum w:abstractNumId="21" w15:restartNumberingAfterBreak="0">
+  <w:abstractNum w:abstractNumId="25" w15:restartNumberingAfterBreak="0">
     <w:nsid w:val="7CE94054"/>
     <w:multiLevelType w:val="multilevel"/>
     <w:tmpl w:val="A4D4C1F2"/>
@@ -4804,31 +9162,31 @@
     </w:lvl>
   </w:abstractNum>
   <w:num w:numId="1">
-    <w:abstractNumId w:val="6"/>
+    <w:abstractNumId w:val="10"/>
   </w:num>
   <w:num w:numId="2">
+    <w:abstractNumId w:val="21"/>
+  </w:num>
+  <w:num w:numId="3">
+    <w:abstractNumId w:val="19"/>
+  </w:num>
+  <w:num w:numId="4">
     <w:abstractNumId w:val="17"/>
   </w:num>
-  <w:num w:numId="3">
-    <w:abstractNumId w:val="15"/>
-  </w:num>
-  <w:num w:numId="4">
-    <w:abstractNumId w:val="13"/>
-  </w:num>
   <w:num w:numId="5">
-    <w:abstractNumId w:val="21"/>
+    <w:abstractNumId w:val="25"/>
   </w:num>
   <w:num w:numId="6">
-    <w:abstractNumId w:val="10"/>
+    <w:abstractNumId w:val="14"/>
   </w:num>
   <w:num w:numId="7">
-    <w:abstractNumId w:val="14"/>
+    <w:abstractNumId w:val="18"/>
   </w:num>
   <w:num w:numId="8">
-    <w:abstractNumId w:val="19"/>
+    <w:abstractNumId w:val="23"/>
   </w:num>
   <w:num w:numId="9">
-    <w:abstractNumId w:val="20"/>
+    <w:abstractNumId w:val="24"/>
   </w:num>
   <w:num w:numId="10">
     <w:abstractNumId w:val="1"/>
@@ -4837,37 +9195,49 @@
     <w:abstractNumId w:val="3"/>
   </w:num>
   <w:num w:numId="12">
-    <w:abstractNumId w:val="11"/>
+    <w:abstractNumId w:val="15"/>
   </w:num>
   <w:num w:numId="13">
-    <w:abstractNumId w:val="5"/>
+    <w:abstractNumId w:val="7"/>
   </w:num>
   <w:num w:numId="14">
-    <w:abstractNumId w:val="8"/>
+    <w:abstractNumId w:val="12"/>
   </w:num>
   <w:num w:numId="15">
     <w:abstractNumId w:val="0"/>
   </w:num>
   <w:num w:numId="16">
-    <w:abstractNumId w:val="18"/>
+    <w:abstractNumId w:val="22"/>
   </w:num>
   <w:num w:numId="17">
-    <w:abstractNumId w:val="12"/>
+    <w:abstractNumId w:val="16"/>
   </w:num>
   <w:num w:numId="18">
     <w:abstractNumId w:val="2"/>
   </w:num>
   <w:num w:numId="19">
-    <w:abstractNumId w:val="9"/>
+    <w:abstractNumId w:val="13"/>
   </w:num>
   <w:num w:numId="20">
     <w:abstractNumId w:val="4"/>
   </w:num>
   <w:num w:numId="21">
-    <w:abstractNumId w:val="7"/>
+    <w:abstractNumId w:val="11"/>
   </w:num>
   <w:num w:numId="22">
-    <w:abstractNumId w:val="16"/>
+    <w:abstractNumId w:val="20"/>
+  </w:num>
+  <w:num w:numId="23">
+    <w:abstractNumId w:val="6"/>
+  </w:num>
+  <w:num w:numId="24">
+    <w:abstractNumId w:val="9"/>
+  </w:num>
+  <w:num w:numId="25">
+    <w:abstractNumId w:val="5"/>
+  </w:num>
+  <w:num w:numId="26">
+    <w:abstractNumId w:val="8"/>
   </w:num>
 </w:numbering>
 </file>
@@ -6138,7 +10508,7 @@
 </file>
 
 <file path=customXml/itemProps1.xml><?xml version="1.0" encoding="utf-8"?>
-<ds:datastoreItem xmlns:ds="http://schemas.openxmlformats.org/officeDocument/2006/customXml" ds:itemID="{5F32BBF5-88B5-4968-8D0F-D403FE689F84}">
+<ds:datastoreItem xmlns:ds="http://schemas.openxmlformats.org/officeDocument/2006/customXml" ds:itemID="{0375F4AD-0DCC-4BAA-A587-79D6C3278DF1}">
   <ds:schemaRefs>
     <ds:schemaRef ds:uri="http://schemas.openxmlformats.org/officeDocument/2006/bibliography"/>
   </ds:schemaRefs>
